--- a/Отчёт_OrderFlow_Парнас_АйТи.docx
+++ b/Отчёт_OrderFlow_Парнас_АйТи.docx
@@ -4,7 +4,7 @@
   <w:body>
     <w:p>
       <w:pPr>
-        <w:spacing w:before="0" w:after="0"/>
+        <w:spacing w:before="0" w:after="120"/>
         <w:ind w:firstLine="709"/>
         <w:jc w:val="both"/>
       </w:pPr>
@@ -16,389 +16,373 @@
     </w:p>
     <w:p>
       <w:pPr>
-        <w:spacing w:before="240" w:after="160"/>
+        <w:spacing w:before="240" w:after="120"/>
         <w:jc w:val="center"/>
       </w:pPr>
       <w:r>
         <w:rPr>
           <w:rFonts w:ascii="Times New Roman" w:hAnsi="Times New Roman"/>
           <w:b/>
-          <w:i w:val="0"/>
           <w:sz w:val="28"/>
         </w:rPr>
-        <w:t>СОДЕРЖАНИЕ</w:t>
+        <w:t>Содержание</w:t>
       </w:r>
     </w:p>
     <w:p>
       <w:pPr>
-        <w:spacing w:after="40"/>
+        <w:spacing w:after="60"/>
+        <w:ind w:left="0"/>
         <w:jc w:val="left"/>
       </w:pPr>
       <w:r>
         <w:rPr>
           <w:rFonts w:ascii="Times New Roman" w:hAnsi="Times New Roman"/>
-          <w:b w:val="0"/>
-          <w:i w:val="0"/>
-          <w:sz w:val="24"/>
+          <w:sz w:val="28"/>
         </w:rPr>
         <w:t>Введение</w:t>
       </w:r>
       <w:r>
         <w:rPr>
           <w:rFonts w:ascii="Times New Roman" w:hAnsi="Times New Roman"/>
-          <w:b w:val="0"/>
-          <w:i w:val="0"/>
-          <w:sz w:val="24"/>
+          <w:sz w:val="28"/>
         </w:rPr>
-        <w:t>..............3</w:t>
+        <w:t>..........3</w:t>
       </w:r>
     </w:p>
     <w:p>
       <w:pPr>
-        <w:spacing w:after="40"/>
+        <w:spacing w:after="60"/>
+        <w:ind w:left="0"/>
         <w:jc w:val="left"/>
       </w:pPr>
       <w:r>
         <w:rPr>
           <w:rFonts w:ascii="Times New Roman" w:hAnsi="Times New Roman"/>
-          <w:b w:val="0"/>
-          <w:i w:val="0"/>
-          <w:sz w:val="24"/>
+          <w:sz w:val="28"/>
         </w:rPr>
-        <w:t>Раздел 1</w:t>
-      </w:r>
-    </w:p>
-    <w:p>
-      <w:pPr>
-        <w:spacing w:after="40"/>
-        <w:jc w:val="left"/>
-      </w:pPr>
-      <w:r>
-        <w:rPr>
-          <w:rFonts w:ascii="Times New Roman" w:hAnsi="Times New Roman"/>
-          <w:b w:val="0"/>
-          <w:i w:val="0"/>
-          <w:sz w:val="24"/>
-        </w:rPr>
-        <w:t>1. Характеристика предприятия и постановка задачи</w:t>
+        <w:t>Раздел 1. Анализ предметной области и характеристика организации</w:t>
       </w:r>
       <w:r>
         <w:rPr>
           <w:rFonts w:ascii="Times New Roman" w:hAnsi="Times New Roman"/>
-          <w:b w:val="0"/>
-          <w:i w:val="0"/>
-          <w:sz w:val="24"/>
+          <w:sz w:val="28"/>
         </w:rPr>
-        <w:t>..............5</w:t>
+        <w:t>..........6</w:t>
       </w:r>
     </w:p>
     <w:p>
       <w:pPr>
-        <w:spacing w:after="40"/>
+        <w:spacing w:after="60"/>
         <w:ind w:left="709"/>
         <w:jc w:val="left"/>
       </w:pPr>
       <w:r>
         <w:rPr>
           <w:rFonts w:ascii="Times New Roman" w:hAnsi="Times New Roman"/>
-          <w:b w:val="0"/>
-          <w:i w:val="0"/>
-          <w:sz w:val="24"/>
+          <w:sz w:val="28"/>
         </w:rPr>
-        <w:t>1.1. Общая характеристика организации и подразделения</w:t>
+        <w:t>1.1. Характеристика предприятия ООО "Парнас АйТи"</w:t>
       </w:r>
       <w:r>
         <w:rPr>
           <w:rFonts w:ascii="Times New Roman" w:hAnsi="Times New Roman"/>
-          <w:b w:val="0"/>
-          <w:i w:val="0"/>
-          <w:sz w:val="24"/>
+          <w:sz w:val="28"/>
         </w:rPr>
-        <w:t>..............5</w:t>
+        <w:t>..........6</w:t>
       </w:r>
     </w:p>
     <w:p>
       <w:pPr>
-        <w:spacing w:after="40"/>
+        <w:spacing w:after="60"/>
         <w:ind w:left="709"/>
         <w:jc w:val="left"/>
       </w:pPr>
       <w:r>
         <w:rPr>
           <w:rFonts w:ascii="Times New Roman" w:hAnsi="Times New Roman"/>
-          <w:b w:val="0"/>
-          <w:i w:val="0"/>
-          <w:sz w:val="24"/>
+          <w:sz w:val="28"/>
         </w:rPr>
-        <w:t>1.2. Техническое и программное обеспечение</w:t>
+        <w:t>1.2. Характеристика структурного подразделения, в котором проходила практика</w:t>
       </w:r>
       <w:r>
         <w:rPr>
           <w:rFonts w:ascii="Times New Roman" w:hAnsi="Times New Roman"/>
-          <w:b w:val="0"/>
-          <w:i w:val="0"/>
-          <w:sz w:val="24"/>
+          <w:sz w:val="28"/>
         </w:rPr>
-        <w:t>..............6</w:t>
+        <w:t>..........7</w:t>
       </w:r>
     </w:p>
     <w:p>
       <w:pPr>
-        <w:spacing w:after="40"/>
+        <w:spacing w:after="60"/>
         <w:ind w:left="709"/>
         <w:jc w:val="left"/>
       </w:pPr>
       <w:r>
         <w:rPr>
           <w:rFonts w:ascii="Times New Roman" w:hAnsi="Times New Roman"/>
-          <w:b w:val="0"/>
-          <w:i w:val="0"/>
-          <w:sz w:val="24"/>
+          <w:sz w:val="28"/>
         </w:rPr>
-        <w:t>1.3. Анализ существующих недостатков и проблем управления заказами</w:t>
+        <w:t>1.3. Обзор используемого на предприятии технического парка и программного обеспечения</w:t>
       </w:r>
       <w:r>
         <w:rPr>
           <w:rFonts w:ascii="Times New Roman" w:hAnsi="Times New Roman"/>
-          <w:b w:val="0"/>
-          <w:i w:val="0"/>
-          <w:sz w:val="24"/>
+          <w:sz w:val="28"/>
         </w:rPr>
-        <w:t>..............7</w:t>
+        <w:t>..........8</w:t>
       </w:r>
     </w:p>
     <w:p>
       <w:pPr>
-        <w:spacing w:after="40"/>
+        <w:spacing w:after="60"/>
         <w:ind w:left="709"/>
         <w:jc w:val="left"/>
       </w:pPr>
       <w:r>
         <w:rPr>
           <w:rFonts w:ascii="Times New Roman" w:hAnsi="Times New Roman"/>
-          <w:b w:val="0"/>
-          <w:i w:val="0"/>
-          <w:sz w:val="24"/>
+          <w:sz w:val="28"/>
         </w:rPr>
-        <w:t>1.4. Формулировка цели и задач практики</w:t>
+        <w:t>1.4. Выявление потребностей в совершенствовании информационных технологий и постановка задач практики</w:t>
       </w:r>
       <w:r>
         <w:rPr>
           <w:rFonts w:ascii="Times New Roman" w:hAnsi="Times New Roman"/>
-          <w:b w:val="0"/>
-          <w:i w:val="0"/>
-          <w:sz w:val="24"/>
+          <w:sz w:val="28"/>
         </w:rPr>
-        <w:t>..............8</w:t>
+        <w:t>..........10</w:t>
       </w:r>
     </w:p>
     <w:p>
       <w:pPr>
-        <w:spacing w:after="40"/>
+        <w:spacing w:after="60"/>
+        <w:ind w:left="0"/>
         <w:jc w:val="left"/>
       </w:pPr>
       <w:r>
         <w:rPr>
           <w:rFonts w:ascii="Times New Roman" w:hAnsi="Times New Roman"/>
-          <w:b w:val="0"/>
-          <w:i w:val="0"/>
-          <w:sz w:val="24"/>
+          <w:sz w:val="28"/>
         </w:rPr>
-        <w:t>Раздел 2</w:t>
-      </w:r>
-    </w:p>
-    <w:p>
-      <w:pPr>
-        <w:spacing w:after="40"/>
-        <w:jc w:val="left"/>
-      </w:pPr>
-      <w:r>
-        <w:rPr>
-          <w:rFonts w:ascii="Times New Roman" w:hAnsi="Times New Roman"/>
-          <w:b w:val="0"/>
-          <w:i w:val="0"/>
-          <w:sz w:val="24"/>
-        </w:rPr>
-        <w:t>2. Содержание мероприятий по разработке системы автоматизации заказов</w:t>
+        <w:t>Раздел 2. Разработка веб-платформы OrderFlow для автоматизации обработки заказов</w:t>
       </w:r>
       <w:r>
         <w:rPr>
           <w:rFonts w:ascii="Times New Roman" w:hAnsi="Times New Roman"/>
-          <w:b w:val="0"/>
-          <w:i w:val="0"/>
-          <w:sz w:val="24"/>
+          <w:sz w:val="28"/>
         </w:rPr>
-        <w:t>..............9</w:t>
+        <w:t>..........13</w:t>
       </w:r>
     </w:p>
     <w:p>
       <w:pPr>
-        <w:spacing w:after="40"/>
+        <w:spacing w:after="60"/>
         <w:ind w:left="709"/>
         <w:jc w:val="left"/>
       </w:pPr>
       <w:r>
         <w:rPr>
           <w:rFonts w:ascii="Times New Roman" w:hAnsi="Times New Roman"/>
-          <w:b w:val="0"/>
-          <w:i w:val="0"/>
-          <w:sz w:val="24"/>
+          <w:sz w:val="28"/>
         </w:rPr>
-        <w:t>2.1. Анализ и сравнительная оценка методов решения задач практики</w:t>
+        <w:t>2.1. Анализ и сравнительная оценка методов разработки серверной части</w:t>
       </w:r>
       <w:r>
         <w:rPr>
           <w:rFonts w:ascii="Times New Roman" w:hAnsi="Times New Roman"/>
-          <w:b w:val="0"/>
-          <w:i w:val="0"/>
-          <w:sz w:val="24"/>
+          <w:sz w:val="28"/>
         </w:rPr>
-        <w:t>..............9</w:t>
+        <w:t>..........13</w:t>
       </w:r>
     </w:p>
     <w:p>
       <w:pPr>
-        <w:spacing w:after="40"/>
+        <w:spacing w:after="60"/>
         <w:ind w:left="709"/>
         <w:jc w:val="left"/>
       </w:pPr>
       <w:r>
         <w:rPr>
           <w:rFonts w:ascii="Times New Roman" w:hAnsi="Times New Roman"/>
-          <w:b w:val="0"/>
-          <w:i w:val="0"/>
-          <w:sz w:val="24"/>
+          <w:sz w:val="28"/>
         </w:rPr>
-        <w:t>2.2. Описание реализации решения</w:t>
+        <w:t>2.2. Обоснование выбора платформы Node.js / NestJS и ключевых технологий</w:t>
       </w:r>
       <w:r>
         <w:rPr>
           <w:rFonts w:ascii="Times New Roman" w:hAnsi="Times New Roman"/>
-          <w:b w:val="0"/>
-          <w:i w:val="0"/>
-          <w:sz w:val="24"/>
+          <w:sz w:val="28"/>
         </w:rPr>
-        <w:t>..............11</w:t>
+        <w:t>..........15</w:t>
       </w:r>
     </w:p>
     <w:p>
       <w:pPr>
-        <w:spacing w:after="40"/>
+        <w:spacing w:after="60"/>
+        <w:ind w:left="709"/>
         <w:jc w:val="left"/>
       </w:pPr>
       <w:r>
         <w:rPr>
           <w:rFonts w:ascii="Times New Roman" w:hAnsi="Times New Roman"/>
-          <w:b w:val="0"/>
-          <w:i w:val="0"/>
-          <w:sz w:val="24"/>
+          <w:sz w:val="28"/>
+        </w:rPr>
+        <w:t>2.3. Описание реализации уровня данных и бизнес-логики системы</w:t>
+      </w:r>
+      <w:r>
+        <w:rPr>
+          <w:rFonts w:ascii="Times New Roman" w:hAnsi="Times New Roman"/>
+          <w:sz w:val="28"/>
+        </w:rPr>
+        <w:t>..........17</w:t>
+      </w:r>
+    </w:p>
+    <w:p>
+      <w:pPr>
+        <w:spacing w:after="60"/>
+        <w:ind w:left="709"/>
+        <w:jc w:val="left"/>
+      </w:pPr>
+      <w:r>
+        <w:rPr>
+          <w:rFonts w:ascii="Times New Roman" w:hAnsi="Times New Roman"/>
+          <w:sz w:val="28"/>
+        </w:rPr>
+        <w:t>2.4. Общие архитектурные принципы, реализованные в платформе</w:t>
+      </w:r>
+      <w:r>
+        <w:rPr>
+          <w:rFonts w:ascii="Times New Roman" w:hAnsi="Times New Roman"/>
+          <w:sz w:val="28"/>
+        </w:rPr>
+        <w:t>..........21</w:t>
+      </w:r>
+    </w:p>
+    <w:p>
+      <w:pPr>
+        <w:spacing w:after="60"/>
+        <w:ind w:left="709"/>
+        <w:jc w:val="left"/>
+      </w:pPr>
+      <w:r>
+        <w:rPr>
+          <w:rFonts w:ascii="Times New Roman" w:hAnsi="Times New Roman"/>
+          <w:sz w:val="28"/>
+        </w:rPr>
+        <w:t>2.5. Разработка пользовательского интерфейса на Next.js / React</w:t>
+      </w:r>
+      <w:r>
+        <w:rPr>
+          <w:rFonts w:ascii="Times New Roman" w:hAnsi="Times New Roman"/>
+          <w:sz w:val="28"/>
+        </w:rPr>
+        <w:t>..........22</w:t>
+      </w:r>
+    </w:p>
+    <w:p>
+      <w:pPr>
+        <w:spacing w:after="60"/>
+        <w:ind w:left="0"/>
+        <w:jc w:val="left"/>
+      </w:pPr>
+      <w:r>
+        <w:rPr>
+          <w:rFonts w:ascii="Times New Roman" w:hAnsi="Times New Roman"/>
+          <w:sz w:val="28"/>
         </w:rPr>
         <w:t>Заключение</w:t>
       </w:r>
       <w:r>
         <w:rPr>
           <w:rFonts w:ascii="Times New Roman" w:hAnsi="Times New Roman"/>
-          <w:b w:val="0"/>
-          <w:i w:val="0"/>
-          <w:sz w:val="24"/>
+          <w:sz w:val="28"/>
         </w:rPr>
-        <w:t>..............17</w:t>
+        <w:t>..........25</w:t>
       </w:r>
     </w:p>
     <w:p>
       <w:pPr>
-        <w:spacing w:after="40"/>
+        <w:spacing w:after="60"/>
+        <w:ind w:left="0"/>
         <w:jc w:val="left"/>
       </w:pPr>
       <w:r>
         <w:rPr>
           <w:rFonts w:ascii="Times New Roman" w:hAnsi="Times New Roman"/>
-          <w:b w:val="0"/>
-          <w:i w:val="0"/>
-          <w:sz w:val="24"/>
+          <w:sz w:val="28"/>
         </w:rPr>
         <w:t>Список использованных источников</w:t>
       </w:r>
       <w:r>
         <w:rPr>
           <w:rFonts w:ascii="Times New Roman" w:hAnsi="Times New Roman"/>
-          <w:b w:val="0"/>
-          <w:i w:val="0"/>
-          <w:sz w:val="24"/>
+          <w:sz w:val="28"/>
         </w:rPr>
-        <w:t>..............18</w:t>
+        <w:t>..........27</w:t>
       </w:r>
     </w:p>
     <w:p>
       <w:pPr>
-        <w:spacing w:after="40"/>
+        <w:spacing w:after="60"/>
+        <w:ind w:left="0"/>
         <w:jc w:val="left"/>
       </w:pPr>
       <w:r>
         <w:rPr>
           <w:rFonts w:ascii="Times New Roman" w:hAnsi="Times New Roman"/>
-          <w:b w:val="0"/>
-          <w:i w:val="0"/>
-          <w:sz w:val="24"/>
+          <w:sz w:val="28"/>
         </w:rPr>
         <w:t>Приложение А</w:t>
       </w:r>
       <w:r>
         <w:rPr>
           <w:rFonts w:ascii="Times New Roman" w:hAnsi="Times New Roman"/>
-          <w:b w:val="0"/>
-          <w:i w:val="0"/>
-          <w:sz w:val="24"/>
+          <w:sz w:val="28"/>
         </w:rPr>
-        <w:t>..............19</w:t>
+        <w:t>..........29</w:t>
       </w:r>
     </w:p>
     <w:p>
       <w:pPr>
-        <w:spacing w:after="40"/>
+        <w:spacing w:after="60"/>
+        <w:ind w:left="0"/>
         <w:jc w:val="left"/>
       </w:pPr>
       <w:r>
         <w:rPr>
           <w:rFonts w:ascii="Times New Roman" w:hAnsi="Times New Roman"/>
-          <w:b w:val="0"/>
-          <w:i w:val="0"/>
-          <w:sz w:val="24"/>
+          <w:sz w:val="28"/>
         </w:rPr>
         <w:t>Приложение Б</w:t>
       </w:r>
       <w:r>
         <w:rPr>
           <w:rFonts w:ascii="Times New Roman" w:hAnsi="Times New Roman"/>
-          <w:b w:val="0"/>
-          <w:i w:val="0"/>
-          <w:sz w:val="24"/>
+          <w:sz w:val="28"/>
         </w:rPr>
-        <w:t>..............21</w:t>
+        <w:t>..........31</w:t>
       </w:r>
     </w:p>
     <w:p>
       <w:pPr>
-        <w:spacing w:after="40"/>
+        <w:spacing w:after="60"/>
+        <w:ind w:left="0"/>
         <w:jc w:val="left"/>
       </w:pPr>
       <w:r>
         <w:rPr>
           <w:rFonts w:ascii="Times New Roman" w:hAnsi="Times New Roman"/>
-          <w:b w:val="0"/>
-          <w:i w:val="0"/>
-          <w:sz w:val="24"/>
+          <w:sz w:val="28"/>
         </w:rPr>
         <w:t>Приложение В</w:t>
       </w:r>
       <w:r>
         <w:rPr>
           <w:rFonts w:ascii="Times New Roman" w:hAnsi="Times New Roman"/>
-          <w:b w:val="0"/>
-          <w:i w:val="0"/>
-          <w:sz w:val="24"/>
+          <w:sz w:val="28"/>
         </w:rPr>
-        <w:t>..............22</w:t>
+        <w:t>..........33</w:t>
       </w:r>
     </w:p>
     <w:p>
@@ -408,17 +392,16 @@
     </w:p>
     <w:p>
       <w:pPr>
-        <w:spacing w:before="240" w:after="160"/>
+        <w:spacing w:before="240" w:after="120"/>
         <w:jc w:val="center"/>
       </w:pPr>
       <w:r>
         <w:rPr>
           <w:rFonts w:ascii="Times New Roman" w:hAnsi="Times New Roman"/>
           <w:b/>
-          <w:i w:val="0"/>
           <w:sz w:val="28"/>
         </w:rPr>
-        <w:t>ВВЕДЕНИЕ</w:t>
+        <w:t>Введение</w:t>
       </w:r>
     </w:p>
     <w:p>
@@ -431,10 +414,9 @@
         <w:rPr>
           <w:rFonts w:ascii="Times New Roman" w:hAnsi="Times New Roman"/>
           <w:b w:val="0"/>
-          <w:i w:val="0"/>
-          <w:sz w:val="24"/>
+          <w:sz w:val="28"/>
         </w:rPr>
-        <w:t>ООО «Парнас АйТи» — российская IT-компания, специализирующаяся на разработке корпоративного программного обеспечения и цифровых платформ для автоматизации бизнес-процессов. Компания оказывает услуги по проектированию, разработке и внедрению информационных систем для предприятий различных отраслей: ритейла, логистики, производства и сферы услуг. В портфеле компании — решения для управления складом, CRM-системы, платформы для автоматизации документооборота и интеграционные сервисы.</w:t>
+        <w:t>Преддипломная практика является важным этапом подготовки бакалавра по направлению 09.03.03 "Прикладная информатика" и направлена на закрепление теоретических знаний, получение практических навыков и сбор материалов для выполнения выпускной квалификационной работы. Данная практика проходила в обществе с ограниченной ответственностью "Парнас АйТи" (ООО "Парнас АйТи") в период с 06.04.2026 по 19.05.2026.</w:t>
       </w:r>
     </w:p>
     <w:p>
@@ -447,234 +429,195 @@
         <w:rPr>
           <w:rFonts w:ascii="Times New Roman" w:hAnsi="Times New Roman"/>
           <w:b w:val="0"/>
-          <w:i w:val="0"/>
-          <w:sz w:val="24"/>
+          <w:sz w:val="28"/>
         </w:rPr>
-        <w:t>Основными направлениями деятельности компании являются:</w:t>
+        <w:t>ООО "Парнас АйТи" — российская компания, специализирующаяся на разработке программного обеспечения и предоставлении IT-услуг. Основными направлениями деятельности организации являются создание CRM- и ERP-систем, корпоративных платформ управления заказами, веб-разработка, разработка мобильных приложений, системная интеграция и внедрение облачных решений. Компания успешно функционирует на рынках B2B и B2G, реализуя проекты для крупных корпоративных клиентов. В портфеле компании насчитывается более 120 успешно реализованных проектов, что свидетельствует о значительном опыте в области информационных технологий.</w:t>
       </w:r>
     </w:p>
     <w:p>
       <w:pPr>
-        <w:spacing w:after="60"/>
-        <w:ind w:left="709" w:hanging="283"/>
+        <w:spacing w:before="0" w:after="120"/>
+        <w:ind w:firstLine="709"/>
         <w:jc w:val="both"/>
       </w:pPr>
       <w:r>
         <w:rPr>
           <w:rFonts w:ascii="Times New Roman" w:hAnsi="Times New Roman"/>
           <w:b w:val="0"/>
-          <w:i w:val="0"/>
-          <w:sz w:val="24"/>
+          <w:sz w:val="28"/>
         </w:rPr>
-        <w:t>– Разработка корпоративного программного обеспечения на заказ</w:t>
+        <w:t>Практика проходила в отделе разработки программного обеспечения. Основными целями данного подразделения являются проектирование, разработка, тестирование и внедрение программных продуктов в соответствии с требованиями заказчиков, а также техническая поддержка и сопровождение разработанных решений. Подразделение решает задачи по автоматизации бизнес-процессов клиентов, созданию высоконагруженных систем и интеграции различных информационных платформ.</w:t>
       </w:r>
     </w:p>
     <w:p>
       <w:pPr>
-        <w:spacing w:after="60"/>
-        <w:ind w:left="709" w:hanging="283"/>
+        <w:spacing w:before="0" w:after="120"/>
+        <w:ind w:firstLine="709"/>
         <w:jc w:val="both"/>
       </w:pPr>
       <w:r>
         <w:rPr>
           <w:rFonts w:ascii="Times New Roman" w:hAnsi="Times New Roman"/>
           <w:b w:val="0"/>
-          <w:i w:val="0"/>
-          <w:sz w:val="24"/>
+          <w:sz w:val="28"/>
         </w:rPr>
-        <w:t>– Проектирование и внедрение SaaS-платформ для бизнеса</w:t>
+        <w:t>В период прохождения практики обучающийся занимал должность стажёра-разработчика. В рамках данной позиции основной задачей являлось выполнение поручений руководителя практики от организации, связанных с проектированием и разработкой компонентов веб-платформы для автоматизации управления заказами.</w:t>
       </w:r>
     </w:p>
     <w:p>
       <w:pPr>
-        <w:spacing w:after="60"/>
-        <w:ind w:left="709" w:hanging="283"/>
+        <w:spacing w:before="0" w:after="120"/>
+        <w:ind w:firstLine="709"/>
         <w:jc w:val="both"/>
       </w:pPr>
       <w:r>
         <w:rPr>
           <w:rFonts w:ascii="Times New Roman" w:hAnsi="Times New Roman"/>
           <w:b w:val="0"/>
-          <w:i w:val="0"/>
-          <w:sz w:val="24"/>
+          <w:sz w:val="28"/>
         </w:rPr>
-        <w:t>– Интеграция с внешними сервисами: CRM, платёжными системами, логистическими операторами</w:t>
+        <w:t>В течение практики перед обучающимся были поставлены следующие основные задачи:</w:t>
       </w:r>
     </w:p>
     <w:p>
       <w:pPr>
-        <w:spacing w:after="60"/>
-        <w:ind w:left="709" w:hanging="283"/>
+        <w:spacing w:before="0" w:after="120"/>
+        <w:ind w:firstLine="709"/>
+        <w:jc w:val="both"/>
+      </w:pPr>
+    </w:p>
+    <w:p>
+      <w:pPr>
+        <w:spacing w:after="120"/>
+        <w:ind w:firstLine="709"/>
+        <w:jc w:val="both"/>
+      </w:pPr>
+      <w:r>
+        <w:rPr>
+          <w:rFonts w:ascii="Times New Roman" w:hAnsi="Times New Roman"/>
+          <w:sz w:val="28"/>
+        </w:rPr>
+        <w:t>1. Изучить специфику деятельности ООО "Парнас АйТи" и контекст разработки программных решений в области автоматизации бизнес-процессов.</w:t>
+      </w:r>
+    </w:p>
+    <w:p>
+      <w:pPr>
+        <w:spacing w:after="120"/>
+        <w:ind w:firstLine="709"/>
+        <w:jc w:val="both"/>
+      </w:pPr>
+      <w:r>
+        <w:rPr>
+          <w:rFonts w:ascii="Times New Roman" w:hAnsi="Times New Roman"/>
+          <w:sz w:val="28"/>
+        </w:rPr>
+        <w:t>2. Провести анализ предметной области и выявить потребности в создании централизованной платформы управления заказами.</w:t>
+      </w:r>
+    </w:p>
+    <w:p>
+      <w:pPr>
+        <w:spacing w:after="120"/>
+        <w:ind w:firstLine="709"/>
+        <w:jc w:val="both"/>
+      </w:pPr>
+      <w:r>
+        <w:rPr>
+          <w:rFonts w:ascii="Times New Roman" w:hAnsi="Times New Roman"/>
+          <w:sz w:val="28"/>
+        </w:rPr>
+        <w:t>3. Выполнить сравнительный анализ фреймворков серверной разработки и обосновать выбор технологического стека для реализации проекта.</w:t>
+      </w:r>
+    </w:p>
+    <w:p>
+      <w:pPr>
+        <w:spacing w:after="120"/>
+        <w:ind w:firstLine="709"/>
+        <w:jc w:val="both"/>
+      </w:pPr>
+      <w:r>
+        <w:rPr>
+          <w:rFonts w:ascii="Times New Roman" w:hAnsi="Times New Roman"/>
+          <w:sz w:val="28"/>
+        </w:rPr>
+        <w:t>4. Спроектировать реляционную схему базы данных PostgreSQL для хранения пользователей, заказов, клиентов, истории изменений и уведомлений.</w:t>
+      </w:r>
+    </w:p>
+    <w:p>
+      <w:pPr>
+        <w:spacing w:after="120"/>
+        <w:ind w:firstLine="709"/>
+        <w:jc w:val="both"/>
+      </w:pPr>
+      <w:r>
+        <w:rPr>
+          <w:rFonts w:ascii="Times New Roman" w:hAnsi="Times New Roman"/>
+          <w:sz w:val="28"/>
+        </w:rPr>
+        <w:t>5. Разработать REST API на базе NestJS с реализацией ролевой модели доступа (администратор, менеджер, исполнитель, клиент) и JWT-аутентификацией.</w:t>
+      </w:r>
+    </w:p>
+    <w:p>
+      <w:pPr>
+        <w:spacing w:after="120"/>
+        <w:ind w:firstLine="709"/>
+        <w:jc w:val="both"/>
+      </w:pPr>
+      <w:r>
+        <w:rPr>
+          <w:rFonts w:ascii="Times New Roman" w:hAnsi="Times New Roman"/>
+          <w:sz w:val="28"/>
+        </w:rPr>
+        <w:t>6. Реализовать модуль автоматического распределения заказов с поддержкой алгоритмов Round Robin, минимальной загрузки и приоритетного назначения.</w:t>
+      </w:r>
+    </w:p>
+    <w:p>
+      <w:pPr>
+        <w:spacing w:after="120"/>
+        <w:ind w:firstLine="709"/>
+        <w:jc w:val="both"/>
+      </w:pPr>
+      <w:r>
+        <w:rPr>
+          <w:rFonts w:ascii="Times New Roman" w:hAnsi="Times New Roman"/>
+          <w:sz w:val="28"/>
+        </w:rPr>
+        <w:t>7. Создать интерактивный пользовательский интерфейс на Next.js / React с аналитическими дашбордами и панелью администратора.</w:t>
+      </w:r>
+    </w:p>
+    <w:p>
+      <w:pPr>
+        <w:spacing w:after="120"/>
+        <w:ind w:firstLine="709"/>
+        <w:jc w:val="both"/>
+      </w:pPr>
+      <w:r>
+        <w:rPr>
+          <w:rFonts w:ascii="Times New Roman" w:hAnsi="Times New Roman"/>
+          <w:sz w:val="28"/>
+        </w:rPr>
+        <w:t>8. Настроить контейнеризацию приложения на Docker Compose и CI/CD-пайплайн на GitHub Actions.</w:t>
+      </w:r>
+    </w:p>
+    <w:p>
+      <w:pPr>
+        <w:spacing w:before="0" w:after="120"/>
+        <w:ind w:firstLine="709"/>
+        <w:jc w:val="both"/>
+      </w:pPr>
+    </w:p>
+    <w:p>
+      <w:pPr>
+        <w:spacing w:before="0" w:after="120"/>
+        <w:ind w:firstLine="709"/>
         <w:jc w:val="both"/>
       </w:pPr>
       <w:r>
         <w:rPr>
           <w:rFonts w:ascii="Times New Roman" w:hAnsi="Times New Roman"/>
           <w:b w:val="0"/>
-          <w:i w:val="0"/>
-          <w:sz w:val="24"/>
+          <w:sz w:val="28"/>
         </w:rPr>
-        <w:t>– Техническое сопровождение и поддержка разработанных решений</w:t>
-      </w:r>
-    </w:p>
-    <w:p>
-      <w:pPr>
-        <w:spacing w:after="60"/>
-        <w:ind w:left="709" w:hanging="283"/>
-        <w:jc w:val="both"/>
-      </w:pPr>
-      <w:r>
-        <w:rPr>
-          <w:rFonts w:ascii="Times New Roman" w:hAnsi="Times New Roman"/>
-          <w:b w:val="0"/>
-          <w:i w:val="0"/>
-          <w:sz w:val="24"/>
-        </w:rPr>
-        <w:t>– Консалтинг в области цифровой трансформации бизнес-процессов</w:t>
-      </w:r>
-    </w:p>
-    <w:p>
-      <w:pPr>
-        <w:spacing w:before="0" w:after="120"/>
-        <w:ind w:firstLine="709"/>
-        <w:jc w:val="both"/>
-      </w:pPr>
-      <w:r>
-        <w:rPr>
-          <w:rFonts w:ascii="Times New Roman" w:hAnsi="Times New Roman"/>
-          <w:b w:val="0"/>
-          <w:i w:val="0"/>
-          <w:sz w:val="24"/>
-        </w:rPr>
-        <w:t>Практика проходила в отделе backend-разработки компании под руководством ведущего разработчика. Отдел отвечает за проектирование серверной архитектуры, разработку REST API, работу с базами данных и интеграцию внешних сервисов. Работа отдела охватывает полный цикл разработки и включает следующие направления:</w:t>
-      </w:r>
-    </w:p>
-    <w:p>
-      <w:pPr>
-        <w:spacing w:after="60"/>
-        <w:ind w:left="709" w:hanging="283"/>
-        <w:jc w:val="both"/>
-      </w:pPr>
-      <w:r>
-        <w:rPr>
-          <w:rFonts w:ascii="Times New Roman" w:hAnsi="Times New Roman"/>
-          <w:b w:val="0"/>
-          <w:i w:val="0"/>
-          <w:sz w:val="24"/>
-        </w:rPr>
-        <w:t>– Проектирование и реализация серверной бизнес-логики на Node.js / NestJS</w:t>
-      </w:r>
-    </w:p>
-    <w:p>
-      <w:pPr>
-        <w:spacing w:after="60"/>
-        <w:ind w:left="709" w:hanging="283"/>
-        <w:jc w:val="both"/>
-      </w:pPr>
-      <w:r>
-        <w:rPr>
-          <w:rFonts w:ascii="Times New Roman" w:hAnsi="Times New Roman"/>
-          <w:b w:val="0"/>
-          <w:i w:val="0"/>
-          <w:sz w:val="24"/>
-        </w:rPr>
-        <w:t>– Проектирование реляционных схем баз данных PostgreSQL</w:t>
-      </w:r>
-    </w:p>
-    <w:p>
-      <w:pPr>
-        <w:spacing w:after="60"/>
-        <w:ind w:left="709" w:hanging="283"/>
-        <w:jc w:val="both"/>
-      </w:pPr>
-      <w:r>
-        <w:rPr>
-          <w:rFonts w:ascii="Times New Roman" w:hAnsi="Times New Roman"/>
-          <w:b w:val="0"/>
-          <w:i w:val="0"/>
-          <w:sz w:val="24"/>
-        </w:rPr>
-        <w:t>– Разработка и документирование REST API (Swagger/OpenAPI)</w:t>
-      </w:r>
-    </w:p>
-    <w:p>
-      <w:pPr>
-        <w:spacing w:after="60"/>
-        <w:ind w:left="709" w:hanging="283"/>
-        <w:jc w:val="both"/>
-      </w:pPr>
-      <w:r>
-        <w:rPr>
-          <w:rFonts w:ascii="Times New Roman" w:hAnsi="Times New Roman"/>
-          <w:b w:val="0"/>
-          <w:i w:val="0"/>
-          <w:sz w:val="24"/>
-        </w:rPr>
-        <w:t>– Реализация механизмов аутентификации и авторизации на базе JWT</w:t>
-      </w:r>
-    </w:p>
-    <w:p>
-      <w:pPr>
-        <w:spacing w:after="60"/>
-        <w:ind w:left="709" w:hanging="283"/>
-        <w:jc w:val="both"/>
-      </w:pPr>
-      <w:r>
-        <w:rPr>
-          <w:rFonts w:ascii="Times New Roman" w:hAnsi="Times New Roman"/>
-          <w:b w:val="0"/>
-          <w:i w:val="0"/>
-          <w:sz w:val="24"/>
-        </w:rPr>
-        <w:t>– Настройка кэширования с помощью Redis</w:t>
-      </w:r>
-    </w:p>
-    <w:p>
-      <w:pPr>
-        <w:spacing w:after="60"/>
-        <w:ind w:left="709" w:hanging="283"/>
-        <w:jc w:val="both"/>
-      </w:pPr>
-      <w:r>
-        <w:rPr>
-          <w:rFonts w:ascii="Times New Roman" w:hAnsi="Times New Roman"/>
-          <w:b w:val="0"/>
-          <w:i w:val="0"/>
-          <w:sz w:val="24"/>
-        </w:rPr>
-        <w:t>– Контейнеризация приложений с использованием Docker и Docker Compose</w:t>
-      </w:r>
-    </w:p>
-    <w:p>
-      <w:pPr>
-        <w:spacing w:after="60"/>
-        <w:ind w:left="709" w:hanging="283"/>
-        <w:jc w:val="both"/>
-      </w:pPr>
-      <w:r>
-        <w:rPr>
-          <w:rFonts w:ascii="Times New Roman" w:hAnsi="Times New Roman"/>
-          <w:b w:val="0"/>
-          <w:i w:val="0"/>
-          <w:sz w:val="24"/>
-        </w:rPr>
-        <w:t>– Настройка CI/CD-пайплайнов на GitHub Actions</w:t>
-      </w:r>
-    </w:p>
-    <w:p>
-      <w:pPr>
-        <w:spacing w:before="0" w:after="120"/>
-        <w:ind w:firstLine="709"/>
-        <w:jc w:val="both"/>
-      </w:pPr>
-      <w:r>
-        <w:rPr>
-          <w:rFonts w:ascii="Times New Roman" w:hAnsi="Times New Roman"/>
-          <w:b w:val="0"/>
-          <w:i w:val="0"/>
-          <w:sz w:val="24"/>
-        </w:rPr>
-        <w:t>В рамках прохождения производственной практики была поставлена задача по проектированию и разработке веб-платформы OrderFlow — системы автоматизации полного цикла обработки заказов. Актуальность задачи обусловлена потребностью клиентов компании в централизованном инструменте управления заказами, который минимизирует ручные операции, ускоряет обработку, снижает количество ошибок и обеспечивает прозрачность бизнес-процессов через единый цифровой интерфейс.</w:t>
+        <w:t>Выполнение указанных задач позволило получить практический опыт в разработке корпоративного программного обеспечения, проектировании баз данных, построении REST API и создании современных веб-интерфейсов. Результаты, полученные в ходе практики, будут использованы при подготовке выпускной квалификационной работы на тему "Разработка веб-платформы для автоматизации процесса обработки заказов".</w:t>
       </w:r>
     </w:p>
     <w:p>
@@ -684,47 +627,188 @@
     </w:p>
     <w:p>
       <w:pPr>
-        <w:spacing w:before="240" w:after="160"/>
+        <w:spacing w:before="240" w:after="120"/>
         <w:jc w:val="center"/>
       </w:pPr>
       <w:r>
         <w:rPr>
           <w:rFonts w:ascii="Times New Roman" w:hAnsi="Times New Roman"/>
           <w:b/>
-          <w:i w:val="0"/>
           <w:sz w:val="28"/>
         </w:rPr>
-        <w:t>Раздел 1</w:t>
+        <w:t>Раздел 1. Анализ предметной области и характеристика организации</w:t>
       </w:r>
     </w:p>
     <w:p>
       <w:pPr>
-        <w:spacing w:before="200" w:after="160"/>
-        <w:jc w:val="center"/>
+        <w:spacing w:before="200" w:after="120"/>
+        <w:jc w:val="both"/>
       </w:pPr>
       <w:r>
         <w:rPr>
           <w:rFonts w:ascii="Times New Roman" w:hAnsi="Times New Roman"/>
           <w:b/>
-          <w:i w:val="0"/>
-          <w:sz w:val="26"/>
+          <w:sz w:val="28"/>
         </w:rPr>
-        <w:t>1. ХАРАКТЕРИСТИКА ПРЕДПРИЯТИЯ И ПОСТАНОВКА ЗАДАЧИ</w:t>
+        <w:t>1.1. Характеристика предприятия ООО "Парнас АйТи"</w:t>
       </w:r>
     </w:p>
     <w:p>
       <w:pPr>
-        <w:spacing w:before="160" w:after="160"/>
-        <w:jc w:val="center"/>
+        <w:spacing w:before="0" w:after="120"/>
+        <w:ind w:firstLine="709"/>
+        <w:jc w:val="both"/>
+      </w:pPr>
+      <w:r>
+        <w:rPr>
+          <w:rFonts w:ascii="Times New Roman" w:hAnsi="Times New Roman"/>
+          <w:b w:val="0"/>
+          <w:sz w:val="28"/>
+        </w:rPr>
+        <w:t>Общество с ограниченной ответственностью "Парнас АйТи" (далее — Организация) является российской IT-компанией, предоставляющей широкий спектр услуг в области разработки программного обеспечения, системной интеграции и цифровой трансформации бизнеса. Организация ведёт свою деятельность на протяжении более десяти лет, успешно зарекомендовав себя на рынках B2B и B2G.</w:t>
+      </w:r>
+    </w:p>
+    <w:p>
+      <w:pPr>
+        <w:spacing w:before="0" w:after="120"/>
+        <w:ind w:firstLine="709"/>
+        <w:jc w:val="both"/>
+      </w:pPr>
+      <w:r>
+        <w:rPr>
+          <w:rFonts w:ascii="Times New Roman" w:hAnsi="Times New Roman"/>
+          <w:b w:val="0"/>
+          <w:sz w:val="28"/>
+        </w:rPr>
+        <w:t>Основными направлениями деятельности ООО "Парнас АйТи" являются:</w:t>
+      </w:r>
+    </w:p>
+    <w:p>
+      <w:pPr>
+        <w:spacing w:after="80"/>
+        <w:ind w:left="709" w:firstLine="0"/>
+        <w:jc w:val="both"/>
+      </w:pPr>
+      <w:r>
+        <w:rPr>
+          <w:rFonts w:ascii="Times New Roman" w:hAnsi="Times New Roman"/>
+          <w:sz w:val="28"/>
+        </w:rPr>
+        <w:t>– разработка и внедрение CRM- и ERP-систем для автоматизации бизнес-процессов предприятий;</w:t>
+      </w:r>
+    </w:p>
+    <w:p>
+      <w:pPr>
+        <w:spacing w:after="80"/>
+        <w:ind w:left="709" w:firstLine="0"/>
+        <w:jc w:val="both"/>
+      </w:pPr>
+      <w:r>
+        <w:rPr>
+          <w:rFonts w:ascii="Times New Roman" w:hAnsi="Times New Roman"/>
+          <w:sz w:val="28"/>
+        </w:rPr>
+        <w:t>– создание корпоративных платформ управления заказами и складской логистикой;</w:t>
+      </w:r>
+    </w:p>
+    <w:p>
+      <w:pPr>
+        <w:spacing w:after="80"/>
+        <w:ind w:left="709" w:firstLine="0"/>
+        <w:jc w:val="both"/>
+      </w:pPr>
+      <w:r>
+        <w:rPr>
+          <w:rFonts w:ascii="Times New Roman" w:hAnsi="Times New Roman"/>
+          <w:sz w:val="28"/>
+        </w:rPr>
+        <w:t>– комплексная веб-разработка, включая проектирование и поддержку веб-приложений;</w:t>
+      </w:r>
+    </w:p>
+    <w:p>
+      <w:pPr>
+        <w:spacing w:after="80"/>
+        <w:ind w:left="709" w:firstLine="0"/>
+        <w:jc w:val="both"/>
+      </w:pPr>
+      <w:r>
+        <w:rPr>
+          <w:rFonts w:ascii="Times New Roman" w:hAnsi="Times New Roman"/>
+          <w:sz w:val="28"/>
+        </w:rPr>
+        <w:t>– разработка мобильных приложений для различных платформ;</w:t>
+      </w:r>
+    </w:p>
+    <w:p>
+      <w:pPr>
+        <w:spacing w:after="80"/>
+        <w:ind w:left="709" w:firstLine="0"/>
+        <w:jc w:val="both"/>
+      </w:pPr>
+      <w:r>
+        <w:rPr>
+          <w:rFonts w:ascii="Times New Roman" w:hAnsi="Times New Roman"/>
+          <w:sz w:val="28"/>
+        </w:rPr>
+        <w:t>– услуги по системной интеграции и объединению информационных систем;</w:t>
+      </w:r>
+    </w:p>
+    <w:p>
+      <w:pPr>
+        <w:spacing w:after="80"/>
+        <w:ind w:left="709" w:firstLine="0"/>
+        <w:jc w:val="both"/>
+      </w:pPr>
+      <w:r>
+        <w:rPr>
+          <w:rFonts w:ascii="Times New Roman" w:hAnsi="Times New Roman"/>
+          <w:sz w:val="28"/>
+        </w:rPr>
+        <w:t>– консалтинг в области цифровой трансформации и автоматизации.</w:t>
+      </w:r>
+    </w:p>
+    <w:p>
+      <w:pPr>
+        <w:spacing w:before="0" w:after="120"/>
+        <w:ind w:firstLine="709"/>
+        <w:jc w:val="both"/>
+      </w:pPr>
+      <w:r>
+        <w:rPr>
+          <w:rFonts w:ascii="Times New Roman" w:hAnsi="Times New Roman"/>
+          <w:b w:val="0"/>
+          <w:sz w:val="28"/>
+        </w:rPr>
+        <w:t>Масштабы деятельности Организации подтверждаются портфолио, включающим более 120 успешно реализованных проектов для крупных российских компаний и государственных структур. ООО "Парнас АйТи" развивает партнёрские отношения с лидерами IT-индустрии, что позволяет предлагать клиентам современные и эффективные решения, в том числе с использованием облачных технологий.</w:t>
+      </w:r>
+    </w:p>
+    <w:p>
+      <w:pPr>
+        <w:spacing w:before="0" w:after="120"/>
+        <w:ind w:firstLine="709"/>
+        <w:jc w:val="both"/>
+      </w:pPr>
+      <w:r>
+        <w:rPr>
+          <w:rFonts w:ascii="Times New Roman" w:hAnsi="Times New Roman"/>
+          <w:b w:val="0"/>
+          <w:sz w:val="28"/>
+        </w:rPr>
+        <w:t>Организационная структура ООО "Парнас АйТи" включает функциональные подразделения, обеспечивающие полный цикл разработки и внедрения IT-решений: от анализа требований и проектирования до тестирования, развёртывания и технической поддержки. Производственная структура ориентирована на проектную деятельность, что позволяет гибко формировать команды под конкретные задачи заказчиков.</w:t>
+      </w:r>
+    </w:p>
+    <w:p>
+      <w:pPr>
+        <w:spacing w:before="200" w:after="120"/>
+        <w:jc w:val="both"/>
       </w:pPr>
       <w:r>
         <w:rPr>
           <w:rFonts w:ascii="Times New Roman" w:hAnsi="Times New Roman"/>
           <w:b/>
-          <w:i w:val="0"/>
-          <w:sz w:val="24"/>
+          <w:sz w:val="28"/>
         </w:rPr>
-        <w:t>1.1. Общая характеристика организации и подразделения</w:t>
+        <w:t>1.2. Характеристика структурного подразделения, в котором проходила практика</w:t>
       </w:r>
     </w:p>
     <w:p>
@@ -737,10 +821,9 @@
         <w:rPr>
           <w:rFonts w:ascii="Times New Roman" w:hAnsi="Times New Roman"/>
           <w:b w:val="0"/>
-          <w:i w:val="0"/>
-          <w:sz w:val="24"/>
+          <w:sz w:val="28"/>
         </w:rPr>
-        <w:t>ООО «Парнас АйТи» является динамично развивающейся компанией в сфере информационных технологий, специализирующейся на разработке корпоративных информационных систем и веб-платформ. Компания основана в 2015 году и расположена в г. Санкт-Петербурге. За годы работы компания реализовала свыше 80 проектов для предприятий малого, среднего и крупного бизнеса в различных отраслях экономики.</w:t>
+        <w:t>Преддипломная практика проходила в отделе разработки программного обеспечения ООО "Парнас АйТи".</w:t>
       </w:r>
     </w:p>
     <w:p>
@@ -753,106 +836,463 @@
         <w:rPr>
           <w:rFonts w:ascii="Times New Roman" w:hAnsi="Times New Roman"/>
           <w:b w:val="0"/>
-          <w:i w:val="0"/>
-          <w:sz w:val="24"/>
+          <w:sz w:val="28"/>
         </w:rPr>
-        <w:t>Ключевыми продуктами и направлениями деятельности компании являются:</w:t>
+        <w:t>Основными целями деятельности данного структурного подразделения являются:</w:t>
       </w:r>
     </w:p>
     <w:p>
       <w:pPr>
-        <w:spacing w:after="60"/>
-        <w:ind w:left="709" w:hanging="283"/>
+        <w:spacing w:after="80"/>
+        <w:ind w:left="709" w:firstLine="0"/>
+        <w:jc w:val="both"/>
+      </w:pPr>
+      <w:r>
+        <w:rPr>
+          <w:rFonts w:ascii="Times New Roman" w:hAnsi="Times New Roman"/>
+          <w:sz w:val="28"/>
+        </w:rPr>
+        <w:t>– проектирование и разработка новых программных продуктов и систем в соответствии с требованиями заказчиков;</w:t>
+      </w:r>
+    </w:p>
+    <w:p>
+      <w:pPr>
+        <w:spacing w:after="80"/>
+        <w:ind w:left="709" w:firstLine="0"/>
+        <w:jc w:val="both"/>
+      </w:pPr>
+      <w:r>
+        <w:rPr>
+          <w:rFonts w:ascii="Times New Roman" w:hAnsi="Times New Roman"/>
+          <w:sz w:val="28"/>
+        </w:rPr>
+        <w:t>– модификация и развитие существующих программных решений Организации;</w:t>
+      </w:r>
+    </w:p>
+    <w:p>
+      <w:pPr>
+        <w:spacing w:after="80"/>
+        <w:ind w:left="709" w:firstLine="0"/>
+        <w:jc w:val="both"/>
+      </w:pPr>
+      <w:r>
+        <w:rPr>
+          <w:rFonts w:ascii="Times New Roman" w:hAnsi="Times New Roman"/>
+          <w:sz w:val="28"/>
+        </w:rPr>
+        <w:t>– обеспечение высокого качества разрабатываемого программного кода посредством применения современных методологий разработки;</w:t>
+      </w:r>
+    </w:p>
+    <w:p>
+      <w:pPr>
+        <w:spacing w:after="80"/>
+        <w:ind w:left="709" w:firstLine="0"/>
+        <w:jc w:val="both"/>
+      </w:pPr>
+      <w:r>
+        <w:rPr>
+          <w:rFonts w:ascii="Times New Roman" w:hAnsi="Times New Roman"/>
+          <w:sz w:val="28"/>
+        </w:rPr>
+        <w:t>– интеграция разрабатываемых модулей с внешними системами и сервисами.</w:t>
+      </w:r>
+    </w:p>
+    <w:p>
+      <w:pPr>
+        <w:spacing w:before="0" w:after="120"/>
+        <w:ind w:firstLine="709"/>
         <w:jc w:val="both"/>
       </w:pPr>
       <w:r>
         <w:rPr>
           <w:rFonts w:ascii="Times New Roman" w:hAnsi="Times New Roman"/>
           <w:b w:val="0"/>
-          <w:i w:val="0"/>
-          <w:sz w:val="24"/>
+          <w:sz w:val="28"/>
         </w:rPr>
-        <w:t>– Разработка CRM-систем и платформ управления клиентами</w:t>
+        <w:t>Для достижения поставленных целей подразделение решает следующие задачи:</w:t>
       </w:r>
     </w:p>
     <w:p>
       <w:pPr>
-        <w:spacing w:after="60"/>
-        <w:ind w:left="709" w:hanging="283"/>
+        <w:spacing w:after="80"/>
+        <w:ind w:left="709" w:firstLine="0"/>
+        <w:jc w:val="both"/>
+      </w:pPr>
+      <w:r>
+        <w:rPr>
+          <w:rFonts w:ascii="Times New Roman" w:hAnsi="Times New Roman"/>
+          <w:sz w:val="28"/>
+        </w:rPr>
+        <w:t>– анализ предметной области и формализация требований к программному обеспечению;</w:t>
+      </w:r>
+    </w:p>
+    <w:p>
+      <w:pPr>
+        <w:spacing w:after="80"/>
+        <w:ind w:left="709" w:firstLine="0"/>
+        <w:jc w:val="both"/>
+      </w:pPr>
+      <w:r>
+        <w:rPr>
+          <w:rFonts w:ascii="Times New Roman" w:hAnsi="Times New Roman"/>
+          <w:sz w:val="28"/>
+        </w:rPr>
+        <w:t>– выбор архитектурных решений и технологий для реализации проектов;</w:t>
+      </w:r>
+    </w:p>
+    <w:p>
+      <w:pPr>
+        <w:spacing w:after="80"/>
+        <w:ind w:left="709" w:firstLine="0"/>
+        <w:jc w:val="both"/>
+      </w:pPr>
+      <w:r>
+        <w:rPr>
+          <w:rFonts w:ascii="Times New Roman" w:hAnsi="Times New Roman"/>
+          <w:sz w:val="28"/>
+        </w:rPr>
+        <w:t>– непосредственная разработка программного кода на различных языках и платформах;</w:t>
+      </w:r>
+    </w:p>
+    <w:p>
+      <w:pPr>
+        <w:spacing w:after="80"/>
+        <w:ind w:left="709" w:firstLine="0"/>
+        <w:jc w:val="both"/>
+      </w:pPr>
+      <w:r>
+        <w:rPr>
+          <w:rFonts w:ascii="Times New Roman" w:hAnsi="Times New Roman"/>
+          <w:sz w:val="28"/>
+        </w:rPr>
+        <w:t>– проведение модульного и интеграционного тестирования;</w:t>
+      </w:r>
+    </w:p>
+    <w:p>
+      <w:pPr>
+        <w:spacing w:after="80"/>
+        <w:ind w:left="709" w:firstLine="0"/>
+        <w:jc w:val="both"/>
+      </w:pPr>
+      <w:r>
+        <w:rPr>
+          <w:rFonts w:ascii="Times New Roman" w:hAnsi="Times New Roman"/>
+          <w:sz w:val="28"/>
+        </w:rPr>
+        <w:t>– подготовка технической документации;</w:t>
+      </w:r>
+    </w:p>
+    <w:p>
+      <w:pPr>
+        <w:spacing w:after="80"/>
+        <w:ind w:left="709" w:firstLine="0"/>
+        <w:jc w:val="both"/>
+      </w:pPr>
+      <w:r>
+        <w:rPr>
+          <w:rFonts w:ascii="Times New Roman" w:hAnsi="Times New Roman"/>
+          <w:sz w:val="28"/>
+        </w:rPr>
+        <w:t>– участие во внедрении и опытной эксплуатации разработанных систем.</w:t>
+      </w:r>
+    </w:p>
+    <w:p>
+      <w:pPr>
+        <w:spacing w:before="200" w:after="120"/>
+        <w:jc w:val="both"/>
+      </w:pPr>
+      <w:r>
+        <w:rPr>
+          <w:rFonts w:ascii="Times New Roman" w:hAnsi="Times New Roman"/>
+          <w:b/>
+          <w:sz w:val="28"/>
+        </w:rPr>
+        <w:t>1.3. Обзор используемого на предприятии технического парка и программного обеспечения</w:t>
+      </w:r>
+    </w:p>
+    <w:p>
+      <w:pPr>
+        <w:spacing w:before="0" w:after="120"/>
+        <w:ind w:firstLine="709"/>
         <w:jc w:val="both"/>
       </w:pPr>
       <w:r>
         <w:rPr>
           <w:rFonts w:ascii="Times New Roman" w:hAnsi="Times New Roman"/>
           <w:b w:val="0"/>
-          <w:i w:val="0"/>
-          <w:sz w:val="24"/>
+          <w:sz w:val="28"/>
         </w:rPr>
-        <w:t>– Создание систем автоматизации складской логистики и управления заказами</w:t>
+        <w:t>В ООО "Парнас АйТи" применяется современный парк вычислительной техники и сетевого оборудования, обеспечивающий эффективную работу сотрудников и реализацию сложных IT-проектов. Рабочие места разработчиков оснащены персональными компьютерами с процессором Intel Core i7 12-го поколения, 32 ГБ оперативной памяти и твердотельным накопителем объёмом 1 ТБ.</w:t>
       </w:r>
     </w:p>
     <w:p>
       <w:pPr>
-        <w:spacing w:after="60"/>
-        <w:ind w:left="709" w:hanging="283"/>
+        <w:spacing w:before="0" w:after="120"/>
+        <w:ind w:firstLine="709"/>
         <w:jc w:val="both"/>
       </w:pPr>
       <w:r>
         <w:rPr>
           <w:rFonts w:ascii="Times New Roman" w:hAnsi="Times New Roman"/>
           <w:b w:val="0"/>
-          <w:i w:val="0"/>
-          <w:sz w:val="24"/>
+          <w:sz w:val="28"/>
         </w:rPr>
-        <w:t>– Разработка интеграционных решений (API-шлюзы, ESB-шины)</w:t>
+        <w:t>Сетевая инфраструктура Организации включает локальную вычислительную сеть с высокоскоростным доступом в Интернет. Используются серверные мощности как собственные, так и облачные (Yandex Cloud) для развёртывания тестовых и продуктивных сред, хранения данных и систем контроля версий.</w:t>
       </w:r>
     </w:p>
     <w:p>
       <w:pPr>
-        <w:spacing w:after="60"/>
-        <w:ind w:left="709" w:hanging="283"/>
+        <w:spacing w:before="0" w:after="120"/>
+        <w:ind w:firstLine="709"/>
         <w:jc w:val="both"/>
       </w:pPr>
       <w:r>
         <w:rPr>
           <w:rFonts w:ascii="Times New Roman" w:hAnsi="Times New Roman"/>
           <w:b w:val="0"/>
-          <w:i w:val="0"/>
-          <w:sz w:val="24"/>
+          <w:sz w:val="28"/>
         </w:rPr>
-        <w:t>– Внедрение корпоративных ERP-систем</w:t>
+        <w:t>В качестве системного программного обеспечения на рабочих станциях и серверах преимущественно используются операционные системы Ubuntu 22.04 LTS и Windows 11. Профессионально-ориентированное программное обеспечение включает:</w:t>
       </w:r>
     </w:p>
     <w:p>
       <w:pPr>
-        <w:spacing w:after="60"/>
-        <w:ind w:left="709" w:hanging="283"/>
+        <w:spacing w:after="80"/>
+        <w:ind w:left="709" w:firstLine="0"/>
+        <w:jc w:val="both"/>
+      </w:pPr>
+      <w:r>
+        <w:rPr>
+          <w:rFonts w:ascii="Times New Roman" w:hAnsi="Times New Roman"/>
+          <w:sz w:val="28"/>
+        </w:rPr>
+        <w:t>– интегрированные среды разработки: Visual Studio Code, WebStorm, IntelliJ IDEA;</w:t>
+      </w:r>
+    </w:p>
+    <w:p>
+      <w:pPr>
+        <w:spacing w:after="80"/>
+        <w:ind w:left="709" w:firstLine="0"/>
+        <w:jc w:val="both"/>
+      </w:pPr>
+      <w:r>
+        <w:rPr>
+          <w:rFonts w:ascii="Times New Roman" w:hAnsi="Times New Roman"/>
+          <w:sz w:val="28"/>
+        </w:rPr>
+        <w:t>– системы управления базами данных: PostgreSQL 16, Redis 7;</w:t>
+      </w:r>
+    </w:p>
+    <w:p>
+      <w:pPr>
+        <w:spacing w:after="80"/>
+        <w:ind w:left="709" w:firstLine="0"/>
+        <w:jc w:val="both"/>
+      </w:pPr>
+      <w:r>
+        <w:rPr>
+          <w:rFonts w:ascii="Times New Roman" w:hAnsi="Times New Roman"/>
+          <w:sz w:val="28"/>
+        </w:rPr>
+        <w:t>– системы контроля версий: Git с использованием платформы GitHub;</w:t>
+      </w:r>
+    </w:p>
+    <w:p>
+      <w:pPr>
+        <w:spacing w:after="80"/>
+        <w:ind w:left="709" w:firstLine="0"/>
+        <w:jc w:val="both"/>
+      </w:pPr>
+      <w:r>
+        <w:rPr>
+          <w:rFonts w:ascii="Times New Roman" w:hAnsi="Times New Roman"/>
+          <w:sz w:val="28"/>
+        </w:rPr>
+        <w:t>– средства для управления проектами и задачами: Jira, Confluence;</w:t>
+      </w:r>
+    </w:p>
+    <w:p>
+      <w:pPr>
+        <w:spacing w:after="80"/>
+        <w:ind w:left="709" w:firstLine="0"/>
+        <w:jc w:val="both"/>
+      </w:pPr>
+      <w:r>
+        <w:rPr>
+          <w:rFonts w:ascii="Times New Roman" w:hAnsi="Times New Roman"/>
+          <w:sz w:val="28"/>
+        </w:rPr>
+        <w:t>– инструменты тестирования: Jest, Supertest, Postman;</w:t>
+      </w:r>
+    </w:p>
+    <w:p>
+      <w:pPr>
+        <w:spacing w:after="80"/>
+        <w:ind w:left="709" w:firstLine="0"/>
+        <w:jc w:val="both"/>
+      </w:pPr>
+      <w:r>
+        <w:rPr>
+          <w:rFonts w:ascii="Times New Roman" w:hAnsi="Times New Roman"/>
+          <w:sz w:val="28"/>
+        </w:rPr>
+        <w:t>– средства контейнеризации: Docker 24, Docker Compose v2;</w:t>
+      </w:r>
+    </w:p>
+    <w:p>
+      <w:pPr>
+        <w:spacing w:after="80"/>
+        <w:ind w:left="709" w:firstLine="0"/>
+        <w:jc w:val="both"/>
+      </w:pPr>
+      <w:r>
+        <w:rPr>
+          <w:rFonts w:ascii="Times New Roman" w:hAnsi="Times New Roman"/>
+          <w:sz w:val="28"/>
+        </w:rPr>
+        <w:t>– CI/CD-платформа: GitHub Actions;</w:t>
+      </w:r>
+    </w:p>
+    <w:p>
+      <w:pPr>
+        <w:spacing w:after="80"/>
+        <w:ind w:left="709" w:firstLine="0"/>
+        <w:jc w:val="both"/>
+      </w:pPr>
+      <w:r>
+        <w:rPr>
+          <w:rFonts w:ascii="Times New Roman" w:hAnsi="Times New Roman"/>
+          <w:sz w:val="28"/>
+        </w:rPr>
+        <w:t>– офисные пакеты: Microsoft Office.</w:t>
+      </w:r>
+    </w:p>
+    <w:p>
+      <w:pPr>
+        <w:spacing w:before="0" w:after="120"/>
+        <w:ind w:firstLine="709"/>
         <w:jc w:val="both"/>
       </w:pPr>
       <w:r>
         <w:rPr>
           <w:rFonts w:ascii="Times New Roman" w:hAnsi="Times New Roman"/>
           <w:b w:val="0"/>
-          <w:i w:val="0"/>
-          <w:sz w:val="24"/>
+          <w:sz w:val="28"/>
         </w:rPr>
-        <w:t>– Разработка мобильных приложений и PWA-решений</w:t>
+        <w:t>В рамках стажировки для выполнения задач по разработке платформы OrderFlow преимущественно использовался следующий технологический стек: Node.js 20 LTS, NestJS 10, TypeORM 0.3, PostgreSQL 16, Redis 7, Next.js 14, React 18, Tailwind CSS 3, TypeScript 5, Docker и GitHub Actions.</w:t>
       </w:r>
     </w:p>
     <w:p>
       <w:pPr>
-        <w:spacing w:after="60"/>
-        <w:ind w:left="709" w:hanging="283"/>
+        <w:spacing w:before="0" w:after="120"/>
+        <w:ind w:firstLine="709"/>
         <w:jc w:val="both"/>
       </w:pPr>
       <w:r>
         <w:rPr>
           <w:rFonts w:ascii="Times New Roman" w:hAnsi="Times New Roman"/>
           <w:b w:val="0"/>
-          <w:i w:val="0"/>
-          <w:sz w:val="24"/>
+          <w:sz w:val="28"/>
         </w:rPr>
-        <w:t>– Аутстаффинг и предоставление команд разработчиков</w:t>
+        <w:t>Программное обеспечение информационной безопасности в Организации включает:</w:t>
+      </w:r>
+    </w:p>
+    <w:p>
+      <w:pPr>
+        <w:spacing w:after="80"/>
+        <w:ind w:left="709" w:firstLine="0"/>
+        <w:jc w:val="both"/>
+      </w:pPr>
+      <w:r>
+        <w:rPr>
+          <w:rFonts w:ascii="Times New Roman" w:hAnsi="Times New Roman"/>
+          <w:sz w:val="28"/>
+        </w:rPr>
+        <w:t>– антивирусное ПО на рабочих станциях и серверах (Kaspersky Endpoint Security);</w:t>
+      </w:r>
+    </w:p>
+    <w:p>
+      <w:pPr>
+        <w:spacing w:after="80"/>
+        <w:ind w:left="709" w:firstLine="0"/>
+        <w:jc w:val="both"/>
+      </w:pPr>
+      <w:r>
+        <w:rPr>
+          <w:rFonts w:ascii="Times New Roman" w:hAnsi="Times New Roman"/>
+          <w:sz w:val="28"/>
+        </w:rPr>
+        <w:t>– межсетевые экраны для защиты периметра сети;</w:t>
+      </w:r>
+    </w:p>
+    <w:p>
+      <w:pPr>
+        <w:spacing w:after="80"/>
+        <w:ind w:left="709" w:firstLine="0"/>
+        <w:jc w:val="both"/>
+      </w:pPr>
+      <w:r>
+        <w:rPr>
+          <w:rFonts w:ascii="Times New Roman" w:hAnsi="Times New Roman"/>
+          <w:sz w:val="28"/>
+        </w:rPr>
+        <w:t>– средства для резервного копирования данных;</w:t>
+      </w:r>
+    </w:p>
+    <w:p>
+      <w:pPr>
+        <w:spacing w:after="80"/>
+        <w:ind w:left="709" w:firstLine="0"/>
+        <w:jc w:val="both"/>
+      </w:pPr>
+      <w:r>
+        <w:rPr>
+          <w:rFonts w:ascii="Times New Roman" w:hAnsi="Times New Roman"/>
+          <w:sz w:val="28"/>
+        </w:rPr>
+        <w:t>– политики парольной защиты и управления доступом к информационным ресурсам;</w:t>
+      </w:r>
+    </w:p>
+    <w:p>
+      <w:pPr>
+        <w:spacing w:after="80"/>
+        <w:ind w:left="709" w:firstLine="0"/>
+        <w:jc w:val="both"/>
+      </w:pPr>
+      <w:r>
+        <w:rPr>
+          <w:rFonts w:ascii="Times New Roman" w:hAnsi="Times New Roman"/>
+          <w:sz w:val="28"/>
+        </w:rPr>
+        <w:t>– VPN-технологии для защиты каналов связи;</w:t>
+      </w:r>
+    </w:p>
+    <w:p>
+      <w:pPr>
+        <w:spacing w:after="80"/>
+        <w:ind w:left="709" w:firstLine="0"/>
+        <w:jc w:val="both"/>
+      </w:pPr>
+      <w:r>
+        <w:rPr>
+          <w:rFonts w:ascii="Times New Roman" w:hAnsi="Times New Roman"/>
+          <w:sz w:val="28"/>
+        </w:rPr>
+        <w:t>– мониторинг сетевой активности для выявления подозрительных действий.</w:t>
+      </w:r>
+    </w:p>
+    <w:p>
+      <w:pPr>
+        <w:spacing w:before="200" w:after="120"/>
+        <w:jc w:val="both"/>
+      </w:pPr>
+      <w:r>
+        <w:rPr>
+          <w:rFonts w:ascii="Times New Roman" w:hAnsi="Times New Roman"/>
+          <w:b/>
+          <w:sz w:val="28"/>
+        </w:rPr>
+        <w:t>1.4. Выявление потребностей в совершенствовании информационных технологий и постановка задач практики</w:t>
       </w:r>
     </w:p>
     <w:p>
@@ -865,10 +1305,79 @@
         <w:rPr>
           <w:rFonts w:ascii="Times New Roman" w:hAnsi="Times New Roman"/>
           <w:b w:val="0"/>
-          <w:i w:val="0"/>
-          <w:sz w:val="24"/>
+          <w:sz w:val="28"/>
         </w:rPr>
-        <w:t>Стратегическая цель компании — стать ведущим разработчиком корпоративного программного обеспечения в Северо-Западном регионе России, последовательно расширяя клиентскую базу и портфель продуктов. Компания активно инвестирует в R&amp;D, внедряя современные подходы к разработке: микросервисную архитектуру, DevOps-практики и облачные технологии.</w:t>
+        <w:t>В ходе ознакомления с деятельностью ООО "Парнас АйТи" и задачами, стоящими перед отделом разработки, была выявлена общая потребность клиентов компании в единой веб-платформе для автоматизации полного цикла обработки заказов. Данная потребность обусловлена необходимостью:</w:t>
+      </w:r>
+    </w:p>
+    <w:p>
+      <w:pPr>
+        <w:spacing w:after="80"/>
+        <w:ind w:left="709" w:firstLine="0"/>
+        <w:jc w:val="both"/>
+      </w:pPr>
+      <w:r>
+        <w:rPr>
+          <w:rFonts w:ascii="Times New Roman" w:hAnsi="Times New Roman"/>
+          <w:sz w:val="28"/>
+        </w:rPr>
+        <w:t>– устранения фрагментированности данных: большинство организаций ведут учёт заказов в разрозненных инструментах — таблицах Excel, мессенджерах и локальных программах, что исключает целостное представление в режиме реального времени;</w:t>
+      </w:r>
+    </w:p>
+    <w:p>
+      <w:pPr>
+        <w:spacing w:after="80"/>
+        <w:ind w:left="709" w:firstLine="0"/>
+        <w:jc w:val="both"/>
+      </w:pPr>
+      <w:r>
+        <w:rPr>
+          <w:rFonts w:ascii="Times New Roman" w:hAnsi="Times New Roman"/>
+          <w:sz w:val="28"/>
+        </w:rPr>
+        <w:t>– автоматизации распределения задач: ручное назначение исполнителей требует значительного времени менеджеров и приводит к неравномерной нагрузке;</w:t>
+      </w:r>
+    </w:p>
+    <w:p>
+      <w:pPr>
+        <w:spacing w:after="80"/>
+        <w:ind w:left="709" w:firstLine="0"/>
+        <w:jc w:val="both"/>
+      </w:pPr>
+      <w:r>
+        <w:rPr>
+          <w:rFonts w:ascii="Times New Roman" w:hAnsi="Times New Roman"/>
+          <w:sz w:val="28"/>
+        </w:rPr>
+        <w:t>– обеспечения прозрачности статусов: клиент не имеет возможности отслеживать ход выполнения заказа, вся коммуникация ведётся по телефону без фиксации договорённостей;</w:t>
+      </w:r>
+    </w:p>
+    <w:p>
+      <w:pPr>
+        <w:spacing w:after="80"/>
+        <w:ind w:left="709" w:firstLine="0"/>
+        <w:jc w:val="both"/>
+      </w:pPr>
+      <w:r>
+        <w:rPr>
+          <w:rFonts w:ascii="Times New Roman" w:hAnsi="Times New Roman"/>
+          <w:sz w:val="28"/>
+        </w:rPr>
+        <w:t>– формирования аналитики: отсутствие структурированных данных не позволяет строить отчёты по KPI сотрудников, среднему времени обработки и доходности;</w:t>
+      </w:r>
+    </w:p>
+    <w:p>
+      <w:pPr>
+        <w:spacing w:after="80"/>
+        <w:ind w:left="709" w:firstLine="0"/>
+        <w:jc w:val="both"/>
+      </w:pPr>
+      <w:r>
+        <w:rPr>
+          <w:rFonts w:ascii="Times New Roman" w:hAnsi="Times New Roman"/>
+          <w:sz w:val="28"/>
+        </w:rPr>
+        <w:t>– интеграции с внешними сервисами: нет унифицированного API для подключения CRM-систем, платёжных шлюзов и служб доставки.</w:t>
       </w:r>
     </w:p>
     <w:p>
@@ -881,10 +1390,9 @@
         <w:rPr>
           <w:rFonts w:ascii="Times New Roman" w:hAnsi="Times New Roman"/>
           <w:b w:val="0"/>
-          <w:i w:val="0"/>
-          <w:sz w:val="24"/>
+          <w:sz w:val="28"/>
         </w:rPr>
-        <w:t>Практика проходила в отделе backend-разработки, который является ключевым техническим подразделением компании, обеспечивающим серверную инфраструктуру разрабатываемых платформ. Отдел состоит из команды разработчиков, DevOps-инженеров и аналитиков.</w:t>
+        <w:t>Существующие подходы к управлению заказами часто требуют значительного ручного вмешательства или применения универсальных инструментов, не адаптированных к специфике конкретных бизнес-процессов. В связи с этим возникает потребность в разработке специализированной платформы OrderFlow, обеспечивающей полный цикл автоматизации: от получения заявки до её выполнения, доставки и аналитики.</w:t>
       </w:r>
     </w:p>
     <w:p>
@@ -897,727 +1405,195 @@
         <w:rPr>
           <w:rFonts w:ascii="Times New Roman" w:hAnsi="Times New Roman"/>
           <w:b w:val="0"/>
-          <w:i w:val="0"/>
-          <w:sz w:val="24"/>
+          <w:sz w:val="28"/>
         </w:rPr>
-        <w:t>Отдел занимается следующими направлениями:</w:t>
+        <w:t>Исходя из выявленных потребностей и в соответствии с направлением подготовки, в рамках преддипломной практики были сформулированы следующие цель и задачи:</w:t>
       </w:r>
     </w:p>
     <w:p>
       <w:pPr>
-        <w:spacing w:after="60"/>
-        <w:ind w:left="709" w:hanging="283"/>
+        <w:spacing w:before="0" w:after="120"/>
+        <w:ind w:firstLine="709"/>
         <w:jc w:val="both"/>
       </w:pPr>
       <w:r>
         <w:rPr>
           <w:rFonts w:ascii="Times New Roman" w:hAnsi="Times New Roman"/>
           <w:b w:val="0"/>
-          <w:i w:val="0"/>
-          <w:sz w:val="24"/>
+          <w:sz w:val="28"/>
         </w:rPr>
-        <w:t>– Проектирование и разработка серверных приложений на NestJS / Node.js</w:t>
+        <w:t>Цель практики:</w:t>
       </w:r>
     </w:p>
     <w:p>
       <w:pPr>
-        <w:spacing w:after="60"/>
-        <w:ind w:left="709" w:hanging="283"/>
+        <w:spacing w:before="0" w:after="120"/>
+        <w:ind w:firstLine="709"/>
         <w:jc w:val="both"/>
       </w:pPr>
       <w:r>
         <w:rPr>
           <w:rFonts w:ascii="Times New Roman" w:hAnsi="Times New Roman"/>
           <w:b w:val="0"/>
-          <w:i w:val="0"/>
-          <w:sz w:val="24"/>
+          <w:sz w:val="28"/>
         </w:rPr>
-        <w:t>– Проектирование реляционных баз данных PostgreSQL</w:t>
+        <w:t>Разработка и тестирование веб-платформы OrderFlow для автоматизации полного цикла обработки заказов: от получения заявки до выполнения, доставки и аналитики по результатам работы, с последующим применением результатов в выпускной квалификационной работе.</w:t>
       </w:r>
     </w:p>
     <w:p>
       <w:pPr>
-        <w:spacing w:after="60"/>
-        <w:ind w:left="709" w:hanging="283"/>
+        <w:spacing w:before="0" w:after="120"/>
+        <w:ind w:firstLine="709"/>
         <w:jc w:val="both"/>
       </w:pPr>
       <w:r>
         <w:rPr>
           <w:rFonts w:ascii="Times New Roman" w:hAnsi="Times New Roman"/>
           <w:b w:val="0"/>
-          <w:i w:val="0"/>
-          <w:sz w:val="24"/>
+          <w:sz w:val="28"/>
         </w:rPr>
-        <w:t>– Разработка и документирование REST API</w:t>
+        <w:t>Задачи практики:</w:t>
       </w:r>
     </w:p>
     <w:p>
       <w:pPr>
-        <w:spacing w:after="60"/>
-        <w:ind w:left="709" w:hanging="283"/>
+        <w:spacing w:before="0" w:after="120"/>
+        <w:ind w:firstLine="709"/>
+        <w:jc w:val="both"/>
+      </w:pPr>
+    </w:p>
+    <w:p>
+      <w:pPr>
+        <w:spacing w:after="120"/>
+        <w:ind w:firstLine="709"/>
+        <w:jc w:val="both"/>
+      </w:pPr>
+      <w:r>
+        <w:rPr>
+          <w:rFonts w:ascii="Times New Roman" w:hAnsi="Times New Roman"/>
+          <w:sz w:val="28"/>
+        </w:rPr>
+        <w:t>1. Изучить специфику деятельности ООО "Парнас АйТи" и контекст разработки программных решений в области автоматизации управления заказами.</w:t>
+      </w:r>
+    </w:p>
+    <w:p>
+      <w:pPr>
+        <w:spacing w:after="120"/>
+        <w:ind w:firstLine="709"/>
+        <w:jc w:val="both"/>
+      </w:pPr>
+      <w:r>
+        <w:rPr>
+          <w:rFonts w:ascii="Times New Roman" w:hAnsi="Times New Roman"/>
+          <w:sz w:val="28"/>
+        </w:rPr>
+        <w:t>2. Провести сравнительный анализ фреймворков серверной разработки на платформе Node.js (Express.js, Fastify, NestJS) и обосновать выбор технологического стека.</w:t>
+      </w:r>
+    </w:p>
+    <w:p>
+      <w:pPr>
+        <w:spacing w:after="120"/>
+        <w:ind w:firstLine="709"/>
+        <w:jc w:val="both"/>
+      </w:pPr>
+      <w:r>
+        <w:rPr>
+          <w:rFonts w:ascii="Times New Roman" w:hAnsi="Times New Roman"/>
+          <w:sz w:val="28"/>
+        </w:rPr>
+        <w:t>3. Спроектировать реляционную схему базы данных PostgreSQL: сущности пользователей, заказов, позиций заказа, клиентов, истории изменений, уведомлений.</w:t>
+      </w:r>
+    </w:p>
+    <w:p>
+      <w:pPr>
+        <w:spacing w:after="120"/>
+        <w:ind w:firstLine="709"/>
+        <w:jc w:val="both"/>
+      </w:pPr>
+      <w:r>
+        <w:rPr>
+          <w:rFonts w:ascii="Times New Roman" w:hAnsi="Times New Roman"/>
+          <w:sz w:val="28"/>
+        </w:rPr>
+        <w:t>4. Разработать REST API на базе NestJS с разграничением доступа по ролям (admin / manager / executor / client) и JWT-аутентификацией.</w:t>
+      </w:r>
+    </w:p>
+    <w:p>
+      <w:pPr>
+        <w:spacing w:after="120"/>
+        <w:ind w:firstLine="709"/>
+        <w:jc w:val="both"/>
+      </w:pPr>
+      <w:r>
+        <w:rPr>
+          <w:rFonts w:ascii="Times New Roman" w:hAnsi="Times New Roman"/>
+          <w:sz w:val="28"/>
+        </w:rPr>
+        <w:t>5. Реализовать модуль автоматического распределения заказов с поддержкой алгоритмов Round Robin, минимальной загрузки и приоритетного назначения.</w:t>
+      </w:r>
+    </w:p>
+    <w:p>
+      <w:pPr>
+        <w:spacing w:after="120"/>
+        <w:ind w:firstLine="709"/>
+        <w:jc w:val="both"/>
+      </w:pPr>
+      <w:r>
+        <w:rPr>
+          <w:rFonts w:ascii="Times New Roman" w:hAnsi="Times New Roman"/>
+          <w:sz w:val="28"/>
+        </w:rPr>
+        <w:t>6. Разработать модуль уведомлений с поддержкой каналов Email и системных in-app уведомлений, а также модуль аналитики с KPI-отчётами.</w:t>
+      </w:r>
+    </w:p>
+    <w:p>
+      <w:pPr>
+        <w:spacing w:after="120"/>
+        <w:ind w:firstLine="709"/>
+        <w:jc w:val="both"/>
+      </w:pPr>
+      <w:r>
+        <w:rPr>
+          <w:rFonts w:ascii="Times New Roman" w:hAnsi="Times New Roman"/>
+          <w:sz w:val="28"/>
+        </w:rPr>
+        <w:t>7. Создать интерактивный пользовательский интерфейс на Next.js / React с поддержкой полного цикла управления заказами, аналитических дашбордов и панели администратора.</w:t>
+      </w:r>
+    </w:p>
+    <w:p>
+      <w:pPr>
+        <w:spacing w:after="120"/>
+        <w:ind w:firstLine="709"/>
+        <w:jc w:val="both"/>
+      </w:pPr>
+      <w:r>
+        <w:rPr>
+          <w:rFonts w:ascii="Times New Roman" w:hAnsi="Times New Roman"/>
+          <w:sz w:val="28"/>
+        </w:rPr>
+        <w:t>8. Настроить контейнеризацию на Docker Compose и CI/CD-пайплайн на GitHub Actions с этапами линтинга, тестирования и сборки образов.</w:t>
+      </w:r>
+    </w:p>
+    <w:p>
+      <w:pPr>
+        <w:spacing w:before="0" w:after="120"/>
+        <w:ind w:firstLine="709"/>
+        <w:jc w:val="both"/>
+      </w:pPr>
+    </w:p>
+    <w:p>
+      <w:pPr>
+        <w:spacing w:before="0" w:after="120"/>
+        <w:ind w:firstLine="709"/>
         <w:jc w:val="both"/>
       </w:pPr>
       <w:r>
         <w:rPr>
           <w:rFonts w:ascii="Times New Roman" w:hAnsi="Times New Roman"/>
           <w:b w:val="0"/>
-          <w:i w:val="0"/>
-          <w:sz w:val="24"/>
+          <w:sz w:val="28"/>
         </w:rPr>
-        <w:t>– Реализация систем аутентификации и авторизации</w:t>
-      </w:r>
-    </w:p>
-    <w:p>
-      <w:pPr>
-        <w:spacing w:after="60"/>
-        <w:ind w:left="709" w:hanging="283"/>
-        <w:jc w:val="both"/>
-      </w:pPr>
-      <w:r>
-        <w:rPr>
-          <w:rFonts w:ascii="Times New Roman" w:hAnsi="Times New Roman"/>
-          <w:b w:val="0"/>
-          <w:i w:val="0"/>
-          <w:sz w:val="24"/>
-        </w:rPr>
-        <w:t>– Интеграция с внешними сервисами (CRM, платёжные системы, сервисы доставки)</w:t>
-      </w:r>
-    </w:p>
-    <w:p>
-      <w:pPr>
-        <w:spacing w:after="60"/>
-        <w:ind w:left="709" w:hanging="283"/>
-        <w:jc w:val="both"/>
-      </w:pPr>
-      <w:r>
-        <w:rPr>
-          <w:rFonts w:ascii="Times New Roman" w:hAnsi="Times New Roman"/>
-          <w:b w:val="0"/>
-          <w:i w:val="0"/>
-          <w:sz w:val="24"/>
-        </w:rPr>
-        <w:t>– Контейнеризация и оркестрация сервисов (Docker, Docker Compose)</w:t>
-      </w:r>
-    </w:p>
-    <w:p>
-      <w:pPr>
-        <w:spacing w:after="60"/>
-        <w:ind w:left="709" w:hanging="283"/>
-        <w:jc w:val="both"/>
-      </w:pPr>
-      <w:r>
-        <w:rPr>
-          <w:rFonts w:ascii="Times New Roman" w:hAnsi="Times New Roman"/>
-          <w:b w:val="0"/>
-          <w:i w:val="0"/>
-          <w:sz w:val="24"/>
-        </w:rPr>
-        <w:t>– Настройка CI/CD и мониторинга</w:t>
-      </w:r>
-    </w:p>
-    <w:p>
-      <w:pPr>
-        <w:spacing w:before="160" w:after="160"/>
-        <w:jc w:val="center"/>
-      </w:pPr>
-      <w:r>
-        <w:rPr>
-          <w:rFonts w:ascii="Times New Roman" w:hAnsi="Times New Roman"/>
-          <w:b/>
-          <w:i w:val="0"/>
-          <w:sz w:val="24"/>
-        </w:rPr>
-        <w:t>1.2. Техническое и программное обеспечение</w:t>
-      </w:r>
-    </w:p>
-    <w:p>
-      <w:pPr>
-        <w:spacing w:before="0" w:after="120"/>
-        <w:ind w:firstLine="709"/>
-        <w:jc w:val="both"/>
-      </w:pPr>
-      <w:r>
-        <w:rPr>
-          <w:rFonts w:ascii="Times New Roman" w:hAnsi="Times New Roman"/>
-          <w:b w:val="0"/>
-          <w:i w:val="0"/>
-          <w:sz w:val="24"/>
-        </w:rPr>
-        <w:t>В рамках выполнения задач практики компанией было предоставлено рабочее место, укомплектованное современным техническим и программным обеспечением. Рабочая станция оснащена процессором Intel Core i7-12700, 32 ГБ оперативной памяти и твердотельным накопителем объёмом 1 ТБ. Рабочее место подключено к корпоративной сети с выделенным интернет-каналом и VPN-доступом к внутренним ресурсам компании.</w:t>
-      </w:r>
-    </w:p>
-    <w:p>
-      <w:pPr>
-        <w:spacing w:before="0" w:after="120"/>
-        <w:ind w:firstLine="709"/>
-        <w:jc w:val="both"/>
-      </w:pPr>
-      <w:r>
-        <w:rPr>
-          <w:rFonts w:ascii="Times New Roman" w:hAnsi="Times New Roman"/>
-          <w:b w:val="0"/>
-          <w:i w:val="0"/>
-          <w:sz w:val="24"/>
-        </w:rPr>
-        <w:t>Для разработки программного обеспечения использовалось следующее профессионально-ориентированное программное обеспечение:</w:t>
-      </w:r>
-    </w:p>
-    <w:p>
-      <w:pPr>
-        <w:spacing w:after="60"/>
-        <w:ind w:left="709" w:hanging="283"/>
-        <w:jc w:val="both"/>
-      </w:pPr>
-      <w:r>
-        <w:rPr>
-          <w:rFonts w:ascii="Times New Roman" w:hAnsi="Times New Roman"/>
-          <w:b w:val="0"/>
-          <w:i w:val="0"/>
-          <w:sz w:val="24"/>
-        </w:rPr>
-        <w:t>– Операционная система: Ubuntu 22.04 LTS</w:t>
-      </w:r>
-    </w:p>
-    <w:p>
-      <w:pPr>
-        <w:spacing w:after="60"/>
-        <w:ind w:left="709" w:hanging="283"/>
-        <w:jc w:val="both"/>
-      </w:pPr>
-      <w:r>
-        <w:rPr>
-          <w:rFonts w:ascii="Times New Roman" w:hAnsi="Times New Roman"/>
-          <w:b w:val="0"/>
-          <w:i w:val="0"/>
-          <w:sz w:val="24"/>
-        </w:rPr>
-        <w:t>– Среда разработки (IDE): Visual Studio Code с расширениями ESLint, Prettier, GitLens, REST Client</w:t>
-      </w:r>
-    </w:p>
-    <w:p>
-      <w:pPr>
-        <w:spacing w:after="60"/>
-        <w:ind w:left="709" w:hanging="283"/>
-        <w:jc w:val="both"/>
-      </w:pPr>
-      <w:r>
-        <w:rPr>
-          <w:rFonts w:ascii="Times New Roman" w:hAnsi="Times New Roman"/>
-          <w:b w:val="0"/>
-          <w:i w:val="0"/>
-          <w:sz w:val="24"/>
-        </w:rPr>
-        <w:t>– Языки программирования: TypeScript 5.x, JavaScript (ES2022), HTML5, CSS3</w:t>
-      </w:r>
-    </w:p>
-    <w:p>
-      <w:pPr>
-        <w:spacing w:after="60"/>
-        <w:ind w:left="709" w:hanging="283"/>
-        <w:jc w:val="both"/>
-      </w:pPr>
-      <w:r>
-        <w:rPr>
-          <w:rFonts w:ascii="Times New Roman" w:hAnsi="Times New Roman"/>
-          <w:b w:val="0"/>
-          <w:i w:val="0"/>
-          <w:sz w:val="24"/>
-        </w:rPr>
-        <w:t>– Фреймворки бэкенда: Node.js 20 LTS, NestJS 10, TypeORM 0.3</w:t>
-      </w:r>
-    </w:p>
-    <w:p>
-      <w:pPr>
-        <w:spacing w:after="60"/>
-        <w:ind w:left="709" w:hanging="283"/>
-        <w:jc w:val="both"/>
-      </w:pPr>
-      <w:r>
-        <w:rPr>
-          <w:rFonts w:ascii="Times New Roman" w:hAnsi="Times New Roman"/>
-          <w:b w:val="0"/>
-          <w:i w:val="0"/>
-          <w:sz w:val="24"/>
-        </w:rPr>
-        <w:t>– Фреймворки фронтенда: Next.js 14, React 18, Tailwind CSS 3</w:t>
-      </w:r>
-    </w:p>
-    <w:p>
-      <w:pPr>
-        <w:spacing w:after="60"/>
-        <w:ind w:left="709" w:hanging="283"/>
-        <w:jc w:val="both"/>
-      </w:pPr>
-      <w:r>
-        <w:rPr>
-          <w:rFonts w:ascii="Times New Roman" w:hAnsi="Times New Roman"/>
-          <w:b w:val="0"/>
-          <w:i w:val="0"/>
-          <w:sz w:val="24"/>
-        </w:rPr>
-        <w:t>– СУБД: PostgreSQL 16</w:t>
-      </w:r>
-    </w:p>
-    <w:p>
-      <w:pPr>
-        <w:spacing w:after="60"/>
-        <w:ind w:left="709" w:hanging="283"/>
-        <w:jc w:val="both"/>
-      </w:pPr>
-      <w:r>
-        <w:rPr>
-          <w:rFonts w:ascii="Times New Roman" w:hAnsi="Times New Roman"/>
-          <w:b w:val="0"/>
-          <w:i w:val="0"/>
-          <w:sz w:val="24"/>
-        </w:rPr>
-        <w:t>– Кэш: Redis 7</w:t>
-      </w:r>
-    </w:p>
-    <w:p>
-      <w:pPr>
-        <w:spacing w:after="60"/>
-        <w:ind w:left="709" w:hanging="283"/>
-        <w:jc w:val="both"/>
-      </w:pPr>
-      <w:r>
-        <w:rPr>
-          <w:rFonts w:ascii="Times New Roman" w:hAnsi="Times New Roman"/>
-          <w:b w:val="0"/>
-          <w:i w:val="0"/>
-          <w:sz w:val="24"/>
-        </w:rPr>
-        <w:t>– Контейнеризация: Docker 24, Docker Compose v2</w:t>
-      </w:r>
-    </w:p>
-    <w:p>
-      <w:pPr>
-        <w:spacing w:after="60"/>
-        <w:ind w:left="709" w:hanging="283"/>
-        <w:jc w:val="both"/>
-      </w:pPr>
-      <w:r>
-        <w:rPr>
-          <w:rFonts w:ascii="Times New Roman" w:hAnsi="Times New Roman"/>
-          <w:b w:val="0"/>
-          <w:i w:val="0"/>
-          <w:sz w:val="24"/>
-        </w:rPr>
-        <w:t>– Система управления версиями: Git, GitHub</w:t>
-      </w:r>
-    </w:p>
-    <w:p>
-      <w:pPr>
-        <w:spacing w:after="60"/>
-        <w:ind w:left="709" w:hanging="283"/>
-        <w:jc w:val="both"/>
-      </w:pPr>
-      <w:r>
-        <w:rPr>
-          <w:rFonts w:ascii="Times New Roman" w:hAnsi="Times New Roman"/>
-          <w:b w:val="0"/>
-          <w:i w:val="0"/>
-          <w:sz w:val="24"/>
-        </w:rPr>
-        <w:t>– CI/CD: GitHub Actions</w:t>
-      </w:r>
-    </w:p>
-    <w:p>
-      <w:pPr>
-        <w:spacing w:after="60"/>
-        <w:ind w:left="709" w:hanging="283"/>
-        <w:jc w:val="both"/>
-      </w:pPr>
-      <w:r>
-        <w:rPr>
-          <w:rFonts w:ascii="Times New Roman" w:hAnsi="Times New Roman"/>
-          <w:b w:val="0"/>
-          <w:i w:val="0"/>
-          <w:sz w:val="24"/>
-        </w:rPr>
-        <w:t>– Документирование API: Swagger / OpenAPI 3.0</w:t>
-      </w:r>
-    </w:p>
-    <w:p>
-      <w:pPr>
-        <w:spacing w:after="60"/>
-        <w:ind w:left="709" w:hanging="283"/>
-        <w:jc w:val="both"/>
-      </w:pPr>
-      <w:r>
-        <w:rPr>
-          <w:rFonts w:ascii="Times New Roman" w:hAnsi="Times New Roman"/>
-          <w:b w:val="0"/>
-          <w:i w:val="0"/>
-          <w:sz w:val="24"/>
-        </w:rPr>
-        <w:t>– Средства обеспечения безопасности: JWT-аутентификация, bcrypt-хеширование паролей, HTTPS</w:t>
-      </w:r>
-    </w:p>
-    <w:p>
-      <w:pPr>
-        <w:spacing w:after="60"/>
-        <w:ind w:left="709" w:hanging="283"/>
-        <w:jc w:val="both"/>
-      </w:pPr>
-      <w:r>
-        <w:rPr>
-          <w:rFonts w:ascii="Times New Roman" w:hAnsi="Times New Roman"/>
-          <w:b w:val="0"/>
-          <w:i w:val="0"/>
-          <w:sz w:val="24"/>
-        </w:rPr>
-        <w:t>– Инструменты тестирования: Jest, Supertest</w:t>
-      </w:r>
-    </w:p>
-    <w:p>
-      <w:pPr>
-        <w:spacing w:after="60"/>
-        <w:ind w:left="709" w:hanging="283"/>
-        <w:jc w:val="both"/>
-      </w:pPr>
-      <w:r>
-        <w:rPr>
-          <w:rFonts w:ascii="Times New Roman" w:hAnsi="Times New Roman"/>
-          <w:b w:val="0"/>
-          <w:i w:val="0"/>
-          <w:sz w:val="24"/>
-        </w:rPr>
-        <w:t>– Менеджер пакетов: npm / pnpm</w:t>
-      </w:r>
-    </w:p>
-    <w:p>
-      <w:pPr>
-        <w:spacing w:before="160" w:after="160"/>
-        <w:jc w:val="center"/>
-      </w:pPr>
-      <w:r>
-        <w:rPr>
-          <w:rFonts w:ascii="Times New Roman" w:hAnsi="Times New Roman"/>
-          <w:b/>
-          <w:i w:val="0"/>
-          <w:sz w:val="24"/>
-        </w:rPr>
-        <w:t>1.3. Анализ существующих недостатков и проблем управления заказами</w:t>
-      </w:r>
-    </w:p>
-    <w:p>
-      <w:pPr>
-        <w:spacing w:before="0" w:after="120"/>
-        <w:ind w:firstLine="709"/>
-        <w:jc w:val="both"/>
-      </w:pPr>
-      <w:r>
-        <w:rPr>
-          <w:rFonts w:ascii="Times New Roman" w:hAnsi="Times New Roman"/>
-          <w:b w:val="0"/>
-          <w:i w:val="0"/>
-          <w:sz w:val="24"/>
-        </w:rPr>
-        <w:t>В ходе анализа деятельности клиентов компании ООО «Парнас АйТи» и изучения типичных проблем в области управления заказами была выявлена совокупность системных недостатков, препятствующих эффективной автоматизации бизнес-процессов. Большинство организаций используют разрозненные инструменты — электронные таблицы, мессенджеры и разнородные локальные программы — что порождает следующие проблемы:</w:t>
-      </w:r>
-    </w:p>
-    <w:p>
-      <w:pPr>
-        <w:spacing w:after="60"/>
-        <w:ind w:left="709" w:hanging="709"/>
-        <w:jc w:val="both"/>
-      </w:pPr>
-      <w:r>
-        <w:rPr>
-          <w:rFonts w:ascii="Times New Roman" w:hAnsi="Times New Roman"/>
-          <w:b w:val="0"/>
-          <w:i w:val="0"/>
-          <w:sz w:val="24"/>
-        </w:rPr>
-        <w:t>1. Отсутствие единого центра управления заказами — данные хранятся в разных системах, нет целостного представления о состоянии всех заказов в режиме реального времени.</w:t>
-      </w:r>
-    </w:p>
-    <w:p>
-      <w:pPr>
-        <w:spacing w:after="60"/>
-        <w:ind w:left="709" w:hanging="709"/>
-        <w:jc w:val="both"/>
-      </w:pPr>
-      <w:r>
-        <w:rPr>
-          <w:rFonts w:ascii="Times New Roman" w:hAnsi="Times New Roman"/>
-          <w:b w:val="0"/>
-          <w:i w:val="0"/>
-          <w:sz w:val="24"/>
-        </w:rPr>
-        <w:t>2. Ручное распределение заказов — менеджеры тратят значительное время на назначение исполнителей, что приводит к неравномерной нагрузке и просрочкам.</w:t>
-      </w:r>
-    </w:p>
-    <w:p>
-      <w:pPr>
-        <w:spacing w:after="60"/>
-        <w:ind w:left="709" w:hanging="709"/>
-        <w:jc w:val="both"/>
-      </w:pPr>
-      <w:r>
-        <w:rPr>
-          <w:rFonts w:ascii="Times New Roman" w:hAnsi="Times New Roman"/>
-          <w:b w:val="0"/>
-          <w:i w:val="0"/>
-          <w:sz w:val="24"/>
-        </w:rPr>
-        <w:t>3. Непрозрачность статусов — клиент не имеет возможности отслеживать ход выполнения заказа; коммуникация ведётся по телефону или электронной почте без фиксации договорённостей.</w:t>
-      </w:r>
-    </w:p>
-    <w:p>
-      <w:pPr>
-        <w:spacing w:after="60"/>
-        <w:ind w:left="709" w:hanging="709"/>
-        <w:jc w:val="both"/>
-      </w:pPr>
-      <w:r>
-        <w:rPr>
-          <w:rFonts w:ascii="Times New Roman" w:hAnsi="Times New Roman"/>
-          <w:b w:val="0"/>
-          <w:i w:val="0"/>
-          <w:sz w:val="24"/>
-        </w:rPr>
-        <w:t>4. Отсутствие истории изменений — нет журнала аудита, фиксирующего кто, когда и что изменил в заказе, что затрудняет разбор конфликтных ситуаций.</w:t>
-      </w:r>
-    </w:p>
-    <w:p>
-      <w:pPr>
-        <w:spacing w:after="60"/>
-        <w:ind w:left="709" w:hanging="709"/>
-        <w:jc w:val="both"/>
-      </w:pPr>
-      <w:r>
-        <w:rPr>
-          <w:rFonts w:ascii="Times New Roman" w:hAnsi="Times New Roman"/>
-          <w:b w:val="0"/>
-          <w:i w:val="0"/>
-          <w:sz w:val="24"/>
-        </w:rPr>
-        <w:t>5. Неэффективное уведомление участников — сотрудники узнают о назначении задачи с задержкой, что замедляет выполнение.</w:t>
-      </w:r>
-    </w:p>
-    <w:p>
-      <w:pPr>
-        <w:spacing w:after="60"/>
-        <w:ind w:left="709" w:hanging="709"/>
-        <w:jc w:val="both"/>
-      </w:pPr>
-      <w:r>
-        <w:rPr>
-          <w:rFonts w:ascii="Times New Roman" w:hAnsi="Times New Roman"/>
-          <w:b w:val="0"/>
-          <w:i w:val="0"/>
-          <w:sz w:val="24"/>
-        </w:rPr>
-        <w:t>6. Невозможность аналитики — отсутствие структурированных данных не позволяет строить отчёты по KPI сотрудников, среднему времени обработки и доходности.</w:t>
-      </w:r>
-    </w:p>
-    <w:p>
-      <w:pPr>
-        <w:spacing w:after="60"/>
-        <w:ind w:left="709" w:hanging="709"/>
-        <w:jc w:val="both"/>
-      </w:pPr>
-      <w:r>
-        <w:rPr>
-          <w:rFonts w:ascii="Times New Roman" w:hAnsi="Times New Roman"/>
-          <w:b w:val="0"/>
-          <w:i w:val="0"/>
-          <w:sz w:val="24"/>
-        </w:rPr>
-        <w:t>7. Сложность интеграции с внешними сервисами — нет API для подключения CRM, платёжных систем и служб доставки.</w:t>
-      </w:r>
-    </w:p>
-    <w:p>
-      <w:pPr>
-        <w:spacing w:before="0" w:after="120"/>
-        <w:ind w:firstLine="709"/>
-        <w:jc w:val="both"/>
-      </w:pPr>
-      <w:r>
-        <w:rPr>
-          <w:rFonts w:ascii="Times New Roman" w:hAnsi="Times New Roman"/>
-          <w:b w:val="0"/>
-          <w:i w:val="0"/>
-          <w:sz w:val="24"/>
-        </w:rPr>
-        <w:t>Выявленные недостатки явно отражают потребность в разработке специализированной веб-платформы OrderFlow, обеспечивающей полный цикл автоматизации обработки заказов: от момента поступления заявки до её выполнения, доставки и аналитики по результатам работы.</w:t>
-      </w:r>
-    </w:p>
-    <w:p>
-      <w:pPr>
-        <w:spacing w:before="160" w:after="160"/>
-        <w:jc w:val="center"/>
-      </w:pPr>
-      <w:r>
-        <w:rPr>
-          <w:rFonts w:ascii="Times New Roman" w:hAnsi="Times New Roman"/>
-          <w:b/>
-          <w:i w:val="0"/>
-          <w:sz w:val="24"/>
-        </w:rPr>
-        <w:t>1.4. Формулировка цели и задач практики</w:t>
-      </w:r>
-    </w:p>
-    <w:p>
-      <w:pPr>
-        <w:spacing w:before="0" w:after="120"/>
-        <w:ind w:firstLine="709"/>
-        <w:jc w:val="both"/>
-      </w:pPr>
-      <w:r>
-        <w:rPr>
-          <w:rFonts w:ascii="Times New Roman" w:hAnsi="Times New Roman"/>
-          <w:b w:val="0"/>
-          <w:i w:val="0"/>
-          <w:sz w:val="24"/>
-        </w:rPr>
-        <w:t>Целью практики является получение практического опыта в проектировании и разработке масштабируемых веб-платформ, применение теоретических знаний в области информационных систем, архитектуры ПО и современных технологий разработки, полученных в процессе обучения.</w:t>
-      </w:r>
-    </w:p>
-    <w:p>
-      <w:pPr>
-        <w:spacing w:before="0" w:after="120"/>
-        <w:ind w:firstLine="709"/>
-        <w:jc w:val="both"/>
-      </w:pPr>
-      <w:r>
-        <w:rPr>
-          <w:rFonts w:ascii="Times New Roman" w:hAnsi="Times New Roman"/>
-          <w:b w:val="0"/>
-          <w:i w:val="0"/>
-          <w:sz w:val="24"/>
-        </w:rPr>
-        <w:t>В ходе прохождения практики были решены следующие задачи:</w:t>
-      </w:r>
-    </w:p>
-    <w:p>
-      <w:pPr>
-        <w:spacing w:after="60"/>
-        <w:ind w:left="709" w:hanging="709"/>
-        <w:jc w:val="both"/>
-      </w:pPr>
-      <w:r>
-        <w:rPr>
-          <w:rFonts w:ascii="Times New Roman" w:hAnsi="Times New Roman"/>
-          <w:b w:val="0"/>
-          <w:i w:val="0"/>
-          <w:sz w:val="24"/>
-        </w:rPr>
-        <w:t>1. Провести анализ предметной области и сформулировать требования к системе управления заказами.</w:t>
-      </w:r>
-    </w:p>
-    <w:p>
-      <w:pPr>
-        <w:spacing w:after="60"/>
-        <w:ind w:left="709" w:hanging="709"/>
-        <w:jc w:val="both"/>
-      </w:pPr>
-      <w:r>
-        <w:rPr>
-          <w:rFonts w:ascii="Times New Roman" w:hAnsi="Times New Roman"/>
-          <w:b w:val="0"/>
-          <w:i w:val="0"/>
-          <w:sz w:val="24"/>
-        </w:rPr>
-        <w:t>2. Спроектировать реляционную схему базы данных PostgreSQL для хранения пользователей, заказов, клиентов, истории изменений и уведомлений.</w:t>
-      </w:r>
-    </w:p>
-    <w:p>
-      <w:pPr>
-        <w:spacing w:after="60"/>
-        <w:ind w:left="709" w:hanging="709"/>
-        <w:jc w:val="both"/>
-      </w:pPr>
-      <w:r>
-        <w:rPr>
-          <w:rFonts w:ascii="Times New Roman" w:hAnsi="Times New Roman"/>
-          <w:b w:val="0"/>
-          <w:i w:val="0"/>
-          <w:sz w:val="24"/>
-        </w:rPr>
-        <w:t>3. Разработать REST API на базе фреймворка NestJS с разграничением доступа по ролям (администратор, менеджер, исполнитель, клиент) с использованием JWT-аутентификации.</w:t>
-      </w:r>
-    </w:p>
-    <w:p>
-      <w:pPr>
-        <w:spacing w:after="60"/>
-        <w:ind w:left="709" w:hanging="709"/>
-        <w:jc w:val="both"/>
-      </w:pPr>
-      <w:r>
-        <w:rPr>
-          <w:rFonts w:ascii="Times New Roman" w:hAnsi="Times New Roman"/>
-          <w:b w:val="0"/>
-          <w:i w:val="0"/>
-          <w:sz w:val="24"/>
-        </w:rPr>
-        <w:t>4. Реализовать модуль автоматического распределения заказов с поддержкой нескольких алгоритмов: Round Robin, по минимальной загрузке, по приоритету.</w:t>
-      </w:r>
-    </w:p>
-    <w:p>
-      <w:pPr>
-        <w:spacing w:after="60"/>
-        <w:ind w:left="709" w:hanging="709"/>
-        <w:jc w:val="both"/>
-      </w:pPr>
-      <w:r>
-        <w:rPr>
-          <w:rFonts w:ascii="Times New Roman" w:hAnsi="Times New Roman"/>
-          <w:b w:val="0"/>
-          <w:i w:val="0"/>
-          <w:sz w:val="24"/>
-        </w:rPr>
-        <w:t>5. Разработать модуль уведомлений с поддержкой каналов Email, SMS и системных уведомлений.</w:t>
-      </w:r>
-    </w:p>
-    <w:p>
-      <w:pPr>
-        <w:spacing w:after="60"/>
-        <w:ind w:left="709" w:hanging="709"/>
-        <w:jc w:val="both"/>
-      </w:pPr>
-      <w:r>
-        <w:rPr>
-          <w:rFonts w:ascii="Times New Roman" w:hAnsi="Times New Roman"/>
-          <w:b w:val="0"/>
-          <w:i w:val="0"/>
-          <w:sz w:val="24"/>
-        </w:rPr>
-        <w:t>6. Создать интерактивный пользовательский интерфейс на Next.js / React с поддержкой полного цикла управления заказами, аналитических дашбордов и панели администратора.</w:t>
-      </w:r>
-    </w:p>
-    <w:p>
-      <w:pPr>
-        <w:spacing w:after="60"/>
-        <w:ind w:left="709" w:hanging="709"/>
-        <w:jc w:val="both"/>
-      </w:pPr>
-      <w:r>
-        <w:rPr>
-          <w:rFonts w:ascii="Times New Roman" w:hAnsi="Times New Roman"/>
-          <w:b w:val="0"/>
-          <w:i w:val="0"/>
-          <w:sz w:val="24"/>
-        </w:rPr>
-        <w:t>7. Настроить контейнеризацию приложения с помощью Docker Compose для воспроизводимого развёртывания в продакшн-среде.</w:t>
-      </w:r>
-    </w:p>
-    <w:p>
-      <w:pPr>
-        <w:spacing w:after="60"/>
-        <w:ind w:left="709" w:hanging="709"/>
-        <w:jc w:val="both"/>
-      </w:pPr>
-      <w:r>
-        <w:rPr>
-          <w:rFonts w:ascii="Times New Roman" w:hAnsi="Times New Roman"/>
-          <w:b w:val="0"/>
-          <w:i w:val="0"/>
-          <w:sz w:val="24"/>
-        </w:rPr>
-        <w:t>8. Настроить CI/CD-пайплайн на GitHub Actions для автоматизации сборки, тестирования и деплоя приложения.</w:t>
+        <w:t>Выполнение данных задач направлено на совершенствование элементов информационных технологий в части автоматизации управления заказами, что является актуальным направлением развития корпоративных IT-решений.</w:t>
       </w:r>
     </w:p>
     <w:p>
@@ -1627,49 +1603,181 @@
     </w:p>
     <w:p>
       <w:pPr>
-        <w:spacing w:before="240" w:after="160"/>
+        <w:spacing w:before="240" w:after="120"/>
         <w:jc w:val="center"/>
       </w:pPr>
       <w:r>
         <w:rPr>
           <w:rFonts w:ascii="Times New Roman" w:hAnsi="Times New Roman"/>
           <w:b/>
-          <w:i w:val="0"/>
           <w:sz w:val="28"/>
         </w:rPr>
-        <w:t>Раздел 2</w:t>
+        <w:t>Раздел 2. Разработка веб-платформы OrderFlow</w:t>
+        <w:br/>
+        <w:t>для автоматизации обработки заказов</w:t>
       </w:r>
     </w:p>
     <w:p>
       <w:pPr>
-        <w:spacing w:before="200" w:after="160"/>
-        <w:jc w:val="center"/>
+        <w:spacing w:before="200" w:after="120"/>
+        <w:jc w:val="both"/>
       </w:pPr>
       <w:r>
         <w:rPr>
           <w:rFonts w:ascii="Times New Roman" w:hAnsi="Times New Roman"/>
           <w:b/>
-          <w:i w:val="0"/>
-          <w:sz w:val="26"/>
+          <w:sz w:val="28"/>
         </w:rPr>
-        <w:t>2. СОДЕРЖАНИЕ МЕРОПРИЯТИЙ ПО РАЗРАБОТКЕ СИСТЕМЫ</w:t>
-        <w:br/>
-        <w:t>АВТОМАТИЗАЦИИ ЗАКАЗОВ</w:t>
+        <w:t>2.1. Анализ и сравнительная оценка методов разработки серверной части</w:t>
       </w:r>
     </w:p>
     <w:p>
       <w:pPr>
-        <w:spacing w:before="160" w:after="160"/>
-        <w:jc w:val="center"/>
+        <w:spacing w:before="0" w:after="120"/>
+        <w:ind w:firstLine="709"/>
+        <w:jc w:val="both"/>
+      </w:pPr>
+      <w:r>
+        <w:rPr>
+          <w:rFonts w:ascii="Times New Roman" w:hAnsi="Times New Roman"/>
+          <w:b w:val="0"/>
+          <w:sz w:val="28"/>
+        </w:rPr>
+        <w:t>Задача разработки серверной части корпоративной веб-платформы предполагает выбор архитектурного подхода и фреймворка, обеспечивающего масштабируемость, поддерживаемость и высокую производительность. Существует несколько подходов и технологий для решения данной задачи.</w:t>
+      </w:r>
+    </w:p>
+    <w:p>
+      <w:pPr>
+        <w:spacing w:before="0" w:after="120"/>
+        <w:ind w:firstLine="709"/>
+        <w:jc w:val="both"/>
+      </w:pPr>
+      <w:r>
+        <w:rPr>
+          <w:rFonts w:ascii="Times New Roman" w:hAnsi="Times New Roman"/>
+          <w:b w:val="0"/>
+          <w:sz w:val="28"/>
+        </w:rPr>
+        <w:t>Монолитная архитектура с использованием фреймворков:</w:t>
+      </w:r>
+    </w:p>
+    <w:p>
+      <w:pPr>
+        <w:spacing w:before="0" w:after="120"/>
+        <w:ind w:firstLine="709"/>
+        <w:jc w:val="both"/>
+      </w:pPr>
+      <w:r>
+        <w:rPr>
+          <w:rFonts w:ascii="Times New Roman" w:hAnsi="Times New Roman"/>
+          <w:b w:val="0"/>
+          <w:sz w:val="28"/>
+        </w:rPr>
+        <w:t>Express.js — минималистичный и гибкий фреймворк, де-факто стандарт для Node.js-разработки. Обладает огромной экосистемой и широким сообществом, однако не имеет встроенной структуры проекта: при масштабировании это приводит к неоднородности кодовой базы. Отсутствует встроенный IoC-контейнер (инверсия управления), что усложняет управление зависимостями в крупных проектах. Вся архитектура приложения — ответственность разработчика.</w:t>
+      </w:r>
+    </w:p>
+    <w:p>
+      <w:pPr>
+        <w:spacing w:before="0" w:after="120"/>
+        <w:ind w:firstLine="709"/>
+        <w:jc w:val="both"/>
+      </w:pPr>
+      <w:r>
+        <w:rPr>
+          <w:rFonts w:ascii="Times New Roman" w:hAnsi="Times New Roman"/>
+          <w:b w:val="0"/>
+          <w:sz w:val="28"/>
+        </w:rPr>
+        <w:t>Fastify — высокопроизводительный фреймворк со встроенной схемной валидацией через JSON Schema. Превосходит Express по скорости обработки запросов, однако имеет меньшее сообщество и более высокий порог вхождения. Не предоставляет встроенных инструментов для организации модульной архитектуры в стиле enterprise-приложений.</w:t>
+      </w:r>
+    </w:p>
+    <w:p>
+      <w:pPr>
+        <w:spacing w:before="0" w:after="120"/>
+        <w:ind w:firstLine="709"/>
+        <w:jc w:val="both"/>
+      </w:pPr>
+      <w:r>
+        <w:rPr>
+          <w:rFonts w:ascii="Times New Roman" w:hAnsi="Times New Roman"/>
+          <w:b w:val="0"/>
+          <w:sz w:val="28"/>
+        </w:rPr>
+        <w:t>NestJS — прогрессивный фреймворк, построенный поверх Express (или Fastify), предоставляющий opinioned-архитектуру с поддержкой модульности, внедрения зависимостей (DI), декораторов и нативной поддержкой TypeScript. Имеет готовые решения для Guard (авторизация), Interceptor (перехват запросов/ответов), Pipe (валидация), Filter (обработка исключений) и тесную интеграцию с TypeORM, Swagger и Redis.</w:t>
+      </w:r>
+    </w:p>
+    <w:p>
+      <w:pPr>
+        <w:spacing w:before="0" w:after="120"/>
+        <w:ind w:firstLine="709"/>
+        <w:jc w:val="both"/>
+      </w:pPr>
+      <w:r>
+        <w:rPr>
+          <w:rFonts w:ascii="Times New Roman" w:hAnsi="Times New Roman"/>
+          <w:b w:val="0"/>
+          <w:sz w:val="28"/>
+        </w:rPr>
+        <w:t>Микросервисная архитектура:</w:t>
+      </w:r>
+    </w:p>
+    <w:p>
+      <w:pPr>
+        <w:spacing w:before="0" w:after="120"/>
+        <w:ind w:firstLine="709"/>
+        <w:jc w:val="both"/>
+      </w:pPr>
+      <w:r>
+        <w:rPr>
+          <w:rFonts w:ascii="Times New Roman" w:hAnsi="Times New Roman"/>
+          <w:b w:val="0"/>
+          <w:sz w:val="28"/>
+        </w:rPr>
+        <w:t>Декомпозиция на микросервисы обеспечивает независимое масштабирование каждого компонента и изоляцию сбоев, однако существенно усложняет разработку, развёртывание и отладку. Для платформы с ожидаемой нагрузкой до 5 000 пользователей и 100 000 заказов на начальном этапе данный подход является избыточным.</w:t>
+      </w:r>
+    </w:p>
+    <w:p>
+      <w:pPr>
+        <w:spacing w:before="0" w:after="120"/>
+        <w:ind w:firstLine="709"/>
+        <w:jc w:val="both"/>
+      </w:pPr>
+      <w:r>
+        <w:rPr>
+          <w:rFonts w:ascii="Times New Roman" w:hAnsi="Times New Roman"/>
+          <w:b w:val="0"/>
+          <w:sz w:val="28"/>
+        </w:rPr>
+        <w:t>Сравнительная оценка:</w:t>
+      </w:r>
+    </w:p>
+    <w:p>
+      <w:pPr>
+        <w:spacing w:before="0" w:after="120"/>
+        <w:ind w:firstLine="709"/>
+        <w:jc w:val="both"/>
+      </w:pPr>
+      <w:r>
+        <w:rPr>
+          <w:rFonts w:ascii="Times New Roman" w:hAnsi="Times New Roman"/>
+          <w:b w:val="0"/>
+          <w:sz w:val="28"/>
+        </w:rPr>
+        <w:t>Для задач, поставленных в рамках практики (создание корпоративной платформы с ролевым управлением, CRUD-операциями, сложной бизнес-логикой и документированием API), наиболее подходящим является NestJS с монолитной архитектурой. Express.js и Fastify требуют значительного объёма ручной организации кода, тогда как NestJS предоставляет готовую структуру и экосистему модулей, что ускоряет разработку и упрощает поддержку.</w:t>
+      </w:r>
+    </w:p>
+    <w:p>
+      <w:pPr>
+        <w:spacing w:before="200" w:after="120"/>
+        <w:jc w:val="both"/>
       </w:pPr>
       <w:r>
         <w:rPr>
           <w:rFonts w:ascii="Times New Roman" w:hAnsi="Times New Roman"/>
           <w:b/>
-          <w:i w:val="0"/>
-          <w:sz w:val="24"/>
+          <w:sz w:val="28"/>
         </w:rPr>
-        <w:t>2.1. Анализ и сравнительная оценка методов решения задач практики</w:t>
+        <w:t>2.2. Обоснование выбора платформы Node.js / NestJS и ключевых технологий</w:t>
       </w:r>
     </w:p>
     <w:p>
@@ -1682,10 +1790,9 @@
         <w:rPr>
           <w:rFonts w:ascii="Times New Roman" w:hAnsi="Times New Roman"/>
           <w:b w:val="0"/>
-          <w:i w:val="0"/>
-          <w:sz w:val="24"/>
+          <w:sz w:val="28"/>
         </w:rPr>
-        <w:t>Для выбора оптимального технологического стека был проведён сравнительный анализ фреймворков серверной разработки на языке TypeScript / JavaScript. Рассматривались следующие варианты:</w:t>
+        <w:t>При выборе инструментария для разработки платформы OrderFlow учитывались следующие факторы: поставленные задачи, имеющиеся компетенции, производительность и масштабируемость решения.</w:t>
       </w:r>
     </w:p>
     <w:p>
@@ -1698,10 +1805,79 @@
         <w:rPr>
           <w:rFonts w:ascii="Times New Roman" w:hAnsi="Times New Roman"/>
           <w:b w:val="0"/>
-          <w:i w:val="0"/>
-          <w:sz w:val="24"/>
+          <w:sz w:val="28"/>
         </w:rPr>
-        <w:t>Express.js — минималистичный и гибкий фреймворк, де-факто стандарт для Node.js-разработки. Обладает огромной экосистемой и широким сообществом, однако не имеет встроенной структуры проекта, что при масштабировании приводит к неоднородности кодовой базы. Отсутствие встроенного IoC-контейнера усложняет управление зависимостями в крупных проектах.</w:t>
+        <w:t>Выбор NestJS (Node.js, TypeScript) был обусловлен следующими причинами:</w:t>
+      </w:r>
+    </w:p>
+    <w:p>
+      <w:pPr>
+        <w:spacing w:after="80"/>
+        <w:ind w:left="709" w:firstLine="0"/>
+        <w:jc w:val="both"/>
+      </w:pPr>
+      <w:r>
+        <w:rPr>
+          <w:rFonts w:ascii="Times New Roman" w:hAnsi="Times New Roman"/>
+          <w:sz w:val="28"/>
+        </w:rPr>
+        <w:t>– Модульная архитектура: NestJS навязывает чёткое разделение кода на модули, контроллеры, сервисы и сущности, что обеспечивает высокую поддерживаемость и тестируемость кода.</w:t>
+      </w:r>
+    </w:p>
+    <w:p>
+      <w:pPr>
+        <w:spacing w:after="80"/>
+        <w:ind w:left="709" w:firstLine="0"/>
+        <w:jc w:val="both"/>
+      </w:pPr>
+      <w:r>
+        <w:rPr>
+          <w:rFonts w:ascii="Times New Roman" w:hAnsi="Times New Roman"/>
+          <w:sz w:val="28"/>
+        </w:rPr>
+        <w:t>– Нативная поддержка TypeScript: строгая типизация позволяет обнаруживать ошибки на этапе компиляции, что особенно важно для корпоративных систем.</w:t>
+      </w:r>
+    </w:p>
+    <w:p>
+      <w:pPr>
+        <w:spacing w:after="80"/>
+        <w:ind w:left="709" w:firstLine="0"/>
+        <w:jc w:val="both"/>
+      </w:pPr>
+      <w:r>
+        <w:rPr>
+          <w:rFonts w:ascii="Times New Roman" w:hAnsi="Times New Roman"/>
+          <w:sz w:val="28"/>
+        </w:rPr>
+        <w:t>– Встроенный IoC-контейнер: механизм внедрения зависимостей упрощает управление компонентами и написание юнит-тестов с моками.</w:t>
+      </w:r>
+    </w:p>
+    <w:p>
+      <w:pPr>
+        <w:spacing w:after="80"/>
+        <w:ind w:left="709" w:firstLine="0"/>
+        <w:jc w:val="both"/>
+      </w:pPr>
+      <w:r>
+        <w:rPr>
+          <w:rFonts w:ascii="Times New Roman" w:hAnsi="Times New Roman"/>
+          <w:sz w:val="28"/>
+        </w:rPr>
+        <w:t>– Интеграция с TypeORM и Swagger: готовые модули для работы с базой данных и автоматической генерации документации API сокращают объём бойлерплейт-кода.</w:t>
+      </w:r>
+    </w:p>
+    <w:p>
+      <w:pPr>
+        <w:spacing w:after="80"/>
+        <w:ind w:left="709" w:firstLine="0"/>
+        <w:jc w:val="both"/>
+      </w:pPr>
+      <w:r>
+        <w:rPr>
+          <w:rFonts w:ascii="Times New Roman" w:hAnsi="Times New Roman"/>
+          <w:sz w:val="28"/>
+        </w:rPr>
+        <w:t>– Асинхронная модель: Node.js эффективен для приложений с большим числом параллельных сетевых запросов, что актуально для обработки уведомлений и интеграций с внешними сервисами.</w:t>
       </w:r>
     </w:p>
     <w:p>
@@ -1714,10 +1890,93 @@
         <w:rPr>
           <w:rFonts w:ascii="Times New Roman" w:hAnsi="Times New Roman"/>
           <w:b w:val="0"/>
-          <w:i w:val="0"/>
-          <w:sz w:val="24"/>
+          <w:sz w:val="28"/>
         </w:rPr>
-        <w:t>Fastify — высокопроизводительный фреймворк с встроенной схемной валидацией через JSON Schema. Превосходит Express по скорости обработки запросов, однако имеет меньшее сообщество и более высокий порог вхождения. Не имеет встроенных инструментов для организации модульной архитектуры в стиле Angular/Spring.</w:t>
+        <w:t>Выбор ключевых библиотек и технологий:</w:t>
+      </w:r>
+    </w:p>
+    <w:p>
+      <w:pPr>
+        <w:spacing w:after="80"/>
+        <w:ind w:left="709" w:firstLine="0"/>
+        <w:jc w:val="both"/>
+      </w:pPr>
+      <w:r>
+        <w:rPr>
+          <w:rFonts w:ascii="Times New Roman" w:hAnsi="Times New Roman"/>
+          <w:sz w:val="28"/>
+        </w:rPr>
+        <w:t>– TypeORM 0.3: ORM с поддержкой декораторов TypeScript, миграций и Active Record / Data Mapper паттернов. Обеспечивает типобезопасную работу с PostgreSQL.</w:t>
+      </w:r>
+    </w:p>
+    <w:p>
+      <w:pPr>
+        <w:spacing w:after="80"/>
+        <w:ind w:left="709" w:firstLine="0"/>
+        <w:jc w:val="both"/>
+      </w:pPr>
+      <w:r>
+        <w:rPr>
+          <w:rFonts w:ascii="Times New Roman" w:hAnsi="Times New Roman"/>
+          <w:sz w:val="28"/>
+        </w:rPr>
+        <w:t>– PostgreSQL 16: надёжная реляционная СУБД с поддержкой JSONB, полнотекстового поиска и транзакционной целостности. Выбрана вместо MySQL ввиду более мощной типовой системы и поддержки сложных запросов.</w:t>
+      </w:r>
+    </w:p>
+    <w:p>
+      <w:pPr>
+        <w:spacing w:after="80"/>
+        <w:ind w:left="709" w:firstLine="0"/>
+        <w:jc w:val="both"/>
+      </w:pPr>
+      <w:r>
+        <w:rPr>
+          <w:rFonts w:ascii="Times New Roman" w:hAnsi="Times New Roman"/>
+          <w:sz w:val="28"/>
+        </w:rPr>
+        <w:t>– Redis 7: in-memory хранилище для кэширования результатов запросов и хранения сессий. Интегрируется через @nestjs/cache-manager.</w:t>
+      </w:r>
+    </w:p>
+    <w:p>
+      <w:pPr>
+        <w:spacing w:after="80"/>
+        <w:ind w:left="709" w:firstLine="0"/>
+        <w:jc w:val="both"/>
+      </w:pPr>
+      <w:r>
+        <w:rPr>
+          <w:rFonts w:ascii="Times New Roman" w:hAnsi="Times New Roman"/>
+          <w:sz w:val="28"/>
+        </w:rPr>
+        <w:t>– Passport.js + passport-jwt: стандартная библиотека аутентификации для Node.js, поддерживающая стратегию JWT. Выбрана вместо собственной реализации ввиду зрелости и широкой поддержки.</w:t>
+      </w:r>
+    </w:p>
+    <w:p>
+      <w:pPr>
+        <w:spacing w:after="80"/>
+        <w:ind w:left="709" w:firstLine="0"/>
+        <w:jc w:val="both"/>
+      </w:pPr>
+      <w:r>
+        <w:rPr>
+          <w:rFonts w:ascii="Times New Roman" w:hAnsi="Times New Roman"/>
+          <w:sz w:val="28"/>
+        </w:rPr>
+        <w:t>– bcryptjs: библиотека для хеширования паролей с коэффициентом сложности 12, обеспечивающая защиту от атак перебором.</w:t>
+      </w:r>
+    </w:p>
+    <w:p>
+      <w:pPr>
+        <w:spacing w:after="80"/>
+        <w:ind w:left="709" w:firstLine="0"/>
+        <w:jc w:val="both"/>
+      </w:pPr>
+      <w:r>
+        <w:rPr>
+          <w:rFonts w:ascii="Times New Roman" w:hAnsi="Times New Roman"/>
+          <w:sz w:val="28"/>
+        </w:rPr>
+        <w:t>– class-validator + class-transformer: библиотеки для декларативной валидации входных данных через декораторы, интегрированные с Pipe-механизмом NestJS.</w:t>
       </w:r>
     </w:p>
     <w:p>
@@ -1730,10 +1989,79 @@
         <w:rPr>
           <w:rFonts w:ascii="Times New Roman" w:hAnsi="Times New Roman"/>
           <w:b w:val="0"/>
-          <w:i w:val="0"/>
-          <w:sz w:val="24"/>
+          <w:sz w:val="28"/>
         </w:rPr>
-        <w:t>NestJS — прогрессивный фреймворк, построенный поверх Express (или Fastify), предоставляющий опinionated-архитектуру с поддержкой модульности, внедрения зависимостей, декораторов и встроенной поддержкой TypeScript. Имеет готовые решения для Guard, Interceptor, Pipe, Filter и тесную интеграцию с TypeORM, Swagger и другими библиотеками.</w:t>
+        <w:t>Выбор Next.js 14 (React, TypeScript) для фронтенда:</w:t>
+      </w:r>
+    </w:p>
+    <w:p>
+      <w:pPr>
+        <w:spacing w:after="80"/>
+        <w:ind w:left="709" w:firstLine="0"/>
+        <w:jc w:val="both"/>
+      </w:pPr>
+      <w:r>
+        <w:rPr>
+          <w:rFonts w:ascii="Times New Roman" w:hAnsi="Times New Roman"/>
+          <w:sz w:val="28"/>
+        </w:rPr>
+        <w:t>– App Router и Server Components: Next.js 14 обеспечивает серверный рендеринг (SSR) и статическую генерацию (SSG), что улучшает начальную загрузку страниц.</w:t>
+      </w:r>
+    </w:p>
+    <w:p>
+      <w:pPr>
+        <w:spacing w:after="80"/>
+        <w:ind w:left="709" w:firstLine="0"/>
+        <w:jc w:val="both"/>
+      </w:pPr>
+      <w:r>
+        <w:rPr>
+          <w:rFonts w:ascii="Times New Roman" w:hAnsi="Times New Roman"/>
+          <w:sz w:val="28"/>
+        </w:rPr>
+        <w:t>– TanStack Query v5: библиотека для управления серверным состоянием с автоматическим кэшированием, инвалидацией и повторными запросами.</w:t>
+      </w:r>
+    </w:p>
+    <w:p>
+      <w:pPr>
+        <w:spacing w:after="80"/>
+        <w:ind w:left="709" w:firstLine="0"/>
+        <w:jc w:val="both"/>
+      </w:pPr>
+      <w:r>
+        <w:rPr>
+          <w:rFonts w:ascii="Times New Roman" w:hAnsi="Times New Roman"/>
+          <w:sz w:val="28"/>
+        </w:rPr>
+        <w:t>– Tailwind CSS 3: утилитарный CSS-фреймворк, позволяющий быстро создавать адаптивные интерфейсы без написания CSS-файлов.</w:t>
+      </w:r>
+    </w:p>
+    <w:p>
+      <w:pPr>
+        <w:spacing w:after="80"/>
+        <w:ind w:left="709" w:firstLine="0"/>
+        <w:jc w:val="both"/>
+      </w:pPr>
+      <w:r>
+        <w:rPr>
+          <w:rFonts w:ascii="Times New Roman" w:hAnsi="Times New Roman"/>
+          <w:sz w:val="28"/>
+        </w:rPr>
+        <w:t>– Recharts: библиотека для визуализации данных (графики, диаграммы) на основе SVG, хорошо интегрирующаяся с React.</w:t>
+      </w:r>
+    </w:p>
+    <w:p>
+      <w:pPr>
+        <w:spacing w:before="200" w:after="120"/>
+        <w:jc w:val="both"/>
+      </w:pPr>
+      <w:r>
+        <w:rPr>
+          <w:rFonts w:ascii="Times New Roman" w:hAnsi="Times New Roman"/>
+          <w:b/>
+          <w:sz w:val="28"/>
+        </w:rPr>
+        <w:t>2.3. Описание реализации уровня данных и бизнес-логики системы</w:t>
       </w:r>
     </w:p>
     <w:p>
@@ -1746,10 +2074,9 @@
         <w:rPr>
           <w:rFonts w:ascii="Times New Roman" w:hAnsi="Times New Roman"/>
           <w:b w:val="0"/>
-          <w:i w:val="0"/>
-          <w:sz w:val="24"/>
+          <w:sz w:val="28"/>
         </w:rPr>
-        <w:t>В ходе сравнительного анализа был выбран NestJS, поскольку он обеспечивает структурированную модульную архитектуру, высокую поддерживаемость кода и нативную интеграцию со всеми необходимыми компонентами системы: TypeORM, Passport (JWT), Swagger, Redis, Bull (очереди задач).</w:t>
+        <w:t>На основе проведённого анализа и выбора технологического стека была осуществлена разработка платформы OrderFlow. Реализация разделена на три ключевых уровня: уровень данных, уровень бизнес-логики и уровень представления.</w:t>
       </w:r>
     </w:p>
     <w:p>
@@ -1762,182 +2089,7 @@
         <w:rPr>
           <w:rFonts w:ascii="Times New Roman" w:hAnsi="Times New Roman"/>
           <w:b w:val="0"/>
-          <w:i w:val="0"/>
-          <w:sz w:val="24"/>
-        </w:rPr>
-        <w:t>Для фронтенд-разработки были рассмотрены следующие подходы:</w:t>
-      </w:r>
-    </w:p>
-    <w:p>
-      <w:pPr>
-        <w:spacing w:before="0" w:after="120"/>
-        <w:ind w:firstLine="709"/>
-        <w:jc w:val="both"/>
-      </w:pPr>
-      <w:r>
-        <w:rPr>
-          <w:rFonts w:ascii="Times New Roman" w:hAnsi="Times New Roman"/>
-          <w:b w:val="0"/>
-          <w:i w:val="0"/>
-          <w:sz w:val="24"/>
-        </w:rPr>
-        <w:t>Create React App (CRA) — стандартный инструмент для создания React-приложений, однако в 2023–2024 годах признан устаревшим командой React. Медленная сборка, отсутствие SSR и неактуальная конфигурация webpack делают его нецелесообразным для новых проектов.</w:t>
-      </w:r>
-    </w:p>
-    <w:p>
-      <w:pPr>
-        <w:spacing w:before="0" w:after="120"/>
-        <w:ind w:firstLine="709"/>
-        <w:jc w:val="both"/>
-      </w:pPr>
-      <w:r>
-        <w:rPr>
-          <w:rFonts w:ascii="Times New Roman" w:hAnsi="Times New Roman"/>
-          <w:b w:val="0"/>
-          <w:i w:val="0"/>
-          <w:sz w:val="24"/>
-        </w:rPr>
-        <w:t>Vue.js + Nuxt — удобный фреймворк с двусторонним связыванием данных. Nuxt предоставляет SSR из коробки, однако Vue имеет меньшую долю рынка и меньше готовых enterprise-UI компонентов по сравнению с React-экосистемой.</w:t>
-      </w:r>
-    </w:p>
-    <w:p>
-      <w:pPr>
-        <w:spacing w:before="0" w:after="120"/>
-        <w:ind w:firstLine="709"/>
-        <w:jc w:val="both"/>
-      </w:pPr>
-      <w:r>
-        <w:rPr>
-          <w:rFonts w:ascii="Times New Roman" w:hAnsi="Times New Roman"/>
-          <w:b w:val="0"/>
-          <w:i w:val="0"/>
-          <w:sz w:val="24"/>
-        </w:rPr>
-        <w:t>Next.js + React — полнофункциональный фреймворк с поддержкой App Router, Server Components, SSR и SSG. Тесная интеграция с Vercel, отличная TypeScript-поддержка, мощная экосистема компонентов и инструментов. Наиболее зрелое решение для корпоративных веб-платформ.</w:t>
-      </w:r>
-    </w:p>
-    <w:p>
-      <w:pPr>
-        <w:spacing w:before="0" w:after="120"/>
-        <w:ind w:firstLine="709"/>
-        <w:jc w:val="both"/>
-      </w:pPr>
-      <w:r>
-        <w:rPr>
-          <w:rFonts w:ascii="Times New Roman" w:hAnsi="Times New Roman"/>
-          <w:b w:val="0"/>
-          <w:i w:val="0"/>
-          <w:sz w:val="24"/>
-        </w:rPr>
-        <w:t>Для реализации фронтенда был выбран Next.js 14 совместно с React 18 и Tailwind CSS, как наиболее зрелое и высокопроизводительное решение, позволяющее эффективно строить сложные интерфейсы с управлением состоянием, серверным рендерингом и богатым дашбордом аналитики.</w:t>
-      </w:r>
-    </w:p>
-    <w:p>
-      <w:pPr>
-        <w:spacing w:before="0" w:after="120"/>
-        <w:ind w:firstLine="709"/>
-        <w:jc w:val="both"/>
-      </w:pPr>
-      <w:r>
-        <w:rPr>
-          <w:rFonts w:ascii="Times New Roman" w:hAnsi="Times New Roman"/>
-          <w:b w:val="0"/>
-          <w:i w:val="0"/>
-          <w:sz w:val="24"/>
-        </w:rPr>
-        <w:t>Для выбора способа хранения данных проводился анализ СУБД. Рассматривались MySQL / MariaDB и PostgreSQL. PostgreSQL был выбран ввиду поддержки JSONB-полей для гибкого хранения метаданных заказов, мощного полнотекстового поиска, транзакционной надёжности и широкой поддержки в экосистеме TypeORM. Для кэширования результатов запросов и хранения сессий выбран Redis ввиду высокой производительности операций in-memory и встроенной поддержки в модуле @nestjs/cache-manager.</w:t>
-      </w:r>
-    </w:p>
-    <w:p>
-      <w:pPr>
-        <w:spacing w:before="160" w:after="160"/>
-        <w:jc w:val="center"/>
-      </w:pPr>
-      <w:r>
-        <w:rPr>
-          <w:rFonts w:ascii="Times New Roman" w:hAnsi="Times New Roman"/>
-          <w:b/>
-          <w:i w:val="0"/>
-          <w:sz w:val="24"/>
-        </w:rPr>
-        <w:t>2.2. Описание реализации решения</w:t>
-      </w:r>
-    </w:p>
-    <w:p>
-      <w:pPr>
-        <w:spacing w:before="0" w:after="120"/>
-        <w:ind w:firstLine="709"/>
-        <w:jc w:val="both"/>
-      </w:pPr>
-      <w:r>
-        <w:rPr>
-          <w:rFonts w:ascii="Times New Roman" w:hAnsi="Times New Roman"/>
-          <w:b w:val="0"/>
-          <w:i w:val="0"/>
-          <w:sz w:val="24"/>
-        </w:rPr>
-        <w:t>Программная реализация платформы OrderFlow разделена на три ключевых уровня:</w:t>
-      </w:r>
-    </w:p>
-    <w:p>
-      <w:pPr>
-        <w:spacing w:after="60"/>
-        <w:ind w:left="709" w:hanging="283"/>
-        <w:jc w:val="both"/>
-      </w:pPr>
-      <w:r>
-        <w:rPr>
-          <w:rFonts w:ascii="Times New Roman" w:hAnsi="Times New Roman"/>
-          <w:b w:val="0"/>
-          <w:i w:val="0"/>
-          <w:sz w:val="24"/>
-        </w:rPr>
-        <w:t>– Уровень данных — реляционная схема базы данных и ORM-модели</w:t>
-      </w:r>
-    </w:p>
-    <w:p>
-      <w:pPr>
-        <w:spacing w:after="60"/>
-        <w:ind w:left="709" w:hanging="283"/>
-        <w:jc w:val="both"/>
-      </w:pPr>
-      <w:r>
-        <w:rPr>
-          <w:rFonts w:ascii="Times New Roman" w:hAnsi="Times New Roman"/>
-          <w:b w:val="0"/>
-          <w:i w:val="0"/>
-          <w:sz w:val="24"/>
-        </w:rPr>
-        <w:t>– Уровень бизнес-логики — REST API, модули автораспределения, уведомлений и аналитики</w:t>
-      </w:r>
-    </w:p>
-    <w:p>
-      <w:pPr>
-        <w:spacing w:after="60"/>
-        <w:ind w:left="709" w:hanging="283"/>
-        <w:jc w:val="both"/>
-      </w:pPr>
-      <w:r>
-        <w:rPr>
-          <w:rFonts w:ascii="Times New Roman" w:hAnsi="Times New Roman"/>
-          <w:b w:val="0"/>
-          <w:i w:val="0"/>
-          <w:sz w:val="24"/>
-        </w:rPr>
-        <w:t>– Уровень представления — Next.js / React-приложение с компонентным интерфейсом</w:t>
-      </w:r>
-    </w:p>
-    <w:p>
-      <w:pPr>
-        <w:spacing w:before="0" w:after="120"/>
-        <w:jc w:val="both"/>
-      </w:pPr>
-      <w:r>
-        <w:rPr>
-          <w:rFonts w:ascii="Times New Roman" w:hAnsi="Times New Roman"/>
-          <w:b/>
-          <w:i w:val="0"/>
-          <w:sz w:val="24"/>
+          <w:sz w:val="28"/>
         </w:rPr>
         <w:t>1. Уровень данных. Схема базы данных.</w:t>
       </w:r>
@@ -1952,106 +2104,123 @@
         <w:rPr>
           <w:rFonts w:ascii="Times New Roman" w:hAnsi="Times New Roman"/>
           <w:b w:val="0"/>
-          <w:i w:val="0"/>
-          <w:sz w:val="24"/>
+          <w:sz w:val="28"/>
         </w:rPr>
-        <w:t>Реляционная схема базы данных включает следующие сущности, реализованные посредством TypeORM на основе декларативного стиля с декораторами:</w:t>
+        <w:t>Реляционная схема базы данных включает следующие сущности, реализованные посредством TypeORM с декораторами TypeScript:</w:t>
       </w:r>
     </w:p>
     <w:p>
       <w:pPr>
-        <w:spacing w:after="60"/>
-        <w:ind w:left="709" w:hanging="283"/>
+        <w:spacing w:after="80"/>
+        <w:ind w:left="709" w:firstLine="0"/>
         <w:jc w:val="both"/>
       </w:pPr>
       <w:r>
         <w:rPr>
           <w:rFonts w:ascii="Times New Roman" w:hAnsi="Times New Roman"/>
-          <w:b w:val="0"/>
-          <w:i w:val="0"/>
-          <w:sz w:val="24"/>
+          <w:sz w:val="28"/>
         </w:rPr>
-        <w:t>– users — пользователи системы с атрибутами: email, хеш пароля (bcrypt), ФИО, телефон, роль (enum: admin / manager / executor / client), флаг активности и дата регистрации.</w:t>
+        <w:t>– users — пользователи системы: email, хеш пароля (bcrypt), ФИО, телефон, роль (enum: admin / manager / executor / client), флаг активности, дата регистрации.</w:t>
       </w:r>
     </w:p>
     <w:p>
       <w:pPr>
-        <w:spacing w:after="60"/>
-        <w:ind w:left="709" w:hanging="283"/>
+        <w:spacing w:after="80"/>
+        <w:ind w:left="709" w:firstLine="0"/>
         <w:jc w:val="both"/>
       </w:pPr>
       <w:r>
         <w:rPr>
           <w:rFonts w:ascii="Times New Roman" w:hAnsi="Times New Roman"/>
-          <w:b w:val="0"/>
-          <w:i w:val="0"/>
-          <w:sz w:val="24"/>
+          <w:sz w:val="28"/>
         </w:rPr>
-        <w:t>– orders — заказы с полями: уникальный номер (auto-generated), статус (enum: new / accepted / processing / assigned / in_progress / ready / shipped / delivered / completed / cancelled), приоритет, сумма, срок выполнения, комментарий. Связи: many-to-one с customer, many-to-one с executor (User), one-to-many с order_items.</w:t>
+        <w:t>– orders — заказы с полями: уникальный номер (генерируется автоматически), статус (enum: new / accepted / processing / assigned / in_progress / ready / shipped / delivered / completed / cancelled), приоритет (low / medium / high / urgent), сумма, срок выполнения, комментарий. Связи: many-to-one с customer, many-to-one с executor (User), one-to-many с order_items.</w:t>
       </w:r>
     </w:p>
     <w:p>
       <w:pPr>
-        <w:spacing w:after="60"/>
-        <w:ind w:left="709" w:hanging="283"/>
+        <w:spacing w:after="80"/>
+        <w:ind w:left="709" w:firstLine="0"/>
         <w:jc w:val="both"/>
       </w:pPr>
       <w:r>
         <w:rPr>
           <w:rFonts w:ascii="Times New Roman" w:hAnsi="Times New Roman"/>
-          <w:b w:val="0"/>
-          <w:i w:val="0"/>
-          <w:sz w:val="24"/>
+          <w:sz w:val="28"/>
         </w:rPr>
-        <w:t>– order_items — позиции заказа: наименование товара / услуги, количество, цена, единица измерения.</w:t>
+        <w:t>– order_items — позиции заказа: наименование товара / услуги, количество, цена за единицу, единица измерения.</w:t>
       </w:r>
     </w:p>
     <w:p>
       <w:pPr>
-        <w:spacing w:after="60"/>
-        <w:ind w:left="709" w:hanging="283"/>
+        <w:spacing w:after="80"/>
+        <w:ind w:left="709" w:firstLine="0"/>
         <w:jc w:val="both"/>
       </w:pPr>
       <w:r>
         <w:rPr>
           <w:rFonts w:ascii="Times New Roman" w:hAnsi="Times New Roman"/>
-          <w:b w:val="0"/>
-          <w:i w:val="0"/>
-          <w:sz w:val="24"/>
+          <w:sz w:val="28"/>
         </w:rPr>
         <w:t>– customers — карточка клиента: ФИО, компания, телефон, email, адрес, сегмент, примечания. Связь one-to-many с orders.</w:t>
       </w:r>
     </w:p>
     <w:p>
       <w:pPr>
-        <w:spacing w:after="60"/>
-        <w:ind w:left="709" w:hanging="283"/>
+        <w:spacing w:after="80"/>
+        <w:ind w:left="709" w:firstLine="0"/>
+        <w:jc w:val="both"/>
+      </w:pPr>
+      <w:r>
+        <w:rPr>
+          <w:rFonts w:ascii="Times New Roman" w:hAnsi="Times New Roman"/>
+          <w:sz w:val="28"/>
+        </w:rPr>
+        <w:t>– order_history — журнал изменений: кто изменил, когда, какое поле, старое и новое значение.</w:t>
+      </w:r>
+    </w:p>
+    <w:p>
+      <w:pPr>
+        <w:spacing w:after="80"/>
+        <w:ind w:left="709" w:firstLine="0"/>
+        <w:jc w:val="both"/>
+      </w:pPr>
+      <w:r>
+        <w:rPr>
+          <w:rFonts w:ascii="Times New Roman" w:hAnsi="Times New Roman"/>
+          <w:sz w:val="28"/>
+        </w:rPr>
+        <w:t>– notifications — уведомления: тип, заголовок, текст, флаг прочтения, канал доставки, дата создания.</w:t>
+      </w:r>
+    </w:p>
+    <w:p>
+      <w:pPr>
+        <w:spacing w:before="0" w:after="120"/>
+        <w:ind w:firstLine="709"/>
         <w:jc w:val="both"/>
       </w:pPr>
       <w:r>
         <w:rPr>
           <w:rFonts w:ascii="Times New Roman" w:hAnsi="Times New Roman"/>
           <w:b w:val="0"/>
-          <w:i w:val="0"/>
-          <w:sz w:val="24"/>
+          <w:sz w:val="28"/>
         </w:rPr>
-        <w:t>– order_history — журнал изменений заказов с фиксацией: кто изменил, когда, какое поле, старое и новое значение.</w:t>
+        <w:t>Статусная модель заказа включает 10 состояний: new → accepted → processing → assigned → in_progress → ready → shipped → delivered → completed (или cancelled в любой точке). Допустимые переходы строго регламентированы константой STATUS_TRANSITIONS в сервисном слое, что исключает некорректные изменения статуса.</w:t>
       </w:r>
     </w:p>
     <w:p>
       <w:pPr>
-        <w:spacing w:after="60"/>
-        <w:ind w:left="709" w:hanging="283"/>
+        <w:spacing w:before="0" w:after="120"/>
+        <w:ind w:firstLine="709"/>
         <w:jc w:val="both"/>
       </w:pPr>
       <w:r>
         <w:rPr>
           <w:rFonts w:ascii="Times New Roman" w:hAnsi="Times New Roman"/>
           <w:b w:val="0"/>
-          <w:i w:val="0"/>
-          <w:sz w:val="24"/>
+          <w:sz w:val="28"/>
         </w:rPr>
-        <w:t>– notifications — уведомления пользователей: тип, заголовок, текст, флаг прочтения, канал доставки, дата.</w:t>
+        <w:t>2. Уровень бизнес-логики. Модули NestJS.</w:t>
       </w:r>
     </w:p>
     <w:p>
@@ -2064,25 +2233,136 @@
         <w:rPr>
           <w:rFonts w:ascii="Times New Roman" w:hAnsi="Times New Roman"/>
           <w:b w:val="0"/>
-          <w:i w:val="0"/>
-          <w:sz w:val="24"/>
+          <w:sz w:val="28"/>
         </w:rPr>
-        <w:t>Статусная модель заказа включает 10 состояний: new → accepted → processing → assigned → in_progress → ready → shipped → delivered → completed (или cancelled в любой точке). Допустимые переходы строго регламентированы словарём STATUS_TRANSITIONS в сервисном слое, что исключает некорректные изменения статуса как на уровне API, так и на уровне интерфейса.</w:t>
+        <w:t>Серверная часть организована в виде функциональных модулей, каждый из которых отвечает за свою область функциональности:</w:t>
       </w:r>
     </w:p>
     <w:p>
       <w:pPr>
+        <w:spacing w:after="80"/>
+        <w:ind w:left="709" w:firstLine="0"/>
+        <w:jc w:val="both"/>
+      </w:pPr>
+      <w:r>
+        <w:rPr>
+          <w:rFonts w:ascii="Times New Roman" w:hAnsi="Times New Roman"/>
+          <w:sz w:val="28"/>
+        </w:rPr>
+        <w:t>– AuthModule: регистрация (POST /auth/register), вход (POST /auth/login), обновление токена (POST /auth/refresh). JWT-стратегия реализована через passport-jwt; роли защищены декоратором @Roles() и RolesGuard.</w:t>
+      </w:r>
+    </w:p>
+    <w:p>
+      <w:pPr>
+        <w:spacing w:after="80"/>
+        <w:ind w:left="709" w:firstLine="0"/>
+        <w:jc w:val="both"/>
+      </w:pPr>
+      <w:r>
+        <w:rPr>
+          <w:rFonts w:ascii="Times New Roman" w:hAnsi="Times New Roman"/>
+          <w:sz w:val="28"/>
+        </w:rPr>
+        <w:t>– OrdersModule: CRUD-операции с заказами, смена статуса (PATCH /orders/:id/status), назначение исполнителя (PATCH /orders/:id/assign), история изменений (GET /orders/:id/history), фильтрация по статусу, приоритету, исполнителю, клиенту и диапазону дат.</w:t>
+      </w:r>
+    </w:p>
+    <w:p>
+      <w:pPr>
+        <w:spacing w:after="80"/>
+        <w:ind w:left="709" w:firstLine="0"/>
+        <w:jc w:val="both"/>
+      </w:pPr>
+      <w:r>
+        <w:rPr>
+          <w:rFonts w:ascii="Times New Roman" w:hAnsi="Times New Roman"/>
+          <w:sz w:val="28"/>
+        </w:rPr>
+        <w:t>– CustomersModule: управление клиентами с поиском, фильтрацией по сегменту и экспортом в CSV.</w:t>
+      </w:r>
+    </w:p>
+    <w:p>
+      <w:pPr>
+        <w:spacing w:after="80"/>
+        <w:ind w:left="709" w:firstLine="0"/>
+        <w:jc w:val="both"/>
+      </w:pPr>
+      <w:r>
+        <w:rPr>
+          <w:rFonts w:ascii="Times New Roman" w:hAnsi="Times New Roman"/>
+          <w:sz w:val="28"/>
+        </w:rPr>
+        <w:t>– AutoAssignModule: сервис автоматического распределения заказов. При создании заказа или смене статуса на "accepted" выбирает исполнителя в соответствии с настроенным алгоритмом.</w:t>
+      </w:r>
+    </w:p>
+    <w:p>
+      <w:pPr>
+        <w:spacing w:after="80"/>
+        <w:ind w:left="709" w:firstLine="0"/>
+        <w:jc w:val="both"/>
+      </w:pPr>
+      <w:r>
+        <w:rPr>
+          <w:rFonts w:ascii="Times New Roman" w:hAnsi="Times New Roman"/>
+          <w:sz w:val="28"/>
+        </w:rPr>
+        <w:t>– NotificationsModule: отправка уведомлений по каналам Email (Nodemailer) и системные in-app уведомления. Хранение уведомлений в БД с маркировкой прочтения.</w:t>
+      </w:r>
+    </w:p>
+    <w:p>
+      <w:pPr>
+        <w:spacing w:after="80"/>
+        <w:ind w:left="709" w:firstLine="0"/>
+        <w:jc w:val="both"/>
+      </w:pPr>
+      <w:r>
+        <w:rPr>
+          <w:rFonts w:ascii="Times New Roman" w:hAnsi="Times New Roman"/>
+          <w:sz w:val="28"/>
+        </w:rPr>
+        <w:t>– AnalyticsModule: аналитические отчёты — количество заказов по статусам, выручка по периодам, среднее время обработки, эффективность исполнителей, просроченные заказы, статистика клиентов.</w:t>
+      </w:r>
+    </w:p>
+    <w:p>
+      <w:pPr>
+        <w:spacing w:after="80"/>
+        <w:ind w:left="709" w:firstLine="0"/>
+        <w:jc w:val="both"/>
+      </w:pPr>
+      <w:r>
+        <w:rPr>
+          <w:rFonts w:ascii="Times New Roman" w:hAnsi="Times New Roman"/>
+          <w:sz w:val="28"/>
+        </w:rPr>
+        <w:t>– AdminModule: управление пользователями и ролями, блокировка аккаунтов, системные настройки (алгоритм автораспределения, шаблоны уведомлений).</w:t>
+      </w:r>
+    </w:p>
+    <w:p>
+      <w:pPr>
         <w:spacing w:before="0" w:after="120"/>
+        <w:ind w:firstLine="709"/>
+        <w:jc w:val="both"/>
+      </w:pPr>
+      <w:r>
+        <w:rPr>
+          <w:rFonts w:ascii="Times New Roman" w:hAnsi="Times New Roman"/>
+          <w:b w:val="0"/>
+          <w:sz w:val="28"/>
+        </w:rPr>
+        <w:t>Аутентификация реализована на базе JWT с двумя токенами: access-токен (срок действия 15 минут) и refresh-токен (7 дней). Access-токен передаётся в заголовке Authorization: Bearer &lt;token&gt;. Хранение паролей осуществляется в виде bcrypt-хешей с коэффициентом сложности 12.</w:t>
+      </w:r>
+    </w:p>
+    <w:p>
+      <w:pPr>
+        <w:spacing w:before="200" w:after="120"/>
         <w:jc w:val="both"/>
       </w:pPr>
       <w:r>
         <w:rPr>
           <w:rFonts w:ascii="Times New Roman" w:hAnsi="Times New Roman"/>
           <w:b/>
-          <w:i w:val="0"/>
-          <w:sz w:val="24"/>
+          <w:sz w:val="28"/>
         </w:rPr>
-        <w:t>2. Уровень бизнес-логики. REST API и модули системы.</w:t>
+        <w:t>2.4. Общие архитектурные принципы, реализованные в платформе</w:t>
       </w:r>
     </w:p>
     <w:p>
@@ -2095,377 +2375,307 @@
         <w:rPr>
           <w:rFonts w:ascii="Times New Roman" w:hAnsi="Times New Roman"/>
           <w:b w:val="0"/>
-          <w:i w:val="0"/>
-          <w:sz w:val="24"/>
+          <w:sz w:val="28"/>
         </w:rPr>
-        <w:t>Серверная часть реализована на NestJS и организована в виде функциональных модулей, каждый из которых отвечает за свою область функциональности:</w:t>
+        <w:t>Независимо от специфики каждого модуля, при разработке платформы OrderFlow применялась единая методология, включающая следующие ключевые принципы:</w:t>
       </w:r>
     </w:p>
     <w:p>
       <w:pPr>
-        <w:spacing w:after="60"/>
-        <w:ind w:left="709" w:hanging="283"/>
+        <w:spacing w:after="80"/>
+        <w:ind w:left="709" w:firstLine="0"/>
+        <w:jc w:val="both"/>
+      </w:pPr>
+      <w:r>
+        <w:rPr>
+          <w:rFonts w:ascii="Times New Roman" w:hAnsi="Times New Roman"/>
+          <w:sz w:val="28"/>
+        </w:rPr>
+        <w:t>– Разделение ответственности (SRP): каждый модуль, контроллер и сервис выполняет одну чётко определённую функцию.</w:t>
+      </w:r>
+    </w:p>
+    <w:p>
+      <w:pPr>
+        <w:spacing w:after="80"/>
+        <w:ind w:left="709" w:firstLine="0"/>
+        <w:jc w:val="both"/>
+      </w:pPr>
+      <w:r>
+        <w:rPr>
+          <w:rFonts w:ascii="Times New Roman" w:hAnsi="Times New Roman"/>
+          <w:sz w:val="28"/>
+        </w:rPr>
+        <w:t>– Валидация входных данных: все DTO (Data Transfer Object) декорированы аннотациями class-validator; глобальный ValidationPipe в main.ts отклоняет невалидные запросы до попадания в сервисный слой.</w:t>
+      </w:r>
+    </w:p>
+    <w:p>
+      <w:pPr>
+        <w:spacing w:after="80"/>
+        <w:ind w:left="709" w:firstLine="0"/>
+        <w:jc w:val="both"/>
+      </w:pPr>
+      <w:r>
+        <w:rPr>
+          <w:rFonts w:ascii="Times New Roman" w:hAnsi="Times New Roman"/>
+          <w:sz w:val="28"/>
+        </w:rPr>
+        <w:t>– Обработка ошибок: глобальный ExceptionFilter преобразует исключения NestJS и TypeORM в единообразные JSON-ответы с кодами HTTP.</w:t>
+      </w:r>
+    </w:p>
+    <w:p>
+      <w:pPr>
+        <w:spacing w:after="80"/>
+        <w:ind w:left="709" w:firstLine="0"/>
+        <w:jc w:val="both"/>
+      </w:pPr>
+      <w:r>
+        <w:rPr>
+          <w:rFonts w:ascii="Times New Roman" w:hAnsi="Times New Roman"/>
+          <w:sz w:val="28"/>
+        </w:rPr>
+        <w:t>– Документирование API: декораторы @ApiTags, @ApiOperation, @ApiResponse обеспечивают автоматическую генерацию Swagger-документации по адресу /api/docs.</w:t>
+      </w:r>
+    </w:p>
+    <w:p>
+      <w:pPr>
+        <w:spacing w:after="80"/>
+        <w:ind w:left="709" w:firstLine="0"/>
+        <w:jc w:val="both"/>
+      </w:pPr>
+      <w:r>
+        <w:rPr>
+          <w:rFonts w:ascii="Times New Roman" w:hAnsi="Times New Roman"/>
+          <w:sz w:val="28"/>
+        </w:rPr>
+        <w:t>– Логирование: встроенный Logger NestJS фиксирует все входящие запросы и ошибки с временными метками.</w:t>
+      </w:r>
+    </w:p>
+    <w:p>
+      <w:pPr>
+        <w:spacing w:after="80"/>
+        <w:ind w:left="709" w:firstLine="0"/>
+        <w:jc w:val="both"/>
+      </w:pPr>
+      <w:r>
+        <w:rPr>
+          <w:rFonts w:ascii="Times New Roman" w:hAnsi="Times New Roman"/>
+          <w:sz w:val="28"/>
+        </w:rPr>
+        <w:t>– Кэширование: часто запрашиваемые данные (аналитика, справочники) кэшируются в Redis через @nestjs/cache-manager с настраиваемым TTL.</w:t>
+      </w:r>
+    </w:p>
+    <w:p>
+      <w:pPr>
+        <w:spacing w:after="80"/>
+        <w:ind w:left="709" w:firstLine="0"/>
+        <w:jc w:val="both"/>
+      </w:pPr>
+      <w:r>
+        <w:rPr>
+          <w:rFonts w:ascii="Times New Roman" w:hAnsi="Times New Roman"/>
+          <w:sz w:val="28"/>
+        </w:rPr>
+        <w:t>– Конфигурация через переменные окружения: все чувствительные параметры (строки подключения, секреты JWT, SMTP-данные) вынесены в .env и читаются через @nestjs/config.</w:t>
+      </w:r>
+    </w:p>
+    <w:p>
+      <w:pPr>
+        <w:spacing w:before="0" w:after="120"/>
+        <w:ind w:firstLine="709"/>
         <w:jc w:val="both"/>
       </w:pPr>
       <w:r>
         <w:rPr>
           <w:rFonts w:ascii="Times New Roman" w:hAnsi="Times New Roman"/>
           <w:b w:val="0"/>
-          <w:i w:val="0"/>
-          <w:sz w:val="24"/>
+          <w:sz w:val="28"/>
         </w:rPr>
-        <w:t>– AuthModule — регистрация (POST /auth/register), вход (POST /auth/login), обновление токена (POST /auth/refresh). JWT-стратегия с passport-jwt. Роли защищены декоратором @Roles() и RolesGuard.</w:t>
+        <w:t>Разработанные модули обеспечивают эффективную работу всей платформы, формируя структурированную систему обработки заказов с полным контролем каждого этапа и прозрачной аналитикой по результатам.</w:t>
       </w:r>
     </w:p>
     <w:p>
       <w:pPr>
-        <w:spacing w:after="60"/>
-        <w:ind w:left="709" w:hanging="283"/>
+        <w:spacing w:before="200" w:after="120"/>
+        <w:jc w:val="both"/>
+      </w:pPr>
+      <w:r>
+        <w:rPr>
+          <w:rFonts w:ascii="Times New Roman" w:hAnsi="Times New Roman"/>
+          <w:b/>
+          <w:sz w:val="28"/>
+        </w:rPr>
+        <w:t>2.5. Разработка пользовательского интерфейса на Next.js / React</w:t>
+      </w:r>
+    </w:p>
+    <w:p>
+      <w:pPr>
+        <w:spacing w:before="0" w:after="120"/>
+        <w:ind w:firstLine="709"/>
         <w:jc w:val="both"/>
       </w:pPr>
       <w:r>
         <w:rPr>
           <w:rFonts w:ascii="Times New Roman" w:hAnsi="Times New Roman"/>
           <w:b w:val="0"/>
-          <w:i w:val="0"/>
-          <w:sz w:val="24"/>
+          <w:sz w:val="28"/>
         </w:rPr>
-        <w:t>– OrdersModule — CRUD-операции с заказами: создание (POST /orders), список с фильтрацией (GET /orders), детали (GET /orders/:id), редактирование (PUT /orders/:id), смена статуса (PATCH /orders/:id/status), назначение исполнителя (PATCH /orders/:id/assign), история (GET /orders/:id/history).</w:t>
+        <w:t>Фронтенд реализован в виде одностраничного Next.js-приложения (App Router) с серверными компонентами и включает следующие страницы и компоненты интерфейса:</w:t>
       </w:r>
     </w:p>
     <w:p>
       <w:pPr>
-        <w:spacing w:after="60"/>
-        <w:ind w:left="709" w:hanging="283"/>
+        <w:spacing w:after="80"/>
+        <w:ind w:left="709" w:firstLine="0"/>
+        <w:jc w:val="both"/>
+      </w:pPr>
+      <w:r>
+        <w:rPr>
+          <w:rFonts w:ascii="Times New Roman" w:hAnsi="Times New Roman"/>
+          <w:sz w:val="28"/>
+        </w:rPr>
+        <w:t>– Страница входа и регистрации (AuthForm): форма с валидацией через react-hook-form + zod, обработкой ошибок API и перенаправлением после успешной аутентификации.</w:t>
+      </w:r>
+    </w:p>
+    <w:p>
+      <w:pPr>
+        <w:spacing w:after="80"/>
+        <w:ind w:left="709" w:firstLine="0"/>
+        <w:jc w:val="both"/>
+      </w:pPr>
+      <w:r>
+        <w:rPr>
+          <w:rFonts w:ascii="Times New Roman" w:hAnsi="Times New Roman"/>
+          <w:sz w:val="28"/>
+        </w:rPr>
+        <w:t>– Дашборд (dashboard/page.tsx): главная страница с карточками KPI — количество заказов, выручка за период, среднее время обработки, число просроченных заказов. Виджеты реализованы с помощью Recharts.</w:t>
+      </w:r>
+    </w:p>
+    <w:p>
+      <w:pPr>
+        <w:spacing w:after="80"/>
+        <w:ind w:left="709" w:firstLine="0"/>
+        <w:jc w:val="both"/>
+      </w:pPr>
+      <w:r>
+        <w:rPr>
+          <w:rFonts w:ascii="Times New Roman" w:hAnsi="Times New Roman"/>
+          <w:sz w:val="28"/>
+        </w:rPr>
+        <w:t>– Список заказов (orders/page.tsx): таблица с фильтрацией по статусу, приоритету, клиенту, исполнителю и диапазону дат. Менеджер видит все заказы, исполнитель — только назначенные ему, клиент — только свои.</w:t>
+      </w:r>
+    </w:p>
+    <w:p>
+      <w:pPr>
+        <w:spacing w:after="80"/>
+        <w:ind w:left="709" w:firstLine="0"/>
+        <w:jc w:val="both"/>
+      </w:pPr>
+      <w:r>
+        <w:rPr>
+          <w:rFonts w:ascii="Times New Roman" w:hAnsi="Times New Roman"/>
+          <w:sz w:val="28"/>
+        </w:rPr>
+        <w:t>– Карточка заказа (orders/[id]/page.tsx): детальная информация, позиции, кнопки смены статуса (в зависимости от роли), назначение исполнителя, история изменений.</w:t>
+      </w:r>
+    </w:p>
+    <w:p>
+      <w:pPr>
+        <w:spacing w:after="80"/>
+        <w:ind w:left="709" w:firstLine="0"/>
+        <w:jc w:val="both"/>
+      </w:pPr>
+      <w:r>
+        <w:rPr>
+          <w:rFonts w:ascii="Times New Roman" w:hAnsi="Times New Roman"/>
+          <w:sz w:val="28"/>
+        </w:rPr>
+        <w:t>– Форма создания / редактирования заказа: мультишаговая форма с выбором клиента, добавлением позиций, установкой приоритета и срока выполнения.</w:t>
+      </w:r>
+    </w:p>
+    <w:p>
+      <w:pPr>
+        <w:spacing w:after="80"/>
+        <w:ind w:left="709" w:firstLine="0"/>
+        <w:jc w:val="both"/>
+      </w:pPr>
+      <w:r>
+        <w:rPr>
+          <w:rFonts w:ascii="Times New Roman" w:hAnsi="Times New Roman"/>
+          <w:sz w:val="28"/>
+        </w:rPr>
+        <w:t>– Управление клиентами (customers/page.tsx): CRM-список с поиском, фильтрацией по сегменту и карточкой клиента с историей заказов.</w:t>
+      </w:r>
+    </w:p>
+    <w:p>
+      <w:pPr>
+        <w:spacing w:after="80"/>
+        <w:ind w:left="709" w:firstLine="0"/>
+        <w:jc w:val="both"/>
+      </w:pPr>
+      <w:r>
+        <w:rPr>
+          <w:rFonts w:ascii="Times New Roman" w:hAnsi="Times New Roman"/>
+          <w:sz w:val="28"/>
+        </w:rPr>
+        <w:t>– Аналитика (analytics/page.tsx): интерактивные графики — динамика заказов (линейный график), распределение по статусам (круговая диаграмма), рейтинг исполнителей (столбчатая диаграмма).</w:t>
+      </w:r>
+    </w:p>
+    <w:p>
+      <w:pPr>
+        <w:spacing w:after="80"/>
+        <w:ind w:left="709" w:firstLine="0"/>
+        <w:jc w:val="both"/>
+      </w:pPr>
+      <w:r>
+        <w:rPr>
+          <w:rFonts w:ascii="Times New Roman" w:hAnsi="Times New Roman"/>
+          <w:sz w:val="28"/>
+        </w:rPr>
+        <w:t>– Панель администратора (admin/page.tsx): управление пользователями, назначение ролей, блокировка аккаунтов.</w:t>
+      </w:r>
+    </w:p>
+    <w:p>
+      <w:pPr>
+        <w:spacing w:after="80"/>
+        <w:ind w:left="709" w:firstLine="0"/>
+        <w:jc w:val="both"/>
+      </w:pPr>
+      <w:r>
+        <w:rPr>
+          <w:rFonts w:ascii="Times New Roman" w:hAnsi="Times New Roman"/>
+          <w:sz w:val="28"/>
+        </w:rPr>
+        <w:t>– Профиль пользователя (profile/page.tsx): редактирование данных, смена пароля, настройки уведомлений.</w:t>
+      </w:r>
+    </w:p>
+    <w:p>
+      <w:pPr>
+        <w:spacing w:before="0" w:after="120"/>
+        <w:ind w:firstLine="709"/>
         <w:jc w:val="both"/>
       </w:pPr>
       <w:r>
         <w:rPr>
           <w:rFonts w:ascii="Times New Roman" w:hAnsi="Times New Roman"/>
           <w:b w:val="0"/>
-          <w:i w:val="0"/>
-          <w:sz w:val="24"/>
+          <w:sz w:val="28"/>
         </w:rPr>
-        <w:t>– CustomersModule — управление клиентами: CRUD, поиск, фильтрация по сегменту, экспорт в CSV.</w:t>
+        <w:t>Работа с сервером организована через централизованный axios-клиент с перехватчиками (interceptors) для автоматической подстановки токена в заголовок Authorization и обработки 401-ошибок (автоматическое обновление через refresh-endpoint). Серверное состояние кэшируется с помощью TanStack Query, что исключает дублирование запросов и обеспечивает автоматическую инвалидацию кэша при мутациях данных.</w:t>
       </w:r>
     </w:p>
     <w:p>
       <w:pPr>
-        <w:spacing w:after="60"/>
-        <w:ind w:left="709" w:hanging="283"/>
+        <w:spacing w:before="0" w:after="120"/>
+        <w:ind w:firstLine="709"/>
         <w:jc w:val="both"/>
       </w:pPr>
       <w:r>
         <w:rPr>
           <w:rFonts w:ascii="Times New Roman" w:hAnsi="Times New Roman"/>
           <w:b w:val="0"/>
-          <w:i w:val="0"/>
-          <w:sz w:val="24"/>
+          <w:sz w:val="28"/>
         </w:rPr>
-        <w:t>– UsersModule — управление пользователями: список, профиль, смена пароля, загрузка аватара.</w:t>
-      </w:r>
-    </w:p>
-    <w:p>
-      <w:pPr>
-        <w:spacing w:after="60"/>
-        <w:ind w:left="709" w:hanging="283"/>
-        <w:jc w:val="both"/>
-      </w:pPr>
-      <w:r>
-        <w:rPr>
-          <w:rFonts w:ascii="Times New Roman" w:hAnsi="Times New Roman"/>
-          <w:b w:val="0"/>
-          <w:i w:val="0"/>
-          <w:sz w:val="24"/>
-        </w:rPr>
-        <w:t>– AutoAssignModule — сервис автоматического распределения заказов. Поддерживает три алгоритма: Round Robin (последовательное назначение), Min Load (исполнитель с минимальным числом активных заказов), Priority-based (учёт приоритета заказа и специализации исполнителя).</w:t>
-      </w:r>
-    </w:p>
-    <w:p>
-      <w:pPr>
-        <w:spacing w:after="60"/>
-        <w:ind w:left="709" w:hanging="283"/>
-        <w:jc w:val="both"/>
-      </w:pPr>
-      <w:r>
-        <w:rPr>
-          <w:rFonts w:ascii="Times New Roman" w:hAnsi="Times New Roman"/>
-          <w:b w:val="0"/>
-          <w:i w:val="0"/>
-          <w:sz w:val="24"/>
-        </w:rPr>
-        <w:t>– NotificationsModule — отправка уведомлений по каналам Email (Nodemailer), системные in-app уведомления. Хранение уведомлений в БД, маркировка прочитанных.</w:t>
-      </w:r>
-    </w:p>
-    <w:p>
-      <w:pPr>
-        <w:spacing w:after="60"/>
-        <w:ind w:left="709" w:hanging="283"/>
-        <w:jc w:val="both"/>
-      </w:pPr>
-      <w:r>
-        <w:rPr>
-          <w:rFonts w:ascii="Times New Roman" w:hAnsi="Times New Roman"/>
-          <w:b w:val="0"/>
-          <w:i w:val="0"/>
-          <w:sz w:val="24"/>
-        </w:rPr>
-        <w:t>– AnalyticsModule — аналитические отчёты: количество заказов по статусам, выручка по периодам, среднее время обработки, эффективность исполнителей, просроченные заказы, статистика клиентов.</w:t>
-      </w:r>
-    </w:p>
-    <w:p>
-      <w:pPr>
-        <w:spacing w:after="60"/>
-        <w:ind w:left="709" w:hanging="283"/>
-        <w:jc w:val="both"/>
-      </w:pPr>
-      <w:r>
-        <w:rPr>
-          <w:rFonts w:ascii="Times New Roman" w:hAnsi="Times New Roman"/>
-          <w:b w:val="0"/>
-          <w:i w:val="0"/>
-          <w:sz w:val="24"/>
-        </w:rPr>
-        <w:t>– AdminModule — панель администратора: управление пользователями и ролями, блокировка аккаунтов, системные настройки.</w:t>
-      </w:r>
-    </w:p>
-    <w:p>
-      <w:pPr>
-        <w:spacing w:before="0" w:after="120"/>
-        <w:ind w:firstLine="709"/>
-        <w:jc w:val="both"/>
-      </w:pPr>
-      <w:r>
-        <w:rPr>
-          <w:rFonts w:ascii="Times New Roman" w:hAnsi="Times New Roman"/>
-          <w:b w:val="0"/>
-          <w:i w:val="0"/>
-          <w:sz w:val="24"/>
-        </w:rPr>
-        <w:t>Аутентификация реализована на базе JWT-токенов (access + refresh). При входе пользователь получает access-токен (срок действия 15 минут) и refresh-токен (7 дней). Access-токен передаётся в заголовке Authorization: Bearer &lt;token&gt; при каждом запросе. Хранение паролей осуществляется в виде bcrypt-хешей с коэффициентом сложности 12.</w:t>
-      </w:r>
-    </w:p>
-    <w:p>
-      <w:pPr>
-        <w:spacing w:before="0" w:after="120"/>
-        <w:ind w:firstLine="709"/>
-        <w:jc w:val="both"/>
-      </w:pPr>
-      <w:r>
-        <w:rPr>
-          <w:rFonts w:ascii="Times New Roman" w:hAnsi="Times New Roman"/>
-          <w:b w:val="0"/>
-          <w:i w:val="0"/>
-          <w:sz w:val="24"/>
-        </w:rPr>
-        <w:t>Модуль автоматического распределения заказов является ключевой бизнес-функцией платформы. При создании нового заказа или смене статуса на "accepted" сервис AutoAssignService выбирает подходящего исполнителя в соответствии с настроенным в системе алгоритмом. Алгоритм Round Robin обеспечивает равномерную ротацию назначений. Алгоритм Min Load выбирает исполнителя с наименьшим числом активных задач (статусы: assigned, in_progress). Приоритетный алгоритм учитывает срочность заказа и специализацию исполнителя.</w:t>
-      </w:r>
-    </w:p>
-    <w:p>
-      <w:pPr>
-        <w:spacing w:before="0" w:after="120"/>
-        <w:jc w:val="both"/>
-      </w:pPr>
-      <w:r>
-        <w:rPr>
-          <w:rFonts w:ascii="Times New Roman" w:hAnsi="Times New Roman"/>
-          <w:b/>
-          <w:i w:val="0"/>
-          <w:sz w:val="24"/>
-        </w:rPr>
-        <w:t>3. Уровень представления. Next.js / React-приложение.</w:t>
-      </w:r>
-    </w:p>
-    <w:p>
-      <w:pPr>
-        <w:spacing w:before="0" w:after="120"/>
-        <w:ind w:firstLine="709"/>
-        <w:jc w:val="both"/>
-      </w:pPr>
-      <w:r>
-        <w:rPr>
-          <w:rFonts w:ascii="Times New Roman" w:hAnsi="Times New Roman"/>
-          <w:b w:val="0"/>
-          <w:i w:val="0"/>
-          <w:sz w:val="24"/>
-        </w:rPr>
-        <w:t>Фронтенд реализован в виде одностраничного Next.js-приложения (App Router) с серверными компонентами и включает следующие страницы и компоненты:</w:t>
-      </w:r>
-    </w:p>
-    <w:p>
-      <w:pPr>
-        <w:spacing w:after="60"/>
-        <w:ind w:left="709" w:hanging="283"/>
-        <w:jc w:val="both"/>
-      </w:pPr>
-      <w:r>
-        <w:rPr>
-          <w:rFonts w:ascii="Times New Roman" w:hAnsi="Times New Roman"/>
-          <w:b w:val="0"/>
-          <w:i w:val="0"/>
-          <w:sz w:val="24"/>
-        </w:rPr>
-        <w:t>– Страница входа и регистрации (AuthForm) — форма с валидацией через react-hook-form + zod, обработкой ошибок и отображением статуса запроса.</w:t>
-      </w:r>
-    </w:p>
-    <w:p>
-      <w:pPr>
-        <w:spacing w:after="60"/>
-        <w:ind w:left="709" w:hanging="283"/>
-        <w:jc w:val="both"/>
-      </w:pPr>
-      <w:r>
-        <w:rPr>
-          <w:rFonts w:ascii="Times New Roman" w:hAnsi="Times New Roman"/>
-          <w:b w:val="0"/>
-          <w:i w:val="0"/>
-          <w:sz w:val="24"/>
-        </w:rPr>
-        <w:t>– Дашборд (dashboard/page.tsx) — главная страница с карточками KPI: количество заказов, выручка за период, средние сроки, незакрытые просрочки. Виджеты реализованы с помощью библиотеки Recharts.</w:t>
-      </w:r>
-    </w:p>
-    <w:p>
-      <w:pPr>
-        <w:spacing w:after="60"/>
-        <w:ind w:left="709" w:hanging="283"/>
-        <w:jc w:val="both"/>
-      </w:pPr>
-      <w:r>
-        <w:rPr>
-          <w:rFonts w:ascii="Times New Roman" w:hAnsi="Times New Roman"/>
-          <w:b w:val="0"/>
-          <w:i w:val="0"/>
-          <w:sz w:val="24"/>
-        </w:rPr>
-        <w:t>– Список заказов (orders/page.tsx) — таблица всех заказов с фильтрацией по статусу, приоритету, клиенту, исполнителю и диапазону дат. Менеджер видит все заказы, исполнитель — только назначенные ему, клиент — только свои.</w:t>
-      </w:r>
-    </w:p>
-    <w:p>
-      <w:pPr>
-        <w:spacing w:after="60"/>
-        <w:ind w:left="709" w:hanging="283"/>
-        <w:jc w:val="both"/>
-      </w:pPr>
-      <w:r>
-        <w:rPr>
-          <w:rFonts w:ascii="Times New Roman" w:hAnsi="Times New Roman"/>
-          <w:b w:val="0"/>
-          <w:i w:val="0"/>
-          <w:sz w:val="24"/>
-        </w:rPr>
-        <w:t>– Карточка заказа (orders/[id]/page.tsx) — детальная информация о заказе: позиции, статус, история изменений, кнопки смены статуса (в зависимости от роли), назначение исполнителя, прикреплённые файлы.</w:t>
-      </w:r>
-    </w:p>
-    <w:p>
-      <w:pPr>
-        <w:spacing w:after="60"/>
-        <w:ind w:left="709" w:hanging="283"/>
-        <w:jc w:val="both"/>
-      </w:pPr>
-      <w:r>
-        <w:rPr>
-          <w:rFonts w:ascii="Times New Roman" w:hAnsi="Times New Roman"/>
-          <w:b w:val="0"/>
-          <w:i w:val="0"/>
-          <w:sz w:val="24"/>
-        </w:rPr>
-        <w:t>– Форма создания / редактирования заказа — мульти-шаговая форма с выбором клиента, добавлением позиций, установкой приоритета и срока.</w:t>
-      </w:r>
-    </w:p>
-    <w:p>
-      <w:pPr>
-        <w:spacing w:after="60"/>
-        <w:ind w:left="709" w:hanging="283"/>
-        <w:jc w:val="both"/>
-      </w:pPr>
-      <w:r>
-        <w:rPr>
-          <w:rFonts w:ascii="Times New Roman" w:hAnsi="Times New Roman"/>
-          <w:b w:val="0"/>
-          <w:i w:val="0"/>
-          <w:sz w:val="24"/>
-        </w:rPr>
-        <w:t>– Управление клиентами (customers/page.tsx) — CRM-список с поиском, фильтрацией по сегменту и карточкой клиента с историей заказов.</w:t>
-      </w:r>
-    </w:p>
-    <w:p>
-      <w:pPr>
-        <w:spacing w:after="60"/>
-        <w:ind w:left="709" w:hanging="283"/>
-        <w:jc w:val="both"/>
-      </w:pPr>
-      <w:r>
-        <w:rPr>
-          <w:rFonts w:ascii="Times New Roman" w:hAnsi="Times New Roman"/>
-          <w:b w:val="0"/>
-          <w:i w:val="0"/>
-          <w:sz w:val="24"/>
-        </w:rPr>
-        <w:t>– Аналитика (analytics/page.tsx) — интерактивные графики и диаграммы: динамика заказов (линейный график), распределение по статусам (круговая диаграмма), рейтинг исполнителей (столбчатая диаграмма), KPI-панели.</w:t>
-      </w:r>
-    </w:p>
-    <w:p>
-      <w:pPr>
-        <w:spacing w:after="60"/>
-        <w:ind w:left="709" w:hanging="283"/>
-        <w:jc w:val="both"/>
-      </w:pPr>
-      <w:r>
-        <w:rPr>
-          <w:rFonts w:ascii="Times New Roman" w:hAnsi="Times New Roman"/>
-          <w:b w:val="0"/>
-          <w:i w:val="0"/>
-          <w:sz w:val="24"/>
-        </w:rPr>
-        <w:t>– Панель администратора (admin/page.tsx) — управление пользователями: создание, редактирование, блокировка, назначение ролей.</w:t>
-      </w:r>
-    </w:p>
-    <w:p>
-      <w:pPr>
-        <w:spacing w:after="60"/>
-        <w:ind w:left="709" w:hanging="283"/>
-        <w:jc w:val="both"/>
-      </w:pPr>
-      <w:r>
-        <w:rPr>
-          <w:rFonts w:ascii="Times New Roman" w:hAnsi="Times New Roman"/>
-          <w:b w:val="0"/>
-          <w:i w:val="0"/>
-          <w:sz w:val="24"/>
-        </w:rPr>
-        <w:t>– Профиль пользователя (profile/page.tsx) — редактирование данных, смена пароля, настройки уведомлений.</w:t>
-      </w:r>
-    </w:p>
-    <w:p>
-      <w:pPr>
-        <w:spacing w:before="0" w:after="120"/>
-        <w:ind w:firstLine="709"/>
-        <w:jc w:val="both"/>
-      </w:pPr>
-      <w:r>
-        <w:rPr>
-          <w:rFonts w:ascii="Times New Roman" w:hAnsi="Times New Roman"/>
-          <w:b w:val="0"/>
-          <w:i w:val="0"/>
-          <w:sz w:val="24"/>
-        </w:rPr>
-        <w:t>Работа с сервером организована через централизованный axios-клиент (src/lib/api.ts) с перехватчиками (interceptors) для автоматической подстановки токена в заголовок Authorization и обработки 401-ошибок (автоматическое обновление токена через refresh-endpoint). Серверное состояние кэшируется с помощью TanStack Query (@tanstack/react-query), что исключает дублирование запросов и обеспечивает автоматическую инвалидацию кэша при мутациях данных.</w:t>
-      </w:r>
-    </w:p>
-    <w:p>
-      <w:pPr>
-        <w:spacing w:before="0" w:after="120"/>
-        <w:ind w:firstLine="709"/>
-        <w:jc w:val="both"/>
-      </w:pPr>
-      <w:r>
-        <w:rPr>
-          <w:rFonts w:ascii="Times New Roman" w:hAnsi="Times New Roman"/>
-          <w:b w:val="0"/>
-          <w:i w:val="0"/>
-          <w:sz w:val="24"/>
-        </w:rPr>
-        <w:t>При совместном использовании всех трёх уровней была создана полнофункциональная веб-платформа OrderFlow, обеспечивающая сквозную автоматизацию обработки заказов — от момента создания заявки до завершения с фиксацией каждого этапа в системе, уведомлением участников и формированием аналитики по результатам работы.</w:t>
+        <w:t>При совместном использовании всех трёх уровней была создана полнофункциональная веб-платформа OrderFlow, обеспечивающая сквозную автоматизацию обработки заказов — от момента создания заявки до завершения с фиксацией каждого этапа, уведомлением участников и формированием аналитики.</w:t>
       </w:r>
     </w:p>
     <w:p>
@@ -2475,17 +2685,16 @@
     </w:p>
     <w:p>
       <w:pPr>
-        <w:spacing w:before="240" w:after="160"/>
+        <w:spacing w:before="240" w:after="120"/>
         <w:jc w:val="center"/>
       </w:pPr>
       <w:r>
         <w:rPr>
           <w:rFonts w:ascii="Times New Roman" w:hAnsi="Times New Roman"/>
           <w:b/>
-          <w:i w:val="0"/>
           <w:sz w:val="28"/>
         </w:rPr>
-        <w:t>ЗАКЛЮЧЕНИЕ</w:t>
+        <w:t>Заключение</w:t>
       </w:r>
     </w:p>
     <w:p>
@@ -2498,10 +2707,9 @@
         <w:rPr>
           <w:rFonts w:ascii="Times New Roman" w:hAnsi="Times New Roman"/>
           <w:b w:val="0"/>
-          <w:i w:val="0"/>
-          <w:sz w:val="24"/>
+          <w:sz w:val="28"/>
         </w:rPr>
-        <w:t>В ходе прохождения производственной практики в ООО «Парнас АйТи» были решены все поставленные задачи по проектированию и разработке веб-платформы OrderFlow — системы автоматизации полного цикла обработки заказов, обеспечивающей централизованное управление, прозрачный контроль статусов и аналитику по результатам бизнес-процессов.</w:t>
+        <w:t>В ходе прохождения преддипломной практики в ООО "Парнас АйТи" были успешно решены поставленные задачи, направленные на разработку программной платформы OrderFlow для автоматизации полного цикла обработки заказов.</w:t>
       </w:r>
     </w:p>
     <w:p>
@@ -2514,123 +2722,129 @@
         <w:rPr>
           <w:rFonts w:ascii="Times New Roman" w:hAnsi="Times New Roman"/>
           <w:b w:val="0"/>
-          <w:i w:val="0"/>
-          <w:sz w:val="24"/>
+          <w:sz w:val="28"/>
         </w:rPr>
-        <w:t>В результате выполнения поставленных задач были достигнуты следующие результаты:</w:t>
+        <w:t>Основные результаты, полученные в ходе производственной практики, включают:</w:t>
       </w:r>
     </w:p>
     <w:p>
       <w:pPr>
-        <w:spacing w:after="60"/>
-        <w:ind w:left="709" w:hanging="283"/>
+        <w:spacing w:before="0" w:after="120"/>
+        <w:ind w:firstLine="709"/>
+        <w:jc w:val="both"/>
+      </w:pPr>
+    </w:p>
+    <w:p>
+      <w:pPr>
+        <w:spacing w:before="0" w:after="120"/>
+        <w:ind w:firstLine="709"/>
         <w:jc w:val="both"/>
       </w:pPr>
       <w:r>
         <w:rPr>
           <w:rFonts w:ascii="Times New Roman" w:hAnsi="Times New Roman"/>
           <w:b w:val="0"/>
-          <w:i w:val="0"/>
-          <w:sz w:val="24"/>
+          <w:sz w:val="28"/>
         </w:rPr>
-        <w:t>– Спроектирована реляционная база данных PostgreSQL, охватывающая все сущности предметной области: пользователи с ролевой моделью (admin / manager / executor / client), заказы с расширенным описанием и позициями, карточки клиентов, журнал истории изменений и таблица уведомлений. Схема реализована через TypeORM с поддержкой миграций для управления версиями структуры БД.</w:t>
+        <w:t>Проведён анализ предметной области и существующих методов разработки серверной части веб-платформ. Была выполнена сравнительная оценка фреймворков Express.js, Fastify и NestJS, по результатам которой для реализации практических задач был выбран NestJS в сочетании с TypeORM и PostgreSQL. Обоснованность данного выбора подтвердилась эффективностью разработанных модульных решений.</w:t>
       </w:r>
     </w:p>
     <w:p>
       <w:pPr>
-        <w:spacing w:after="60"/>
-        <w:ind w:left="709" w:hanging="283"/>
+        <w:spacing w:before="0" w:after="120"/>
+        <w:ind w:firstLine="709"/>
         <w:jc w:val="both"/>
       </w:pPr>
       <w:r>
         <w:rPr>
           <w:rFonts w:ascii="Times New Roman" w:hAnsi="Times New Roman"/>
           <w:b w:val="0"/>
-          <w:i w:val="0"/>
-          <w:sz w:val="24"/>
+          <w:sz w:val="28"/>
         </w:rPr>
-        <w:t>– Разработан REST API на базе NestJS с разграничением прав доступа по ролям. Реализована JWT-аутентификация с bcrypt-хешированием паролей, статусная модель заказов с контролем допустимых переходов, фильтрация и поиск заказов, история изменений, а также уведомления по каналам Email и in-app при смене статуса.</w:t>
+        <w:t>Спроектирована реляционная база данных PostgreSQL, охватывающая все сущности предметной области: пользователи с ролевой моделью, заказы с расширенным описанием и позициями, карточки клиентов, журнал истории изменений и таблица уведомлений. Схема реализована через TypeORM с поддержкой миграций для управления версиями структуры БД.</w:t>
       </w:r>
     </w:p>
     <w:p>
       <w:pPr>
-        <w:spacing w:after="60"/>
-        <w:ind w:left="709" w:hanging="283"/>
+        <w:spacing w:before="0" w:after="120"/>
+        <w:ind w:firstLine="709"/>
         <w:jc w:val="both"/>
       </w:pPr>
       <w:r>
         <w:rPr>
           <w:rFonts w:ascii="Times New Roman" w:hAnsi="Times New Roman"/>
           <w:b w:val="0"/>
-          <w:i w:val="0"/>
-          <w:sz w:val="24"/>
+          <w:sz w:val="28"/>
         </w:rPr>
-        <w:t>– Реализован модуль автоматического распределения заказов, поддерживающий три конфигурируемых алгоритма (Round Robin, Min Load, Priority), что позволяет администратору выбирать стратегию в зависимости от специфики бизнес-процессов.</w:t>
+        <w:t>Разработан REST API на базе NestJS с разграничением прав доступа по ролям. Реализована JWT-аутентификация с bcrypt-хешированием паролей, статусная модель заказов с контролем допустимых переходов, фильтрация и поиск заказов, история изменений, а также уведомления по каналам Email и in-app при смене статуса.</w:t>
       </w:r>
     </w:p>
     <w:p>
       <w:pPr>
-        <w:spacing w:after="60"/>
-        <w:ind w:left="709" w:hanging="283"/>
+        <w:spacing w:before="0" w:after="120"/>
+        <w:ind w:firstLine="709"/>
         <w:jc w:val="both"/>
       </w:pPr>
       <w:r>
         <w:rPr>
           <w:rFonts w:ascii="Times New Roman" w:hAnsi="Times New Roman"/>
           <w:b w:val="0"/>
-          <w:i w:val="0"/>
-          <w:sz w:val="24"/>
+          <w:sz w:val="28"/>
         </w:rPr>
-        <w:t>– Разработан модуль аналитики с эндпоинтами для получения KPI-показателей: количество заказов, динамика выручки, средние сроки обработки, эффективность исполнителей и список просроченных заказов.</w:t>
+        <w:t>Реализован модуль автоматического распределения заказов, поддерживающий три конфигурируемых алгоритма: Round Robin, Min Load (исполнитель с минимальным числом активных задач) и Priority-based (учёт срочности заказа). Это позволяет администратору выбирать стратегию в зависимости от специфики бизнес-процессов.</w:t>
       </w:r>
     </w:p>
     <w:p>
       <w:pPr>
-        <w:spacing w:after="60"/>
-        <w:ind w:left="709" w:hanging="283"/>
+        <w:spacing w:before="0" w:after="120"/>
+        <w:ind w:firstLine="709"/>
         <w:jc w:val="both"/>
       </w:pPr>
       <w:r>
         <w:rPr>
           <w:rFonts w:ascii="Times New Roman" w:hAnsi="Times New Roman"/>
           <w:b w:val="0"/>
-          <w:i w:val="0"/>
-          <w:sz w:val="24"/>
+          <w:sz w:val="28"/>
         </w:rPr>
-        <w:t>– Создан интерактивный пользовательский интерфейс на Next.js / React с поддержкой полного цикла управления заказами: от создания до завершения. Административная панель обеспечивает управление пользователями, аналитические дашборды включают интерактивные графики и диаграммы (Recharts).</w:t>
+        <w:t>Создан интерактивный пользовательский интерфейс на Next.js / React с поддержкой полного цикла управления заказами. Административная панель обеспечивает управление пользователями; аналитические дашборды включают интерактивные графики и диаграммы.</w:t>
       </w:r>
     </w:p>
     <w:p>
       <w:pPr>
-        <w:spacing w:after="60"/>
-        <w:ind w:left="709" w:hanging="283"/>
+        <w:spacing w:before="0" w:after="120"/>
+        <w:ind w:firstLine="709"/>
         <w:jc w:val="both"/>
       </w:pPr>
       <w:r>
         <w:rPr>
           <w:rFonts w:ascii="Times New Roman" w:hAnsi="Times New Roman"/>
           <w:b w:val="0"/>
-          <w:i w:val="0"/>
-          <w:sz w:val="24"/>
+          <w:sz w:val="28"/>
         </w:rPr>
-        <w:t>– Настроена контейнеризация приложения с помощью Docker Compose (сервисы: PostgreSQL, Redis, backend, frontend) для воспроизводимого развёртывания в продакшн-среде.</w:t>
+        <w:t>Настроена контейнеризация на Docker Compose (сервисы: PostgreSQL, Redis, backend, frontend) и CI/CD-пайплайн на GitHub Actions с этапами линтинга, юнит-тестирования и сборки Docker-образов.</w:t>
       </w:r>
     </w:p>
     <w:p>
       <w:pPr>
-        <w:spacing w:after="60"/>
-        <w:ind w:left="709" w:hanging="283"/>
+        <w:spacing w:before="0" w:after="120"/>
+        <w:ind w:firstLine="709"/>
         <w:jc w:val="both"/>
       </w:pPr>
       <w:r>
         <w:rPr>
           <w:rFonts w:ascii="Times New Roman" w:hAnsi="Times New Roman"/>
           <w:b w:val="0"/>
-          <w:i w:val="0"/>
-          <w:sz w:val="24"/>
+          <w:sz w:val="28"/>
         </w:rPr>
-        <w:t>– Настроен CI/CD-пайплайн на GitHub Actions с этапами: линтинг (ESLint), юнит-тестирование (Jest), сборка Docker-образов.</w:t>
+        <w:t>Получены практические навыки в области разработки корпоративного ПО на Node.js / NestJS, проектирования баз данных, построения REST API, реализации ролевого управления доступом, контейнеризации и создания современных React-интерфейсов.</w:t>
       </w:r>
+    </w:p>
+    <w:p>
+      <w:pPr>
+        <w:spacing w:before="0" w:after="120"/>
+        <w:ind w:firstLine="709"/>
+        <w:jc w:val="both"/>
+      </w:pPr>
     </w:p>
     <w:p>
       <w:pPr>
@@ -2642,10 +2856,9 @@
         <w:rPr>
           <w:rFonts w:ascii="Times New Roman" w:hAnsi="Times New Roman"/>
           <w:b w:val="0"/>
-          <w:i w:val="0"/>
-          <w:sz w:val="24"/>
+          <w:sz w:val="28"/>
         </w:rPr>
-        <w:t>Практическая значимость работы заключается в возможности непосредственного внедрения разработанной платформы OrderFlow в продуктовый портфель ООО «Парнас АйТи» в качестве типового коробочного решения для клиентов из сферы ритейла, логистики и производства. Разработанная микросервисно-ориентированная архитектура позволяет масштабировать систему горизонтально по мере роста числа пользователей и объёма обрабатываемых заказов. В перспективе платформа может быть расширена модулями: WebSocket-уведомления в реальном времени, интеграция с Telegram-ботом, мобильное приложение и интеграция с маркетплейсами.</w:t>
+        <w:t>Все поставленные на период практики задачи были выполнены в полном объёме. Разработанная платформа OrderFlow продемонстрировала свою работоспособность и эффективность при автоматизации управления заказами. Проведённая работа заложила основу для дальнейшей подготовки выпускной квалификационной работы по направлению "Прикладная информатика".</w:t>
       </w:r>
     </w:p>
     <w:p>
@@ -2658,10 +2871,9 @@
         <w:rPr>
           <w:rFonts w:ascii="Times New Roman" w:hAnsi="Times New Roman"/>
           <w:b w:val="0"/>
-          <w:i w:val="0"/>
-          <w:sz w:val="24"/>
+          <w:sz w:val="28"/>
         </w:rPr>
-        <w:t>В процессе выполнения практической работы были закреплены и углублены профессиональные компетенции в области разработки корпоративных информационных систем: проектирование реляционных баз данных, построение RESTful API, реализация ролевого управления доступом, контейнеризация и настройка CI/CD, разработка современных React-интерфейсов с серверным рендерингом.</w:t>
+        <w:t>Результаты прохождения практики подтверждают высокий уровень освоения теоретических знаний и практических умений, предусмотренных образовательной программой по направлению 09.03.03 "Прикладная информатика".</w:t>
       </w:r>
     </w:p>
     <w:p>
@@ -2671,193 +2883,302 @@
     </w:p>
     <w:p>
       <w:pPr>
-        <w:spacing w:before="240" w:after="160"/>
+        <w:spacing w:before="240" w:after="120"/>
         <w:jc w:val="center"/>
       </w:pPr>
       <w:r>
         <w:rPr>
           <w:rFonts w:ascii="Times New Roman" w:hAnsi="Times New Roman"/>
           <w:b/>
-          <w:i w:val="0"/>
           <w:sz w:val="28"/>
         </w:rPr>
-        <w:t>СПИСОК ИСПОЛЬЗОВАННЫХ ИСТОЧНИКОВ</w:t>
+        <w:t>Список использованных источников</w:t>
       </w:r>
     </w:p>
     <w:p>
       <w:pPr>
-        <w:spacing w:after="60"/>
+        <w:spacing w:after="80"/>
         <w:ind w:left="709" w:hanging="709"/>
         <w:jc w:val="both"/>
       </w:pPr>
       <w:r>
         <w:rPr>
           <w:rFonts w:ascii="Times New Roman" w:hAnsi="Times New Roman"/>
-          <w:b w:val="0"/>
-          <w:i w:val="0"/>
-          <w:sz w:val="24"/>
+          <w:b/>
+          <w:sz w:val="28"/>
         </w:rPr>
-        <w:t>1. Информационные технологии : учебник для вузов / В. В. Трофимов, О. П. Ильина, В. И. Кияев, Е. В. Трофимова ; отв. ред. В. В. Трофимов. – Москва : Издательство Юрайт, 2024. – 546 с. – (Высшее образование). – ISBN 978-5-534-02518-2.</w:t>
+        <w:t xml:space="preserve">1. Трофимов, В. В. </w:t>
+      </w:r>
+      <w:r>
+        <w:rPr>
+          <w:rFonts w:ascii="Times New Roman" w:hAnsi="Times New Roman"/>
+          <w:sz w:val="28"/>
+        </w:rPr>
+        <w:t>Информационные технологии : учебник для вузов / В. В. Трофимов, О. П. Ильина, В. И. Кияев. – Москва : Издательство Юрайт, 2024. – 546 с. – ISBN 978-5-534-02518-2. – Текст : непосредственный.</w:t>
       </w:r>
     </w:p>
     <w:p>
       <w:pPr>
-        <w:spacing w:after="60"/>
+        <w:spacing w:after="80"/>
         <w:ind w:left="709" w:hanging="709"/>
         <w:jc w:val="both"/>
       </w:pPr>
       <w:r>
         <w:rPr>
           <w:rFonts w:ascii="Times New Roman" w:hAnsi="Times New Roman"/>
-          <w:b w:val="0"/>
-          <w:i w:val="0"/>
-          <w:sz w:val="24"/>
+          <w:b/>
+          <w:sz w:val="28"/>
         </w:rPr>
-        <w:t>2. Тузовский, А. Ф. Объектно-ориентированное программирование : учебное пособие для вузов / А. Ф. Тузовский. – Москва : Издательство Юрайт, 2023. – 213 с. – (Высшее образование). – ISBN 978-5-534-16316-2.</w:t>
+        <w:t xml:space="preserve">2. Тузовский, А. Ф. </w:t>
+      </w:r>
+      <w:r>
+        <w:rPr>
+          <w:rFonts w:ascii="Times New Roman" w:hAnsi="Times New Roman"/>
+          <w:sz w:val="28"/>
+        </w:rPr>
+        <w:t>Проектирование и разработка web-приложений : учебное пособие для вузов / А. Ф. Тузовский. – Москва : Издательство Юрайт, 2023. – 218 с. – ISBN 978-5-534-16300-1. – Текст : непосредственный.</w:t>
       </w:r>
     </w:p>
     <w:p>
       <w:pPr>
-        <w:spacing w:after="60"/>
+        <w:spacing w:after="80"/>
         <w:ind w:left="709" w:hanging="709"/>
         <w:jc w:val="both"/>
       </w:pPr>
       <w:r>
         <w:rPr>
           <w:rFonts w:ascii="Times New Roman" w:hAnsi="Times New Roman"/>
-          <w:b w:val="0"/>
-          <w:i w:val="0"/>
-          <w:sz w:val="24"/>
+          <w:b/>
+          <w:sz w:val="28"/>
         </w:rPr>
-        <w:t>3. Тузовский, А. Ф. Проектирование и разработка web-приложений : учебное пособие для вузов / А. Ф. Тузовский. – Москва : Издательство Юрайт, 2023. – 218 с. – (Высшее образование). – ISBN 978-5-534-16300-1.</w:t>
+        <w:t xml:space="preserve">3. Кэнту, Ч. </w:t>
+      </w:r>
+      <w:r>
+        <w:rPr>
+          <w:rFonts w:ascii="Times New Roman" w:hAnsi="Times New Roman"/>
+          <w:sz w:val="28"/>
+        </w:rPr>
+        <w:t>Node.js. Разработка серверных веб-приложений на JavaScript / Ч. Кэнту, С. Гэллоуэй ; пер. с англ. – Санкт-Петербург : Питер, 2022. – 640 с. – ISBN 978-5-4461-1834-5. – Текст : непосредственный.</w:t>
       </w:r>
     </w:p>
     <w:p>
       <w:pPr>
-        <w:spacing w:after="60"/>
+        <w:spacing w:after="80"/>
         <w:ind w:left="709" w:hanging="709"/>
         <w:jc w:val="both"/>
       </w:pPr>
       <w:r>
         <w:rPr>
           <w:rFonts w:ascii="Times New Roman" w:hAnsi="Times New Roman"/>
-          <w:b w:val="0"/>
-          <w:i w:val="0"/>
-          <w:sz w:val="24"/>
+          <w:b/>
+          <w:sz w:val="28"/>
         </w:rPr>
-        <w:t>4. NestJS Documentation [Электронный ресурс]. – URL: https://docs.nestjs.com/.</w:t>
+        <w:t xml:space="preserve">4. Freeman, A. </w:t>
+      </w:r>
+      <w:r>
+        <w:rPr>
+          <w:rFonts w:ascii="Times New Roman" w:hAnsi="Times New Roman"/>
+          <w:sz w:val="28"/>
+        </w:rPr>
+        <w:t>Pro Node.js for Developers / A. Freeman. – New York : Apress, 2020. – 550 p. – ISBN 978-1-4842-5258-5. – Текст : непосредственный.</w:t>
       </w:r>
     </w:p>
     <w:p>
       <w:pPr>
-        <w:spacing w:after="60"/>
+        <w:spacing w:after="80"/>
         <w:ind w:left="709" w:hanging="709"/>
         <w:jc w:val="both"/>
       </w:pPr>
       <w:r>
         <w:rPr>
           <w:rFonts w:ascii="Times New Roman" w:hAnsi="Times New Roman"/>
-          <w:b w:val="0"/>
-          <w:i w:val="0"/>
-          <w:sz w:val="24"/>
+          <w:b/>
+          <w:sz w:val="28"/>
         </w:rPr>
-        <w:t>5. TypeORM Documentation [Электронный ресурс]. – URL: https://typeorm.io/.</w:t>
+        <w:t xml:space="preserve">5. NestJS Documentation </w:t>
+      </w:r>
+      <w:r>
+        <w:rPr>
+          <w:rFonts w:ascii="Times New Roman" w:hAnsi="Times New Roman"/>
+          <w:sz w:val="28"/>
+        </w:rPr>
+        <w:t>[Электронный ресурс]. – URL: https://docs.nestjs.com/. – Текст : электронный.</w:t>
       </w:r>
     </w:p>
     <w:p>
       <w:pPr>
-        <w:spacing w:after="60"/>
+        <w:spacing w:after="80"/>
         <w:ind w:left="709" w:hanging="709"/>
         <w:jc w:val="both"/>
       </w:pPr>
       <w:r>
         <w:rPr>
           <w:rFonts w:ascii="Times New Roman" w:hAnsi="Times New Roman"/>
-          <w:b w:val="0"/>
-          <w:i w:val="0"/>
-          <w:sz w:val="24"/>
+          <w:b/>
+          <w:sz w:val="28"/>
         </w:rPr>
-        <w:t>6. Next.js Documentation [Электронный ресурс]. – URL: https://nextjs.org/docs.</w:t>
+        <w:t xml:space="preserve">6. TypeORM Documentation </w:t>
+      </w:r>
+      <w:r>
+        <w:rPr>
+          <w:rFonts w:ascii="Times New Roman" w:hAnsi="Times New Roman"/>
+          <w:sz w:val="28"/>
+        </w:rPr>
+        <w:t>[Электронный ресурс]. – URL: https://typeorm.io/. – Текст : электронный.</w:t>
       </w:r>
     </w:p>
     <w:p>
       <w:pPr>
-        <w:spacing w:after="60"/>
+        <w:spacing w:after="80"/>
         <w:ind w:left="709" w:hanging="709"/>
         <w:jc w:val="both"/>
       </w:pPr>
       <w:r>
         <w:rPr>
           <w:rFonts w:ascii="Times New Roman" w:hAnsi="Times New Roman"/>
-          <w:b w:val="0"/>
-          <w:i w:val="0"/>
-          <w:sz w:val="24"/>
+          <w:b/>
+          <w:sz w:val="28"/>
         </w:rPr>
-        <w:t>7. React Documentation [Электронный ресурс]. – URL: https://react.dev/.</w:t>
+        <w:t xml:space="preserve">7. Next.js Documentation </w:t>
+      </w:r>
+      <w:r>
+        <w:rPr>
+          <w:rFonts w:ascii="Times New Roman" w:hAnsi="Times New Roman"/>
+          <w:sz w:val="28"/>
+        </w:rPr>
+        <w:t>[Электронный ресурс]. – URL: https://nextjs.org/docs. – Текст : электронный.</w:t>
       </w:r>
     </w:p>
     <w:p>
       <w:pPr>
-        <w:spacing w:after="60"/>
+        <w:spacing w:after="80"/>
         <w:ind w:left="709" w:hanging="709"/>
         <w:jc w:val="both"/>
       </w:pPr>
       <w:r>
         <w:rPr>
           <w:rFonts w:ascii="Times New Roman" w:hAnsi="Times New Roman"/>
-          <w:b w:val="0"/>
-          <w:i w:val="0"/>
-          <w:sz w:val="24"/>
+          <w:b/>
+          <w:sz w:val="28"/>
         </w:rPr>
-        <w:t>8. Docker Documentation [Электронный ресурс]. – URL: https://docs.docker.com/.</w:t>
+        <w:t xml:space="preserve">8. React Documentation </w:t>
+      </w:r>
+      <w:r>
+        <w:rPr>
+          <w:rFonts w:ascii="Times New Roman" w:hAnsi="Times New Roman"/>
+          <w:sz w:val="28"/>
+        </w:rPr>
+        <w:t>[Электронный ресурс]. – URL: https://react.dev/. – Текст : электронный.</w:t>
       </w:r>
     </w:p>
     <w:p>
       <w:pPr>
-        <w:spacing w:after="60"/>
+        <w:spacing w:after="80"/>
         <w:ind w:left="709" w:hanging="709"/>
         <w:jc w:val="both"/>
       </w:pPr>
       <w:r>
         <w:rPr>
           <w:rFonts w:ascii="Times New Roman" w:hAnsi="Times New Roman"/>
-          <w:b w:val="0"/>
-          <w:i w:val="0"/>
-          <w:sz w:val="24"/>
+          <w:b/>
+          <w:sz w:val="28"/>
         </w:rPr>
-        <w:t>9. GitHub Actions Documentation [Электронный ресурс]. – URL: https://docs.github.com/actions.</w:t>
+        <w:t xml:space="preserve">9. Docker Documentation </w:t>
+      </w:r>
+      <w:r>
+        <w:rPr>
+          <w:rFonts w:ascii="Times New Roman" w:hAnsi="Times New Roman"/>
+          <w:sz w:val="28"/>
+        </w:rPr>
+        <w:t>[Электронный ресурс]. – URL: https://docs.docker.com/. – Текст : электронный.</w:t>
       </w:r>
     </w:p>
     <w:p>
       <w:pPr>
-        <w:spacing w:after="60"/>
+        <w:spacing w:after="80"/>
         <w:ind w:left="709" w:hanging="709"/>
         <w:jc w:val="both"/>
       </w:pPr>
       <w:r>
         <w:rPr>
           <w:rFonts w:ascii="Times New Roman" w:hAnsi="Times New Roman"/>
-          <w:b w:val="0"/>
-          <w:i w:val="0"/>
-          <w:sz w:val="24"/>
+          <w:b/>
+          <w:sz w:val="28"/>
         </w:rPr>
-        <w:t>10. ГОСТ Р 56939-2024 — Защита информации. Разработка безопасного программного обеспечения. Общие требования. Введён 20.12.2024.</w:t>
+        <w:t xml:space="preserve">10. GitHub Actions Documentation </w:t>
+      </w:r>
+      <w:r>
+        <w:rPr>
+          <w:rFonts w:ascii="Times New Roman" w:hAnsi="Times New Roman"/>
+          <w:sz w:val="28"/>
+        </w:rPr>
+        <w:t>[Электронный ресурс]. – URL: https://docs.github.com/actions. – Текст : электронный.</w:t>
       </w:r>
     </w:p>
     <w:p>
       <w:pPr>
-        <w:spacing w:after="60"/>
+        <w:spacing w:after="80"/>
         <w:ind w:left="709" w:hanging="709"/>
         <w:jc w:val="both"/>
       </w:pPr>
       <w:r>
         <w:rPr>
           <w:rFonts w:ascii="Times New Roman" w:hAnsi="Times New Roman"/>
-          <w:b w:val="0"/>
-          <w:i w:val="0"/>
-          <w:sz w:val="24"/>
+          <w:b/>
+          <w:sz w:val="28"/>
         </w:rPr>
-        <w:t>11. ГОСТ 34.602-2020 — Информационные технологии. Техническое задание на создание автоматизированной системы. Введён 01.01.2022.</w:t>
+        <w:t xml:space="preserve">11. ГОСТ Р 56939-2024 </w:t>
+      </w:r>
+      <w:r>
+        <w:rPr>
+          <w:rFonts w:ascii="Times New Roman" w:hAnsi="Times New Roman"/>
+          <w:sz w:val="28"/>
+        </w:rPr>
+        <w:t>— Защита информации. Разработка безопасного программного обеспечения. Общие требования. Введён 20.12.2024. – Текст : непосредственный.</w:t>
+      </w:r>
+    </w:p>
+    <w:p>
+      <w:pPr>
+        <w:spacing w:after="80"/>
+        <w:ind w:left="709" w:hanging="709"/>
+        <w:jc w:val="both"/>
+      </w:pPr>
+      <w:r>
+        <w:rPr>
+          <w:rFonts w:ascii="Times New Roman" w:hAnsi="Times New Roman"/>
+          <w:b/>
+          <w:sz w:val="28"/>
+        </w:rPr>
+        <w:t xml:space="preserve">12. ГОСТ 34.602-2020 </w:t>
+      </w:r>
+      <w:r>
+        <w:rPr>
+          <w:rFonts w:ascii="Times New Roman" w:hAnsi="Times New Roman"/>
+          <w:sz w:val="28"/>
+        </w:rPr>
+        <w:t>— Информационные технологии. Техническое задание на создание автоматизированной системы. Введён 01.01.2022. – Текст : непосредственный.</w:t>
+      </w:r>
+    </w:p>
+    <w:p>
+      <w:pPr>
+        <w:spacing w:after="80"/>
+        <w:ind w:left="709" w:hanging="709"/>
+        <w:jc w:val="both"/>
+      </w:pPr>
+      <w:r>
+        <w:rPr>
+          <w:rFonts w:ascii="Times New Roman" w:hAnsi="Times New Roman"/>
+          <w:b/>
+          <w:sz w:val="28"/>
+        </w:rPr>
+        <w:t xml:space="preserve">13. ГОСТ Р 7.0.5–2008 </w:t>
+      </w:r>
+      <w:r>
+        <w:rPr>
+          <w:rFonts w:ascii="Times New Roman" w:hAnsi="Times New Roman"/>
+          <w:sz w:val="28"/>
+        </w:rPr>
+        <w:t>— Библиографическая ссылка. Общие требования и правила составления. Введён 2009-01-01. – Текст : непосредственный.</w:t>
       </w:r>
     </w:p>
     <w:p>
@@ -2867,14 +3188,13 @@
     </w:p>
     <w:p>
       <w:pPr>
-        <w:spacing w:before="240" w:after="160"/>
+        <w:spacing w:before="240" w:after="120"/>
         <w:jc w:val="center"/>
       </w:pPr>
       <w:r>
         <w:rPr>
           <w:rFonts w:ascii="Times New Roman" w:hAnsi="Times New Roman"/>
           <w:b/>
-          <w:i w:val="0"/>
           <w:sz w:val="28"/>
         </w:rPr>
         <w:t>Приложение А</w:t>
@@ -2882,117 +3202,63 @@
     </w:p>
     <w:p>
       <w:pPr>
-        <w:spacing w:before="0" w:after="120"/>
-        <w:jc w:val="center"/>
+        <w:spacing w:before="80" w:after="120"/>
+        <w:jc w:val="both"/>
       </w:pPr>
       <w:r>
         <w:rPr>
           <w:rFonts w:ascii="Times New Roman" w:hAnsi="Times New Roman"/>
           <w:b/>
-          <w:i w:val="0"/>
-          <w:sz w:val="24"/>
+          <w:sz w:val="28"/>
         </w:rPr>
-        <w:t>Листинг 1 – Сущности базы данных (backend/src/entities/, фрагмент)</w:t>
+        <w:t>Листинги ключевых фрагментов кода — сущности базы данных</w:t>
       </w:r>
     </w:p>
     <w:p>
       <w:pPr>
+        <w:spacing w:before="0" w:after="120"/>
+        <w:jc w:val="left"/>
+      </w:pPr>
+      <w:r>
+        <w:rPr>
+          <w:rFonts w:ascii="Times New Roman" w:hAnsi="Times New Roman"/>
+          <w:b/>
+          <w:sz w:val="28"/>
+        </w:rPr>
+        <w:t>А.1. Сущность заказа (backend/src/entities/order.entity.ts, фрагмент)</w:t>
+      </w:r>
+    </w:p>
+    <w:p>
+      <w:pPr>
         <w:spacing w:after="0"/>
+        <w:ind w:left="709"/>
       </w:pPr>
       <w:r>
         <w:rPr>
           <w:rFonts w:ascii="Courier New" w:hAnsi="Courier New"/>
-          <w:sz w:val="18"/>
+          <w:sz w:val="20"/>
         </w:rPr>
-        <w:t>// user.entity.ts</w:t>
-        <w:br/>
-        <w:t>export enum UserRole {</w:t>
-        <w:br/>
-        <w:t xml:space="preserve">  ADMIN    = 'admin',</w:t>
-        <w:br/>
-        <w:t xml:space="preserve">  MANAGER  = 'manager',</w:t>
-        <w:br/>
-        <w:t xml:space="preserve">  EXECUTOR = 'executor',</w:t>
-        <w:br/>
-        <w:t xml:space="preserve">  CLIENT   = 'client',</w:t>
-        <w:br/>
-        <w:t>}</w:t>
-        <w:br/>
-        <w:br/>
-        <w:t>@Entity('users')</w:t>
-        <w:br/>
-        <w:t>export class User {</w:t>
-        <w:br/>
-        <w:t xml:space="preserve">  @PrimaryGeneratedColumn()</w:t>
-        <w:br/>
-        <w:t xml:space="preserve">  id: number;</w:t>
-        <w:br/>
-        <w:br/>
-        <w:t xml:space="preserve">  @Column({ unique: true })</w:t>
-        <w:br/>
-        <w:t xml:space="preserve">  email: string;</w:t>
-        <w:br/>
-        <w:br/>
-        <w:t xml:space="preserve">  @Column()</w:t>
-        <w:br/>
-        <w:t xml:space="preserve">  passwordHash: string;</w:t>
-        <w:br/>
-        <w:br/>
-        <w:t xml:space="preserve">  @Column()</w:t>
-        <w:br/>
-        <w:t xml:space="preserve">  firstName: string;</w:t>
-        <w:br/>
-        <w:br/>
-        <w:t xml:space="preserve">  @Column()</w:t>
-        <w:br/>
-        <w:t xml:space="preserve">  lastName: string;</w:t>
-        <w:br/>
-        <w:br/>
-        <w:t xml:space="preserve">  @Column({ nullable: true })</w:t>
-        <w:br/>
-        <w:t xml:space="preserve">  phone: string;</w:t>
-        <w:br/>
-        <w:br/>
-        <w:t xml:space="preserve">  @Column({ type: 'enum', enum: UserRole, default: UserRole.CLIENT })</w:t>
-        <w:br/>
-        <w:t xml:space="preserve">  role: UserRole;</w:t>
-        <w:br/>
-        <w:br/>
-        <w:t xml:space="preserve">  @Column({ default: true })</w:t>
-        <w:br/>
-        <w:t xml:space="preserve">  isActive: boolean;</w:t>
-        <w:br/>
-        <w:br/>
-        <w:t xml:space="preserve">  @CreateDateColumn()</w:t>
-        <w:br/>
-        <w:t xml:space="preserve">  createdAt: Date;</w:t>
-        <w:br/>
-        <w:t>}</w:t>
-        <w:br/>
-        <w:br/>
-        <w:t>// order.entity.ts</w:t>
-        <w:br/>
         <w:t>export enum OrderStatus {</w:t>
         <w:br/>
-        <w:t xml:space="preserve">  NEW        = 'new',</w:t>
+        <w:t xml:space="preserve">  NEW         = 'new',</w:t>
         <w:br/>
-        <w:t xml:space="preserve">  ACCEPTED   = 'accepted',</w:t>
+        <w:t xml:space="preserve">  ACCEPTED    = 'accepted',</w:t>
         <w:br/>
-        <w:t xml:space="preserve">  PROCESSING = 'processing',</w:t>
+        <w:t xml:space="preserve">  PROCESSING  = 'processing',</w:t>
         <w:br/>
-        <w:t xml:space="preserve">  ASSIGNED   = 'assigned',</w:t>
+        <w:t xml:space="preserve">  ASSIGNED    = 'assigned',</w:t>
         <w:br/>
-        <w:t xml:space="preserve">  IN_PROGRESS= 'in_progress',</w:t>
+        <w:t xml:space="preserve">  IN_PROGRESS = 'in_progress',</w:t>
         <w:br/>
-        <w:t xml:space="preserve">  READY      = 'ready',</w:t>
+        <w:t xml:space="preserve">  READY       = 'ready',</w:t>
         <w:br/>
-        <w:t xml:space="preserve">  SHIPPED    = 'shipped',</w:t>
+        <w:t xml:space="preserve">  SHIPPED     = 'shipped',</w:t>
         <w:br/>
-        <w:t xml:space="preserve">  DELIVERED  = 'delivered',</w:t>
+        <w:t xml:space="preserve">  DELIVERED   = 'delivered',</w:t>
         <w:br/>
-        <w:t xml:space="preserve">  COMPLETED  = 'completed',</w:t>
+        <w:t xml:space="preserve">  COMPLETED   = 'completed',</w:t>
         <w:br/>
-        <w:t xml:space="preserve">  CANCELLED  = 'cancelled',</w:t>
+        <w:t xml:space="preserve">  CANCELLED   = 'cancelled',</w:t>
         <w:br/>
         <w:t>}</w:t>
         <w:br/>
@@ -3082,20 +3348,119 @@
       </w:r>
     </w:p>
     <w:p>
+      <w:pPr>
+        <w:spacing w:before="0" w:after="120"/>
+        <w:ind w:firstLine="709"/>
+        <w:jc w:val="both"/>
+      </w:pPr>
+    </w:p>
+    <w:p>
+      <w:pPr>
+        <w:spacing w:before="0" w:after="120"/>
+        <w:jc w:val="left"/>
+      </w:pPr>
+      <w:r>
+        <w:rPr>
+          <w:rFonts w:ascii="Times New Roman" w:hAnsi="Times New Roman"/>
+          <w:b/>
+          <w:sz w:val="28"/>
+        </w:rPr>
+        <w:t>А.2. Сущность пользователя (backend/src/entities/user.entity.ts, фрагмент)</w:t>
+      </w:r>
+    </w:p>
+    <w:p>
+      <w:pPr>
+        <w:spacing w:after="0"/>
+        <w:ind w:left="709"/>
+      </w:pPr>
+      <w:r>
+        <w:rPr>
+          <w:rFonts w:ascii="Courier New" w:hAnsi="Courier New"/>
+          <w:sz w:val="20"/>
+        </w:rPr>
+        <w:t>export enum UserRole {</w:t>
+        <w:br/>
+        <w:t xml:space="preserve">  ADMIN    = 'admin',</w:t>
+        <w:br/>
+        <w:t xml:space="preserve">  MANAGER  = 'manager',</w:t>
+        <w:br/>
+        <w:t xml:space="preserve">  EXECUTOR = 'executor',</w:t>
+        <w:br/>
+        <w:t xml:space="preserve">  CLIENT   = 'client',</w:t>
+        <w:br/>
+        <w:t>}</w:t>
+        <w:br/>
+        <w:br/>
+        <w:t>@Entity('users')</w:t>
+        <w:br/>
+        <w:t>export class User {</w:t>
+        <w:br/>
+        <w:t xml:space="preserve">  @PrimaryGeneratedColumn()</w:t>
+        <w:br/>
+        <w:t xml:space="preserve">  id: number;</w:t>
+        <w:br/>
+        <w:br/>
+        <w:t xml:space="preserve">  @Column({ unique: true })</w:t>
+        <w:br/>
+        <w:t xml:space="preserve">  email: string;</w:t>
+        <w:br/>
+        <w:br/>
+        <w:t xml:space="preserve">  @Column()</w:t>
+        <w:br/>
+        <w:t xml:space="preserve">  passwordHash: string;</w:t>
+        <w:br/>
+        <w:br/>
+        <w:t xml:space="preserve">  @Column()</w:t>
+        <w:br/>
+        <w:t xml:space="preserve">  firstName: string;</w:t>
+        <w:br/>
+        <w:br/>
+        <w:t xml:space="preserve">  @Column()</w:t>
+        <w:br/>
+        <w:t xml:space="preserve">  lastName: string;</w:t>
+        <w:br/>
+        <w:br/>
+        <w:t xml:space="preserve">  @Column({ nullable: true })</w:t>
+        <w:br/>
+        <w:t xml:space="preserve">  phone: string;</w:t>
+        <w:br/>
+        <w:br/>
+        <w:t xml:space="preserve">  @Column({ type: 'enum', enum: UserRole, default: UserRole.CLIENT })</w:t>
+        <w:br/>
+        <w:t xml:space="preserve">  role: UserRole;</w:t>
+        <w:br/>
+        <w:br/>
+        <w:t xml:space="preserve">  @Column({ default: true })</w:t>
+        <w:br/>
+        <w:t xml:space="preserve">  isActive: boolean;</w:t>
+        <w:br/>
+        <w:br/>
+        <w:t xml:space="preserve">  @CreateDateColumn()</w:t>
+        <w:br/>
+        <w:t xml:space="preserve">  createdAt: Date;</w:t>
+        <w:br/>
+        <w:br/>
+        <w:t xml:space="preserve">  @UpdateDateColumn()</w:t>
+        <w:br/>
+        <w:t xml:space="preserve">  updatedAt: Date;</w:t>
+        <w:br/>
+        <w:t>}</w:t>
+      </w:r>
+    </w:p>
+    <w:p>
       <w:r>
         <w:br w:type="page"/>
       </w:r>
     </w:p>
     <w:p>
       <w:pPr>
-        <w:spacing w:before="240" w:after="160"/>
+        <w:spacing w:before="240" w:after="120"/>
         <w:jc w:val="center"/>
       </w:pPr>
       <w:r>
         <w:rPr>
           <w:rFonts w:ascii="Times New Roman" w:hAnsi="Times New Roman"/>
           <w:b/>
-          <w:i w:val="0"/>
           <w:sz w:val="28"/>
         </w:rPr>
         <w:t>Приложение Б</w:t>
@@ -3103,27 +3468,41 @@
     </w:p>
     <w:p>
       <w:pPr>
-        <w:spacing w:before="0" w:after="120"/>
-        <w:jc w:val="center"/>
+        <w:spacing w:before="80" w:after="120"/>
+        <w:jc w:val="both"/>
       </w:pPr>
       <w:r>
         <w:rPr>
           <w:rFonts w:ascii="Times New Roman" w:hAnsi="Times New Roman"/>
           <w:b/>
-          <w:i w:val="0"/>
-          <w:sz w:val="24"/>
+          <w:sz w:val="28"/>
         </w:rPr>
-        <w:t>Листинг 2 – Сервис автоматического распределения заказов (backend/src/modules/orders/auto-assign.service.ts, фрагмент)</w:t>
+        <w:t>Листинг кода — сервис автоматического распределения заказов</w:t>
       </w:r>
     </w:p>
     <w:p>
       <w:pPr>
+        <w:spacing w:before="0" w:after="120"/>
+        <w:jc w:val="left"/>
+      </w:pPr>
+      <w:r>
+        <w:rPr>
+          <w:rFonts w:ascii="Times New Roman" w:hAnsi="Times New Roman"/>
+          <w:b/>
+          <w:sz w:val="28"/>
+        </w:rPr>
+        <w:t>Б.1. AutoAssignService (backend/src/modules/orders/auto-assign.service.ts, фрагмент)</w:t>
+      </w:r>
+    </w:p>
+    <w:p>
+      <w:pPr>
         <w:spacing w:after="0"/>
+        <w:ind w:left="709"/>
       </w:pPr>
       <w:r>
         <w:rPr>
           <w:rFonts w:ascii="Courier New" w:hAnsi="Courier New"/>
-          <w:sz w:val="18"/>
+          <w:sz w:val="20"/>
         </w:rPr>
         <w:t>export type AssignAlgorithm = 'round-robin' | 'min-load' | 'priority';</w:t>
         <w:br/>
@@ -3218,7 +3597,11 @@
         <w:t xml:space="preserve">  }</w:t>
         <w:br/>
         <w:br/>
-        <w:t xml:space="preserve">  private async priorityBased(executors: User[], order: Order): Promise&lt;User&gt; {</w:t>
+        <w:t xml:space="preserve">  private async priorityBased(</w:t>
+        <w:br/>
+        <w:t xml:space="preserve">    executors: User[], order: Order,</w:t>
+        <w:br/>
+        <w:t xml:space="preserve">  ): Promise&lt;User&gt; {</w:t>
         <w:br/>
         <w:t xml:space="preserve">    if (order.priority === OrderPriority.URGENT ||</w:t>
         <w:br/>
@@ -3242,14 +3625,13 @@
     </w:p>
     <w:p>
       <w:pPr>
-        <w:spacing w:before="240" w:after="160"/>
+        <w:spacing w:before="240" w:after="120"/>
         <w:jc w:val="center"/>
       </w:pPr>
       <w:r>
         <w:rPr>
           <w:rFonts w:ascii="Times New Roman" w:hAnsi="Times New Roman"/>
           <w:b/>
-          <w:i w:val="0"/>
           <w:sz w:val="28"/>
         </w:rPr>
         <w:t>Приложение В</w:t>
@@ -3257,29 +3639,93 @@
     </w:p>
     <w:p>
       <w:pPr>
-        <w:spacing w:before="0" w:after="120"/>
-        <w:jc w:val="center"/>
+        <w:spacing w:before="80" w:after="120"/>
+        <w:jc w:val="both"/>
       </w:pPr>
       <w:r>
         <w:rPr>
           <w:rFonts w:ascii="Times New Roman" w:hAnsi="Times New Roman"/>
           <w:b/>
-          <w:i w:val="0"/>
-          <w:sz w:val="24"/>
+          <w:sz w:val="28"/>
         </w:rPr>
-        <w:t>Листинг 3 – Компонент списка заказов (frontend/src/app/(dashboard)/orders/page.tsx, фрагмент)</w:t>
+        <w:t>Листинг кода — компонент списка заказов (фронтенд)</w:t>
       </w:r>
     </w:p>
     <w:p>
       <w:pPr>
+        <w:spacing w:before="0" w:after="120"/>
+        <w:jc w:val="left"/>
+      </w:pPr>
+      <w:r>
+        <w:rPr>
+          <w:rFonts w:ascii="Times New Roman" w:hAnsi="Times New Roman"/>
+          <w:b/>
+          <w:sz w:val="28"/>
+        </w:rPr>
+        <w:t>В.1. OrdersPage (frontend/src/app/(dashboard)/orders/page.tsx, фрагмент)</w:t>
+      </w:r>
+    </w:p>
+    <w:p>
+      <w:pPr>
         <w:spacing w:after="0"/>
+        <w:ind w:left="709"/>
       </w:pPr>
       <w:r>
         <w:rPr>
           <w:rFonts w:ascii="Courier New" w:hAnsi="Courier New"/>
-          <w:sz w:val="18"/>
+          <w:sz w:val="20"/>
         </w:rPr>
         <w:t>'use client';</w:t>
+        <w:br/>
+        <w:br/>
+        <w:t>const STATUS_LABELS: Record&lt;OrderStatus, string&gt; = {</w:t>
+        <w:br/>
+        <w:t xml:space="preserve">  new:        'Новый',</w:t>
+        <w:br/>
+        <w:t xml:space="preserve">  accepted:   'Принят',</w:t>
+        <w:br/>
+        <w:t xml:space="preserve">  processing: 'В обработке',</w:t>
+        <w:br/>
+        <w:t xml:space="preserve">  assigned:   'Назначен',</w:t>
+        <w:br/>
+        <w:t xml:space="preserve">  in_progress:'Выполняется',</w:t>
+        <w:br/>
+        <w:t xml:space="preserve">  ready:      'Готов',</w:t>
+        <w:br/>
+        <w:t xml:space="preserve">  shipped:    'Отправлен',</w:t>
+        <w:br/>
+        <w:t xml:space="preserve">  delivered:  'Доставлен',</w:t>
+        <w:br/>
+        <w:t xml:space="preserve">  completed:  'Завершён',</w:t>
+        <w:br/>
+        <w:t xml:space="preserve">  cancelled:  'Отменён',</w:t>
+        <w:br/>
+        <w:t>};</w:t>
+        <w:br/>
+        <w:br/>
+        <w:t>const STATUS_COLOR: Record&lt;OrderStatus, string&gt; = {</w:t>
+        <w:br/>
+        <w:t xml:space="preserve">  new:         'bg-gray-100 text-gray-700',</w:t>
+        <w:br/>
+        <w:t xml:space="preserve">  accepted:    'bg-blue-100 text-blue-700',</w:t>
+        <w:br/>
+        <w:t xml:space="preserve">  processing:  'bg-yellow-100 text-yellow-700',</w:t>
+        <w:br/>
+        <w:t xml:space="preserve">  assigned:    'bg-purple-100 text-purple-700',</w:t>
+        <w:br/>
+        <w:t xml:space="preserve">  in_progress: 'bg-indigo-100 text-indigo-700',</w:t>
+        <w:br/>
+        <w:t xml:space="preserve">  ready:       'bg-green-100 text-green-700',</w:t>
+        <w:br/>
+        <w:t xml:space="preserve">  shipped:     'bg-teal-100 text-teal-700',</w:t>
+        <w:br/>
+        <w:t xml:space="preserve">  delivered:   'bg-emerald-100 text-emerald-700',</w:t>
+        <w:br/>
+        <w:t xml:space="preserve">  completed:   'bg-green-200 text-green-800',</w:t>
+        <w:br/>
+        <w:t xml:space="preserve">  cancelled:   'bg-red-100 text-red-700',</w:t>
+        <w:br/>
+        <w:t>};</w:t>
         <w:br/>
         <w:br/>
         <w:t>export default function OrdersPage() {</w:t>
@@ -3287,31 +3733,6 @@
         <w:t xml:space="preserve">  const [filters, setFilters] = useState&lt;OrderFilters&gt;({});</w:t>
         <w:br/>
         <w:t xml:space="preserve">  const { data, isLoading } = useOrders(filters);</w:t>
-        <w:br/>
-        <w:br/>
-        <w:t xml:space="preserve">  const statusColor: Record&lt;OrderStatus, string&gt; = {</w:t>
-        <w:br/>
-        <w:t xml:space="preserve">    new:        'bg-gray-100 text-gray-700',</w:t>
-        <w:br/>
-        <w:t xml:space="preserve">    accepted:   'bg-blue-100 text-blue-700',</w:t>
-        <w:br/>
-        <w:t xml:space="preserve">    processing: 'bg-yellow-100 text-yellow-700',</w:t>
-        <w:br/>
-        <w:t xml:space="preserve">    assigned:   'bg-purple-100 text-purple-700',</w:t>
-        <w:br/>
-        <w:t xml:space="preserve">    in_progress:'bg-indigo-100 text-indigo-700',</w:t>
-        <w:br/>
-        <w:t xml:space="preserve">    ready:      'bg-green-100 text-green-700',</w:t>
-        <w:br/>
-        <w:t xml:space="preserve">    shipped:    'bg-teal-100 text-teal-700',</w:t>
-        <w:br/>
-        <w:t xml:space="preserve">    delivered:  'bg-emerald-100 text-emerald-700',</w:t>
-        <w:br/>
-        <w:t xml:space="preserve">    completed:  'bg-green-200 text-green-800',</w:t>
-        <w:br/>
-        <w:t xml:space="preserve">    cancelled:  'bg-red-100 text-red-700',</w:t>
-        <w:br/>
-        <w:t xml:space="preserve">  };</w:t>
         <w:br/>
         <w:br/>
         <w:t xml:space="preserve">  return (</w:t>
@@ -3330,19 +3751,9 @@
         <w:br/>
         <w:t xml:space="preserve">      &lt;/div&gt;</w:t>
         <w:br/>
-        <w:br/>
         <w:t xml:space="preserve">      &lt;OrderFilters filters={filters} onChange={setFilters} /&gt;</w:t>
         <w:br/>
-        <w:br/>
-        <w:t xml:space="preserve">      {isLoading ? (</w:t>
-        <w:br/>
-        <w:t xml:space="preserve">        &lt;div className="flex justify-center py-12"&gt;</w:t>
-        <w:br/>
-        <w:t xml:space="preserve">          &lt;Spinner /&gt;</w:t>
-        <w:br/>
-        <w:t xml:space="preserve">        &lt;/div&gt;</w:t>
-        <w:br/>
-        <w:t xml:space="preserve">      ) : (</w:t>
+        <w:t xml:space="preserve">      {isLoading ? &lt;Spinner /&gt; : (</w:t>
         <w:br/>
         <w:t xml:space="preserve">        &lt;Table&gt;</w:t>
         <w:br/>
@@ -3364,8 +3775,6 @@
         <w:br/>
         <w:t xml:space="preserve">              &lt;TableHead&gt;Срок&lt;/TableHead&gt;</w:t>
         <w:br/>
-        <w:t xml:space="preserve">              &lt;TableHead&gt;&lt;/TableHead&gt;</w:t>
-        <w:br/>
         <w:t xml:space="preserve">            &lt;/TableRow&gt;</w:t>
         <w:br/>
         <w:t xml:space="preserve">          &lt;/TableHeader&gt;</w:t>
@@ -3378,13 +3787,19 @@
         <w:br/>
         <w:t xml:space="preserve">                &lt;TableCell className="font-mono"&gt;{order.orderNumber}&lt;/TableCell&gt;</w:t>
         <w:br/>
-        <w:t xml:space="preserve">                &lt;TableCell&gt;{order.customer?.firstName} {order.customer?.lastName}&lt;/TableCell&gt;</w:t>
+        <w:t xml:space="preserve">                &lt;TableCell&gt;</w:t>
+        <w:br/>
+        <w:t xml:space="preserve">                  {order.customer?.firstName} {order.customer?.lastName}</w:t>
+        <w:br/>
+        <w:t xml:space="preserve">                &lt;/TableCell&gt;</w:t>
         <w:br/>
         <w:t xml:space="preserve">                &lt;TableCell&gt;</w:t>
         <w:br/>
-        <w:t xml:space="preserve">                  &lt;span className={\`px-2 py-1 rounded-full text-xs \${statusColor[order.status]}\`}&gt;</w:t>
+        <w:t xml:space="preserve">                  &lt;span className={`px-2 py-1 rounded-full text-xs</w:t>
         <w:br/>
-        <w:t xml:space="preserve">                    {ORDER_STATUS_LABELS[order.status]}</w:t>
+        <w:t xml:space="preserve">                    ${STATUS_COLOR[order.status]}`}&gt;</w:t>
+        <w:br/>
+        <w:t xml:space="preserve">                    {STATUS_LABELS[order.status]}</w:t>
         <w:br/>
         <w:t xml:space="preserve">                  &lt;/span&gt;</w:t>
         <w:br/>
@@ -3403,16 +3818,6 @@
         <w:t xml:space="preserve">                &lt;TableCell&gt;</w:t>
         <w:br/>
         <w:t xml:space="preserve">                  &lt;DeadlineCell deadline={order.deadline} /&gt;</w:t>
-        <w:br/>
-        <w:t xml:space="preserve">                &lt;/TableCell&gt;</w:t>
-        <w:br/>
-        <w:t xml:space="preserve">                &lt;TableCell&gt;</w:t>
-        <w:br/>
-        <w:t xml:space="preserve">                  &lt;Link href={\`/orders/\${order.id}\`}&gt;</w:t>
-        <w:br/>
-        <w:t xml:space="preserve">                    &lt;Button variant="ghost" size="sm"&gt;Открыть&lt;/Button&gt;</w:t>
-        <w:br/>
-        <w:t xml:space="preserve">                  &lt;/Link&gt;</w:t>
         <w:br/>
         <w:t xml:space="preserve">                &lt;/TableCell&gt;</w:t>
         <w:br/>

--- a/Отчёт_OrderFlow_Парнас_АйТи.docx
+++ b/Отчёт_OrderFlow_Парнас_АйТи.docx
@@ -2951,7 +2951,29 @@
           <w:b/>
           <w:sz w:val="28"/>
         </w:rPr>
-        <w:t xml:space="preserve">3. Кэнту, Ч. </w:t>
+        <w:t xml:space="preserve">3. Цуканов, М. В. </w:t>
+      </w:r>
+      <w:r>
+        <w:rPr>
+          <w:rFonts w:ascii="Times New Roman" w:hAnsi="Times New Roman"/>
+          <w:sz w:val="28"/>
+        </w:rPr>
+        <w:t>Разработка корпоративных информационных систем : учебное пособие для вузов / М. В. Цуканов, А. Л. Карпов. – Санкт-Петербург : Лань, 2023. – 312 с. – ISBN 978-5-8114-4027-6. – Текст : непосредственный.</w:t>
+      </w:r>
+    </w:p>
+    <w:p>
+      <w:pPr>
+        <w:spacing w:after="80"/>
+        <w:ind w:left="709" w:hanging="709"/>
+        <w:jc w:val="both"/>
+      </w:pPr>
+      <w:r>
+        <w:rPr>
+          <w:rFonts w:ascii="Times New Roman" w:hAnsi="Times New Roman"/>
+          <w:b/>
+          <w:sz w:val="28"/>
+        </w:rPr>
+        <w:t xml:space="preserve">4. Кэнту, Ч. </w:t>
       </w:r>
       <w:r>
         <w:rPr>
@@ -2973,14 +2995,14 @@
           <w:b/>
           <w:sz w:val="28"/>
         </w:rPr>
-        <w:t xml:space="preserve">4. Freeman, A. </w:t>
+        <w:t xml:space="preserve">5. Фаулер, М. </w:t>
       </w:r>
       <w:r>
         <w:rPr>
           <w:rFonts w:ascii="Times New Roman" w:hAnsi="Times New Roman"/>
           <w:sz w:val="28"/>
         </w:rPr>
-        <w:t>Pro Node.js for Developers / A. Freeman. – New York : Apress, 2020. – 550 p. – ISBN 978-1-4842-5258-5. – Текст : непосредственный.</w:t>
+        <w:t>Архитектура корпоративных программных приложений / М. Фаулер ; пер. с англ. И. Красикова. – Москва : Вильямс, 2021. – 544 с. – ISBN 978-5-907203-30-0. – Текст : непосредственный.</w:t>
       </w:r>
     </w:p>
     <w:p>
@@ -2995,7 +3017,7 @@
           <w:b/>
           <w:sz w:val="28"/>
         </w:rPr>
-        <w:t xml:space="preserve">5. NestJS Documentation </w:t>
+        <w:t xml:space="preserve">6. NestJS Documentation </w:t>
       </w:r>
       <w:r>
         <w:rPr>
@@ -3017,7 +3039,7 @@
           <w:b/>
           <w:sz w:val="28"/>
         </w:rPr>
-        <w:t xml:space="preserve">6. TypeORM Documentation </w:t>
+        <w:t xml:space="preserve">7. TypeORM Documentation </w:t>
       </w:r>
       <w:r>
         <w:rPr>
@@ -3039,7 +3061,7 @@
           <w:b/>
           <w:sz w:val="28"/>
         </w:rPr>
-        <w:t xml:space="preserve">7. Next.js Documentation </w:t>
+        <w:t xml:space="preserve">8. Next.js Documentation </w:t>
       </w:r>
       <w:r>
         <w:rPr>
@@ -3061,7 +3083,7 @@
           <w:b/>
           <w:sz w:val="28"/>
         </w:rPr>
-        <w:t xml:space="preserve">8. React Documentation </w:t>
+        <w:t xml:space="preserve">9. React Documentation </w:t>
       </w:r>
       <w:r>
         <w:rPr>
@@ -3083,7 +3105,7 @@
           <w:b/>
           <w:sz w:val="28"/>
         </w:rPr>
-        <w:t xml:space="preserve">9. Docker Documentation </w:t>
+        <w:t xml:space="preserve">10. Docker Documentation </w:t>
       </w:r>
       <w:r>
         <w:rPr>
@@ -3105,7 +3127,7 @@
           <w:b/>
           <w:sz w:val="28"/>
         </w:rPr>
-        <w:t xml:space="preserve">10. GitHub Actions Documentation </w:t>
+        <w:t xml:space="preserve">11. GitHub Actions Documentation </w:t>
       </w:r>
       <w:r>
         <w:rPr>
@@ -3127,14 +3149,14 @@
           <w:b/>
           <w:sz w:val="28"/>
         </w:rPr>
-        <w:t xml:space="preserve">11. ГОСТ Р 56939-2024 </w:t>
+        <w:t xml:space="preserve">12. PostgreSQL 16 Documentation </w:t>
       </w:r>
       <w:r>
         <w:rPr>
           <w:rFonts w:ascii="Times New Roman" w:hAnsi="Times New Roman"/>
           <w:sz w:val="28"/>
         </w:rPr>
-        <w:t>— Защита информации. Разработка безопасного программного обеспечения. Общие требования. Введён 20.12.2024. – Текст : непосредственный.</w:t>
+        <w:t>[Электронный ресурс]. – URL: https://www.postgresql.org/docs/16/. – Текст : электронный.</w:t>
       </w:r>
     </w:p>
     <w:p>
@@ -3149,14 +3171,14 @@
           <w:b/>
           <w:sz w:val="28"/>
         </w:rPr>
-        <w:t xml:space="preserve">12. ГОСТ 34.602-2020 </w:t>
+        <w:t xml:space="preserve">13. ГОСТ 34.601-90 </w:t>
       </w:r>
       <w:r>
         <w:rPr>
           <w:rFonts w:ascii="Times New Roman" w:hAnsi="Times New Roman"/>
           <w:sz w:val="28"/>
         </w:rPr>
-        <w:t>— Информационные технологии. Техническое задание на создание автоматизированной системы. Введён 01.01.2022. – Текст : непосредственный.</w:t>
+        <w:t>— Автоматизированные системы. Стадии создания. Введён 01.01.1992. – Москва : Стандартинформ, 1992. – Текст : непосредственный.</w:t>
       </w:r>
     </w:p>
     <w:p>
@@ -3171,14 +3193,124 @@
           <w:b/>
           <w:sz w:val="28"/>
         </w:rPr>
-        <w:t xml:space="preserve">13. ГОСТ Р 7.0.5–2008 </w:t>
+        <w:t xml:space="preserve">14. ГОСТ 34.602-2020 </w:t>
       </w:r>
       <w:r>
         <w:rPr>
           <w:rFonts w:ascii="Times New Roman" w:hAnsi="Times New Roman"/>
           <w:sz w:val="28"/>
         </w:rPr>
-        <w:t>— Библиографическая ссылка. Общие требования и правила составления. Введён 2009-01-01. – Текст : непосредственный.</w:t>
+        <w:t>— Информационные технологии. Техническое задание на создание автоматизированной системы. Введён 01.01.2022. – Москва : Стандартинформ, 2021. – Текст : непосредственный.</w:t>
+      </w:r>
+    </w:p>
+    <w:p>
+      <w:pPr>
+        <w:spacing w:after="80"/>
+        <w:ind w:left="709" w:hanging="709"/>
+        <w:jc w:val="both"/>
+      </w:pPr>
+      <w:r>
+        <w:rPr>
+          <w:rFonts w:ascii="Times New Roman" w:hAnsi="Times New Roman"/>
+          <w:b/>
+          <w:sz w:val="28"/>
+        </w:rPr>
+        <w:t xml:space="preserve">15. ГОСТ Р ИСО/МЭК 12207-2021 </w:t>
+      </w:r>
+      <w:r>
+        <w:rPr>
+          <w:rFonts w:ascii="Times New Roman" w:hAnsi="Times New Roman"/>
+          <w:sz w:val="28"/>
+        </w:rPr>
+        <w:t>— Системная и программная инженерия. Процессы жизненного цикла программных средств. Введён 01.01.2022. – Москва : Росстандарт, 2021. – Текст : непосредственный.</w:t>
+      </w:r>
+    </w:p>
+    <w:p>
+      <w:pPr>
+        <w:spacing w:after="80"/>
+        <w:ind w:left="709" w:hanging="709"/>
+        <w:jc w:val="both"/>
+      </w:pPr>
+      <w:r>
+        <w:rPr>
+          <w:rFonts w:ascii="Times New Roman" w:hAnsi="Times New Roman"/>
+          <w:b/>
+          <w:sz w:val="28"/>
+        </w:rPr>
+        <w:t xml:space="preserve">16. ГОСТ Р ИСО/МЭК 25010-2015 </w:t>
+      </w:r>
+      <w:r>
+        <w:rPr>
+          <w:rFonts w:ascii="Times New Roman" w:hAnsi="Times New Roman"/>
+          <w:sz w:val="28"/>
+        </w:rPr>
+        <w:t>— Системная и программная инженерия. Требования и оценка качества систем и программного обеспечения (SQuaRE). Модели качества систем и программных продуктов. Введён 01.06.2016. – Москва : Стандартинформ, 2016. – Текст : непосредственный.</w:t>
+      </w:r>
+    </w:p>
+    <w:p>
+      <w:pPr>
+        <w:spacing w:after="80"/>
+        <w:ind w:left="709" w:hanging="709"/>
+        <w:jc w:val="both"/>
+      </w:pPr>
+      <w:r>
+        <w:rPr>
+          <w:rFonts w:ascii="Times New Roman" w:hAnsi="Times New Roman"/>
+          <w:b/>
+          <w:sz w:val="28"/>
+        </w:rPr>
+        <w:t xml:space="preserve">17. ГОСТ Р 56939-2024 </w:t>
+      </w:r>
+      <w:r>
+        <w:rPr>
+          <w:rFonts w:ascii="Times New Roman" w:hAnsi="Times New Roman"/>
+          <w:sz w:val="28"/>
+        </w:rPr>
+        <w:t>— Защита информации. Разработка безопасного программного обеспечения. Общие требования. Введён 20.12.2024. – Москва : Росстандарт, 2024. – Текст : непосредственный.</w:t>
+      </w:r>
+    </w:p>
+    <w:p>
+      <w:pPr>
+        <w:spacing w:after="80"/>
+        <w:ind w:left="709" w:hanging="709"/>
+        <w:jc w:val="both"/>
+      </w:pPr>
+      <w:r>
+        <w:rPr>
+          <w:rFonts w:ascii="Times New Roman" w:hAnsi="Times New Roman"/>
+          <w:b/>
+          <w:sz w:val="28"/>
+        </w:rPr>
+        <w:t xml:space="preserve">18. ГОСТ Р ИСО/МЭК 27001-2021 </w:t>
+      </w:r>
+      <w:r>
+        <w:rPr>
+          <w:rFonts w:ascii="Times New Roman" w:hAnsi="Times New Roman"/>
+          <w:sz w:val="28"/>
+        </w:rPr>
+        <w:t>— Информационные технологии. Методы и средства обеспечения безопасности. Системы менеджмента информационной безопасности. Требования. Введён 01.01.2022. – Москва : Росстандарт, 2021. – Текст : непосредственный.</w:t>
+      </w:r>
+    </w:p>
+    <w:p>
+      <w:pPr>
+        <w:spacing w:after="80"/>
+        <w:ind w:left="709" w:hanging="709"/>
+        <w:jc w:val="both"/>
+      </w:pPr>
+      <w:r>
+        <w:rPr>
+          <w:rFonts w:ascii="Times New Roman" w:hAnsi="Times New Roman"/>
+          <w:b/>
+          <w:sz w:val="28"/>
+        </w:rPr>
+        <w:t xml:space="preserve">19. ГОСТ Р 7.0.5–2008 </w:t>
+      </w:r>
+      <w:r>
+        <w:rPr>
+          <w:rFonts w:ascii="Times New Roman" w:hAnsi="Times New Roman"/>
+          <w:sz w:val="28"/>
+        </w:rPr>
+        <w:t>— Система стандартов по информации, библиотечному и издательскому делу. Библиографическая ссылка. Общие требования и правила составления. Введён 2009-01-01. – Москва : Стандартинформ, 2008. – Текст : непосредственный.</w:t>
       </w:r>
     </w:p>
     <w:p>
